--- a/security_scanner/Phishield_Cyber_Risk_Scanner_User_Manual.docx
+++ b/security_scanner/Phishield_Cyber_Risk_Scanner_User_Manual.docx
@@ -2451,7 +2451,7 @@
         <w:spacing w:after="80"/>
       </w:pPr>
       <w:r>
-        <w:t>The score is calculated by converting each checker’s result to a 0–100 risk value (higher = riskier), multiplying by the checker’s weight, summing all weighted risks, and scaling to 0–1000. A WAF bonus of up to 50 points is subtracted if a web application firewall is detected.</w:t>
+        <w:t>The score is calculated by converting each checker’s result to a 0–100 risk value (higher = riskier), multiplying by the checker’s weight, summing all weighted risks, and scaling to 0–1000. A WAF bonus of up to 50 points is subtracted if a web application firewall is detected; this is reduced to 25 points when the same WAF actively blocked the scan (see WAF / DDoS Protection).</w:t>
       </w:r>
     </w:p>
     <w:p>
@@ -3264,7 +3264,25 @@
         <w:spacing w:after="80"/>
       </w:pPr>
       <w:r>
-        <w:t>A detected WAF provides a 50-point bonus reduction to the overall risk score (capped). This reflects the significant protection WAFs provide against automated attacks, SQL injection, XSS, and volumetric DDoS.</w:t>
+        <w:t>A detected WAF provides a bonus reduction of up to 50 points on the overall risk score (capped). This reflects the significant protection WAFs provide against automated attacks, SQL injection, XSS, and volumetric DDoS.</w:t>
+      </w:r>
+    </w:p>
+    <w:p>
+      <w:pPr>
+        <w:widowControl/>
+        <w:spacing w:after="80"/>
+      </w:pPr>
+      <w:r>
+        <w:t>When the same WAF or bot-manager actively blinded the scan — sustained 403/406/451 blocking, a challenge page, or probe timeouts — the bonus is discounted to 25 points. Otherwise the target would be credited twice: once for the genuine control, and again because the blinded path-prober checkers return falsely clean results. The blindness is a property of the defensive posture, not measured security.</w:t>
+      </w:r>
+    </w:p>
+    <w:p>
+      <w:pPr>
+        <w:widowControl/>
+        <w:spacing w:after="80"/>
+      </w:pPr>
+      <w:r>
+        <w:t>Partial coverage also propagates into the financial model. Because a blocked checker can only conceal loss-bearing findings, the catastrophe percentiles (1-in-100 / 1-in-200 / 1-in-250 and the P95 upper bound) are conservatively widened in proportion to the lost coverage, while the most-likely and median figures and the suggested cover stay anchored — uncertainty is increased, the expected loss is not pulled down. The report states the numeric adjustment alongside the Loss Exposure Scenarios and records it under financial_impact.coverage_adjustment in the JSON output. Rate-limiting alone, which still returns data, does not trigger the adjustment.</w:t>
       </w:r>
     </w:p>
     <w:p>
@@ -6595,7 +6613,7 @@
         <w:spacing w:after="80"/>
       </w:pPr>
       <w:r>
-        <w:t>The model runs 10,000 Monte Carlo iterations using PERT distributions (lambda=4). Key PERT parameters include SA recovery time PERT(3, 25, 120) days, cost-per-record ranges by industry, and ransom demand distributions calibrated to Sophos SA 2025 median payment data. The output includes:</w:t>
+        <w:t>The model runs 50,000 Monte Carlo iterations using PERT distributions (lambda=4). Key PERT parameters include SA recovery time PERT(3, 25, 120) days, cost-per-record ranges by industry, and ransom demand distributions calibrated to Sophos SA 2025 median payment data. The output includes:</w:t>
       </w:r>
     </w:p>
     <w:p>
@@ -6646,6 +6664,15 @@
       </w:pPr>
       <w:r>
         <w:t>P95 (95th percentile) — pessimistic scenario, only 5% chance the actual loss exceeds this. Used for recommended coverage limit.</w:t>
+      </w:r>
+    </w:p>
+    <w:p>
+      <w:pPr>
+        <w:widowControl/>
+        <w:spacing w:after="80"/>
+      </w:pPr>
+      <w:r>
+        <w:t>Coverage-adjusted tail: when a WAF or bot-manager blocked the scan, the catastrophe percentiles (P75 through P99.6 — the 1-in-100 / 1-in-200 / 1-in-250 and P95 views) are widened in proportion to the lost scan coverage, reflecting findings the scanner could not verify. The mode, median and expected loss are restored from the pre-adjustment distribution, so the central estimate and the suggested cover are unchanged. The adjustment is disclosed in the Loss Exposure Scenarios section of the report; rate-limiting alone does not trigger it.</w:t>
       </w:r>
     </w:p>
     <w:p>

--- a/security_scanner/Phishield_Cyber_Risk_Scanner_User_Manual.docx
+++ b/security_scanner/Phishield_Cyber_Risk_Scanner_User_Manual.docx
@@ -2065,11 +2065,6 @@
       </w:pPr>
       <w:r>
         <w:t>The gauge and cards summarise the detailed findings that follow. The risk score itself is explained in Section 7 (Scoring Methodology); each indicator is covered in depth in its checker section under Section 4.</w:t>
-      </w:r>
-    </w:p>
-    <w:p>
-      <w:r>
-        <w:br w:type="page"/>
       </w:r>
     </w:p>
     <w:p>

--- a/security_scanner/Phishield_Cyber_Risk_Scanner_User_Manual.docx
+++ b/security_scanner/Phishield_Cyber_Risk_Scanner_User_Manual.docx
@@ -7623,7 +7623,113 @@
           <w:color w:val="003366"/>
           <w:sz w:val="26"/>
         </w:rPr>
-        <w:t>4.6.18  Section Summary — Interpreting Exposure Results</w:t>
+        <w:t>4.6.19  Third-Party Cross-Correlation (Hudson Rock × S-4 × S-5)</w:t>
+      </w:r>
+    </w:p>
+    <w:p>
+      <w:pPr>
+        <w:widowControl/>
+        <w:spacing w:after="80"/>
+      </w:pPr>
+      <w:r>
+        <w:rPr>
+          <w:b/>
+        </w:rPr>
+        <w:t xml:space="preserve">What it checks: </w:t>
+      </w:r>
+      <w:r>
+        <w:t>Joins three independent risk signals into a single actionable finding: (A) Hudson Rock's infostealer-harvested credential count for third-party services used by the insured's employees; (B) the email-vendor surface detected by S-4 (vendors in the SPF send-authority chain); and (C) public-record breaches at those vendors per the curated S-5 vendor_breaches.json database. When all three sources align, the intersection is the highest-priority rotate-target in the entire scan.</w:t>
+      </w:r>
+    </w:p>
+    <w:p>
+      <w:pPr>
+        <w:widowControl/>
+        <w:spacing w:after="80"/>
+      </w:pPr>
+      <w:r>
+        <w:rPr>
+          <w:b/>
+        </w:rPr>
+        <w:t xml:space="preserve">How it works: </w:t>
+      </w:r>
+      <w:r>
+        <w:t>Post-scan Phase 4f reads cat_results['hudson_rock'], cat_results['email_vendor_surface'], and cat_results['vendor_breach']. The cavalier.hudsonrock.com free-tier endpoint returns aggregate counts only (no per-vendor breakdown), so the correlation is necessarily soft: when HR reports N third-party exposures AND M vendors are detected in the SPF chain AND K of those vendors have known public breaches, the K vendors in the intersection are the most likely candidates for the HR-reported harvest. The result is stored as cat_results['third_party_correlation'] with severity ladder critical (triple-source match) / high (HR + SPF) / medium (HR only).</w:t>
+      </w:r>
+    </w:p>
+    <w:p>
+      <w:pPr>
+        <w:widowControl/>
+        <w:spacing w:after="80"/>
+      </w:pPr>
+      <w:r>
+        <w:rPr>
+          <w:b/>
+        </w:rPr>
+        <w:t xml:space="preserve">Why it matters for insurance: </w:t>
+      </w:r>
+      <w:r>
+        <w:t>This is the strongest single signal in the model because three independent measurement methods confirm the same risk vector. The infostealer harvest is OBSERVED (not predicted); the vendor surface is DOCUMENTED (SPF DNS records); the vendor breach is PUBLIC RECORD. When all three align, the broker can write the rotate-list with confidence: 'rotate credentials at these specific vendors before underwriting completes.' Empirical anchor: Hudson Rock's 2024 infostealer data shows ~50% of compromised credentials are reused across multiple SaaS, and post-breach key rotation at vendors is incomplete years after disclosure (Ponemon Third-Party Risk 2023).</w:t>
+      </w:r>
+    </w:p>
+    <w:p>
+      <w:pPr>
+        <w:widowControl/>
+        <w:spacing w:after="80"/>
+      </w:pPr>
+      <w:r>
+        <w:rPr>
+          <w:b/>
+        </w:rPr>
+        <w:t xml:space="preserve">Scoring: </w:t>
+      </w:r>
+      <w:r>
+        <w:t>Wired as a P1 RSI factor (+0.06 raw on critical triple-source match; +0.04 on high HR+SPF match), with the same magnitude as RDP exposure (the dominant primary-access ransomware vector). Adds +0.04 / +0.02 to the financial-impact vulnerability uplift, stacking within the 0.15 cap. Triggers a dedicated REMEDIATION_MAP row with R0–R3,600 per vendor (credential rotation is cheap; the value is in the specificity of the rotate-list).</w:t>
+      </w:r>
+    </w:p>
+    <w:p>
+      <w:pPr>
+        <w:widowControl/>
+        <w:spacing w:after="80"/>
+      </w:pPr>
+      <w:r>
+        <w:rPr>
+          <w:b/>
+          <w:color w:val="003399"/>
+        </w:rPr>
+        <w:t xml:space="preserve">NOTE: </w:t>
+      </w:r>
+      <w:r>
+        <w:t>Surface coverage: this finding is explicitly rendered in ALL six broker-facing surfaces — HTML cat-card (Exposure &amp; Reputation), top recommendations block (auto via RECOMMENDATIONS), PDF body cat_third_party_correlation, PDF Broker Summary spotlight row, PDF Executive Deck Slide 4 Supply-Chain Exposure (7th card), Executive Deck Slide 7 Next Steps (promoted to Step 1 when critical). The verification harness asserts the signal appears in all rendered outputs.</w:t>
+      </w:r>
+    </w:p>
+    <w:p>
+      <w:pPr>
+        <w:widowControl/>
+        <w:spacing w:after="80"/>
+      </w:pPr>
+      <w:r>
+        <w:rPr>
+          <w:b/>
+          <w:color w:val="B40000"/>
+        </w:rPr>
+        <w:t xml:space="preserve">WARNING: </w:t>
+      </w:r>
+      <w:r>
+        <w:t>Soft-correlation caveat: the free Hudson Rock endpoint returns aggregate counts only, not per-vendor names. The 'suspected vendors' list is therefore the intersection of S-4 detected vendors and S-5 breach database — it identifies the highest-probability candidates, NOT a confirmed mapping. Brokers should treat the rotate-list as priority targets, not as definitive attribution. A v1.2 enhancement to fetch per-vendor data from a richer Hudson Rock endpoint would tighten the attribution.</w:t>
+      </w:r>
+    </w:p>
+    <w:p>
+      <w:pPr>
+        <w:keepNext/>
+        <w:spacing w:before="200" w:after="60"/>
+      </w:pPr>
+      <w:r>
+        <w:rPr>
+          <w:b/>
+          <w:color w:val="003366"/>
+          <w:sz w:val="26"/>
+        </w:rPr>
+        <w:t>4.6.20  Section Summary — Interpreting Exposure Results</w:t>
       </w:r>
     </w:p>
     <w:p>

--- a/security_scanner/Phishield_Cyber_Risk_Scanner_User_Manual.docx
+++ b/security_scanner/Phishield_Cyber_Risk_Scanner_User_Manual.docx
@@ -7683,7 +7683,7 @@
         <w:t xml:space="preserve">Scoring: </w:t>
       </w:r>
       <w:r>
-        <w:t>Wired as a P1 RSI factor (+0.06 raw on critical triple-source match; +0.04 on high HR+SPF match), with the same magnitude as RDP exposure (the dominant primary-access ransomware vector). Adds +0.04 / +0.02 to the financial-impact vulnerability uplift, stacking within the 0.15 cap. Triggers a dedicated REMEDIATION_MAP row with R0–R3,600 per vendor (credential rotation is cheap; the value is in the specificity of the rotate-list).</w:t>
+        <w:t>REPORTING-ONLY. The cross-correlation deliberately does NOT carry its own scoring weight, RSI factor, or financial-impact uplift. The underlying signals it joins — Hudson Rock infostealer harvest (via credential_risk), S-4 SPF vendor surface, S-5 known-breach matches — each already contribute to RSI and financial impact through their own channels. Adding a separate weight here would double-count the same data without empirical justification (no public evidence that the correlation itself increases breach cost beyond what each signal individually drives). The correlation's value is QUALITATIVE: tell the broker which specific vendors to rotate at, with confidence backed by three independent sources. Credential rotation is cheap (R0–R3,600 per vendor) — the value is in the specificity of the rotate-list, not in a phantom RSI reduction.</w:t>
       </w:r>
     </w:p>
     <w:p>

--- a/security_scanner/Phishield_Cyber_Risk_Scanner_User_Manual.docx
+++ b/security_scanner/Phishield_Cyber_Risk_Scanner_User_Manual.docx
@@ -12045,6 +12045,274 @@
       </w:pPr>
       <w:r>
         <w:t>The compliance framework mapping in the report is based solely on externally observable indicators. It does not constitute a formal compliance assessment or audit. Many compliance requirements relate to internal controls, policies, and processes that cannot be evaluated through external scanning alone. Organisations should engage qualified auditors for formal compliance assessments.</w:t>
+      </w:r>
+    </w:p>
+    <w:p>
+      <w:pPr>
+        <w:keepNext/>
+        <w:spacing w:before="200" w:after="60"/>
+      </w:pPr>
+      <w:r>
+        <w:rPr>
+          <w:b/>
+          <w:color w:val="003366"/>
+          <w:sz w:val="26"/>
+        </w:rPr>
+        <w:t>6.4 Sensitive Credential Disclosure &amp; Encrypted Export</w:t>
+      </w:r>
+    </w:p>
+    <w:p>
+      <w:pPr>
+        <w:widowControl/>
+        <w:spacing w:after="80"/>
+      </w:pPr>
+      <w:r>
+        <w:t>The scanner surfaces leaked credentials (DeHashed), active infostealer infections (Hudson Rock, with infection dates), and dark-web / forum circulation (IntelX or replacement). Because this is sensitive personal information, it is disclosed in TIERS by audience, and the complete unmasked detail — including the actual passwords — is delivered only on request, with the client's signed consent, as an encrypted file. This exposure is already circulating in the public / criminal domain; the scanner re-surfaces it solely so the organisation can remediate (force resets, enforce MFA).</w:t>
+      </w:r>
+    </w:p>
+    <w:p>
+      <w:pPr>
+        <w:widowControl/>
+        <w:spacing w:after="80"/>
+      </w:pPr>
+      <w:r>
+        <w:rPr>
+          <w:b/>
+        </w:rPr>
+        <w:t xml:space="preserve">Tiered disclosure: </w:t>
+      </w:r>
+      <w:r>
+        <w:t>what each output shows.</w:t>
+      </w:r>
+    </w:p>
+    <w:p>
+      <w:pPr>
+        <w:pStyle w:val="ListParagraph"/>
+        <w:widowControl/>
+        <w:spacing w:after="40"/>
+      </w:pPr>
+      <w:r>
+        <w:t>Executive Deck — counts only (number of exposed accounts, infected devices, services). No identifiers.</w:t>
+      </w:r>
+    </w:p>
+    <w:p>
+      <w:pPr>
+        <w:pStyle w:val="ListParagraph"/>
+        <w:widowControl/>
+        <w:spacing w:after="40"/>
+      </w:pPr>
+      <w:r>
+        <w:t>Broker Summary — 2-3 partially-masked example accounts / services plus summarised counts. No passwords.</w:t>
+      </w:r>
+    </w:p>
+    <w:p>
+      <w:pPr>
+        <w:pStyle w:val="ListParagraph"/>
+        <w:widowControl/>
+        <w:spacing w:after="40"/>
+      </w:pPr>
+      <w:r>
+        <w:t>Full Technical Report — enumerated, partially-masked accounts, a per-service summary, infection dates, and stealer families. No passwords.</w:t>
+      </w:r>
+    </w:p>
+    <w:p>
+      <w:pPr>
+        <w:pStyle w:val="ListParagraph"/>
+        <w:widowControl/>
+        <w:spacing w:after="40"/>
+      </w:pPr>
+      <w:r>
+        <w:t>Encrypted Credential Export (on request) — the complete list INCLUDING actual passwords, delivered as an encrypted file after signed client consent. Never stored on the scanner; generated on demand.</w:t>
+      </w:r>
+    </w:p>
+    <w:p>
+      <w:pPr>
+        <w:widowControl/>
+        <w:spacing w:after="80"/>
+      </w:pPr>
+      <w:r>
+        <w:t>Masking uses a partial reveal (first two plus last character of the local part, e.g. 'jo***n@example.com') so the organisation can recognise its own accounts — demonstrating the findings are real — while an outsider cannot reconstruct them.</w:t>
+      </w:r>
+    </w:p>
+    <w:p>
+      <w:pPr>
+        <w:widowControl/>
+        <w:spacing w:after="80"/>
+      </w:pPr>
+      <w:r>
+        <w:rPr>
+          <w:b/>
+        </w:rPr>
+        <w:t xml:space="preserve">Operator workflow (broker / scanner user): </w:t>
+      </w:r>
+      <w:r/>
+    </w:p>
+    <w:p>
+      <w:pPr>
+        <w:pStyle w:val="ListParagraph"/>
+        <w:widowControl/>
+        <w:spacing w:after="40"/>
+      </w:pPr>
+      <w:r>
+        <w:t>1. Obtain the client's SIGNED CONSENT form and upload it — this is the authorisation gate and the FAIS / POPIA audit trail.</w:t>
+      </w:r>
+    </w:p>
+    <w:p>
+      <w:pPr>
+        <w:pStyle w:val="ListParagraph"/>
+        <w:widowControl/>
+        <w:spacing w:after="40"/>
+      </w:pPr>
+      <w:r>
+        <w:t>2. Obtain the client's age PUBLIC key (the client generates it — see below). A public key is safe to share openly.</w:t>
+      </w:r>
+    </w:p>
+    <w:p>
+      <w:pPr>
+        <w:pStyle w:val="ListParagraph"/>
+        <w:widowControl/>
+        <w:spacing w:after="40"/>
+      </w:pPr>
+      <w:r>
+        <w:t>3. Trigger the export. The scanner re-queries DeHashed at that moment, builds the CSV, and encrypts it to the client's public key with age. No passwords are written to the scanner database.</w:t>
+      </w:r>
+    </w:p>
+    <w:p>
+      <w:pPr>
+        <w:pStyle w:val="ListParagraph"/>
+        <w:widowControl/>
+        <w:spacing w:after="40"/>
+      </w:pPr>
+      <w:r>
+        <w:t>4. Share the one-time, expiring download link with the client. The encrypted file is deleted after download or expiry.</w:t>
+      </w:r>
+    </w:p>
+    <w:p>
+      <w:pPr>
+        <w:pStyle w:val="ListParagraph"/>
+        <w:widowControl/>
+        <w:spacing w:after="40"/>
+      </w:pPr>
+      <w:r>
+        <w:t>5. Fallback if the client cannot use age keys: the scanner produces an AES-256 password-protected file; send the passphrase via a SEPARATE secure channel (never the same channel as the link).</w:t>
+      </w:r>
+    </w:p>
+    <w:p>
+      <w:pPr>
+        <w:widowControl/>
+        <w:spacing w:after="80"/>
+      </w:pPr>
+      <w:r>
+        <w:rPr>
+          <w:b/>
+        </w:rPr>
+        <w:t xml:space="preserve">Client guide — one-time setup (age, recommended): </w:t>
+      </w:r>
+      <w:r/>
+    </w:p>
+    <w:p>
+      <w:pPr>
+        <w:pStyle w:val="ListParagraph"/>
+        <w:widowControl/>
+        <w:spacing w:after="40"/>
+      </w:pPr>
+      <w:r>
+        <w:t>Install age (a small, free, cross-platform tool: github.com/FiloSottile/age).</w:t>
+      </w:r>
+    </w:p>
+    <w:p>
+      <w:pPr>
+        <w:pStyle w:val="ListParagraph"/>
+        <w:widowControl/>
+        <w:spacing w:after="40"/>
+      </w:pPr>
+      <w:r>
+        <w:t>Generate a keypair: run 'age-keygen -o key.txt'. This prints your PUBLIC key (starts with 'age1...') and writes your PRIVATE key to key.txt.</w:t>
+      </w:r>
+    </w:p>
+    <w:p>
+      <w:pPr>
+        <w:pStyle w:val="ListParagraph"/>
+        <w:widowControl/>
+        <w:spacing w:after="40"/>
+      </w:pPr>
+      <w:r>
+        <w:t>Send ONLY the public key (the 'age1...' line) to your broker. Keep key.txt (the private key) secret and backed up — without it the file cannot be opened.</w:t>
+      </w:r>
+    </w:p>
+    <w:p>
+      <w:pPr>
+        <w:widowControl/>
+        <w:spacing w:after="80"/>
+      </w:pPr>
+      <w:r>
+        <w:rPr>
+          <w:b/>
+        </w:rPr>
+        <w:t xml:space="preserve">Client guide — retrieve &amp; decrypt: </w:t>
+      </w:r>
+      <w:r/>
+    </w:p>
+    <w:p>
+      <w:pPr>
+        <w:pStyle w:val="ListParagraph"/>
+        <w:widowControl/>
+        <w:spacing w:after="40"/>
+      </w:pPr>
+      <w:r>
+        <w:t>Open the one-time link within its expiry window and download the '.age' file.</w:t>
+      </w:r>
+    </w:p>
+    <w:p>
+      <w:pPr>
+        <w:pStyle w:val="ListParagraph"/>
+        <w:widowControl/>
+        <w:spacing w:after="40"/>
+      </w:pPr>
+      <w:r>
+        <w:t>Decrypt: 'age -d -i key.txt -o credentials.csv credentials.csv.age'. The result is the plain CSV.</w:t>
+      </w:r>
+    </w:p>
+    <w:p>
+      <w:pPr>
+        <w:pStyle w:val="ListParagraph"/>
+        <w:widowControl/>
+        <w:spacing w:after="40"/>
+      </w:pPr>
+      <w:r>
+        <w:t>AES fallback: receive the passphrase from your broker via a separate channel, then open the file with 7-Zip (AES-256) or 'openssl enc -d -aes-256-cbc -in file.enc -out credentials.csv'.</w:t>
+      </w:r>
+    </w:p>
+    <w:p>
+      <w:pPr>
+        <w:widowControl/>
+        <w:spacing w:after="80"/>
+      </w:pPr>
+      <w:r>
+        <w:rPr>
+          <w:b/>
+          <w:color w:val="B40000"/>
+        </w:rPr>
+        <w:t xml:space="preserve">WARNING: </w:t>
+      </w:r>
+      <w:r>
+        <w:t>The encrypted export contains live passwords — treat it like any breach dump. Decrypt only on a secure workstation, action the password resets and MFA enrolment, then securely delete the file. The scanner itself never stores passwords, and none of the rendered reports (deck, broker summary, full report) ever contain passwords.</w:t>
+      </w:r>
+    </w:p>
+    <w:p>
+      <w:pPr>
+        <w:widowControl/>
+        <w:spacing w:after="80"/>
+      </w:pPr>
+      <w:r>
+        <w:rPr>
+          <w:b/>
+          <w:color w:val="003399"/>
+        </w:rPr>
+        <w:t xml:space="preserve">NOTE: </w:t>
+      </w:r>
+      <w:r>
+        <w:t>Why public-key (age) over a shared password: with age, only the client's private key — which never leaves them — can decrypt the file, so there is no secret to intercept in transit. A shared AES passphrase is offered only as a fallback and must travel on a channel separate from the file.</w:t>
       </w:r>
     </w:p>
     <w:p>

--- a/security_scanner/Phishield_Cyber_Risk_Scanner_User_Manual.docx
+++ b/security_scanner/Phishield_Cyber_Risk_Scanner_User_Manual.docx
@@ -7710,6 +7710,111 @@
       </w:r>
       <w:r>
         <w:t>Empirical anchor for the calibration: IBM Cost of a Data Breach 2024 reports supply-chain compromise as the initial attack vector in 12% of breaches (vs Verizon DBIR 2025's 30% third-party 'involvement' figure, which bundles upstream compromise with partner-data exposure and credential reuse). Mandiant M-Trends 2025 puts the strict trojanised-vendor subset at ~3%. The defensible 'upstream root cause' rate lies in the 12-20% band. The FAIR model under-estimates loss-given-breach for the 12% SC-vectored slice — see FIN-9 in the gap analysis for the conditional LGB Pareto refinement that addresses this.</w:t>
+      </w:r>
+    </w:p>
+    <w:p>
+      <w:pPr>
+        <w:keepNext/>
+        <w:spacing w:before="200" w:after="60"/>
+      </w:pPr>
+      <w:r>
+        <w:rPr>
+          <w:b/>
+          <w:color w:val="003366"/>
+          <w:sz w:val="26"/>
+        </w:rPr>
+        <w:t>4.6.18  Credential Exposure Correlation (DeHashed × Recency × Infostealer × IntelX)</w:t>
+      </w:r>
+    </w:p>
+    <w:p>
+      <w:pPr>
+        <w:widowControl/>
+        <w:spacing w:after="80"/>
+      </w:pPr>
+      <w:r>
+        <w:rPr>
+          <w:b/>
+        </w:rPr>
+        <w:t xml:space="preserve">What it checks: </w:t>
+      </w:r>
+      <w:r>
+        <w:t>A reporting-only cross-correlation that joins four independent credential signals already gathered elsewhere in the scan into a single rotate-now verdict: (1) the breached-credential corpus from Dehashed (4.6.6); (2) the recency of that exposure, dated from IntelX, HIBP-enriched breach dates, and — most reliably — the infostealer infection date; (3) active theft from Hudson Rock infostealer infections (4.6.7); and (4) active circulation / trading from IntelX leak, paste, and dark-web mentions (4.6.8). It is the credential analogue of the Third-Party Cross-Correlation card (4.6.19) and follows the same design pattern.</w:t>
+      </w:r>
+    </w:p>
+    <w:p>
+      <w:pPr>
+        <w:widowControl/>
+        <w:spacing w:after="80"/>
+      </w:pPr>
+      <w:r>
+        <w:rPr>
+          <w:b/>
+        </w:rPr>
+        <w:t xml:space="preserve">How it works: </w:t>
+      </w:r>
+      <w:r>
+        <w:t>The verdict escalates from NONE up to CRITICAL based on how many signals confirm ACTIVE (not merely historical) compromise. The decisive factor is a date-proven fresh infostealer infection (≤90 days): a breached corpus PLUS a live infection is CRITICAL; a recent non-combo breach or aged infection is HIGH; a corpus that is merely circulating with no fresh-theft proof is MEDIUM (it may already be rotated); old datable exposure with no active signal is LOW. Every dated record is bucketed into a recency timeline (&lt;30d / 30-90d / 90-180d / 180-360d / 1-2yr / &gt;2yr) so the reader can see at a glance whether the exposure is fresh or stale.</w:t>
+      </w:r>
+    </w:p>
+    <w:p>
+      <w:pPr>
+        <w:widowControl/>
+        <w:spacing w:after="80"/>
+      </w:pPr>
+      <w:r>
+        <w:rPr>
+          <w:b/>
+        </w:rPr>
+        <w:t xml:space="preserve">Active vs re-circulated — the date-anchor discipline: </w:t>
+      </w:r>
+      <w:r>
+        <w:t>Aggregator / combo-list sources (e.g. ALIEN TXTBASE) are flagged as re-packaged historical data: a recent OBSERVED date on a combo list is re-circulation, not fresh theft, and on its own does not qualify as 'genuinely recent'. Only the infostealer infection date — a point-in-time malware capture — is treated as a reliable freshness anchor. This prevents a recycled compilation from inflating the verdict to CRITICAL.</w:t>
+      </w:r>
+    </w:p>
+    <w:p>
+      <w:pPr>
+        <w:widowControl/>
+        <w:spacing w:after="80"/>
+      </w:pPr>
+      <w:r>
+        <w:rPr>
+          <w:b/>
+        </w:rPr>
+        <w:t xml:space="preserve">Password-bearing records are counted, not assumed: </w:t>
+      </w:r>
+      <w:r>
+        <w:t>The card reports the breached-record total AND, separately, how many of those records actually carry a password — e.g. '13 leaked credential records (2 with passwords)'. Only the plaintext- and hashed-password subset (from Dehashed's credential breakdown) is counted as 'with passwords'; the remaining records are breach-exposure rows (email appeared in a breach) with no credential attached. This distinction is deliberate: tagging the full corpus as 'with passwords' would overstate the rotate-now severity that underwriters act on.</w:t>
+      </w:r>
+    </w:p>
+    <w:p>
+      <w:pPr>
+        <w:widowControl/>
+        <w:spacing w:after="80"/>
+      </w:pPr>
+      <w:r>
+        <w:rPr>
+          <w:b/>
+        </w:rPr>
+        <w:t xml:space="preserve">Why it matters for insurance: </w:t>
+      </w:r>
+      <w:r>
+        <w:t>This card answers the single question an underwriter cares about for credentials — 'is someone able to log in right now?' — by separating live, date-proven exposure from old or recycled data. A HIGH or CRITICAL verdict justifies a forced-reset + MFA remediation condition before binding; a MEDIUM/LOW verdict on aged-only exposure provides assurance that the credential risk is largely historical.</w:t>
+      </w:r>
+    </w:p>
+    <w:p>
+      <w:pPr>
+        <w:widowControl/>
+        <w:spacing w:after="80"/>
+      </w:pPr>
+      <w:r>
+        <w:rPr>
+          <w:b/>
+          <w:color w:val="003399"/>
+        </w:rPr>
+        <w:t xml:space="preserve">NOTE: </w:t>
+      </w:r>
+      <w:r>
+        <w:t>Like the Third-Party Cross-Correlation card, this is REPORTING-ONLY and carries NO scoring weight. The underlying signals (Dehashed, Hudson Rock, IntelX) already score through their own channels and the Credential Risk Assessment (4.6.9) provides the headline verdict; a separate weight here would double-count. The correlation exists to prioritise the rotate-list, not to move the score.</w:t>
       </w:r>
     </w:p>
     <w:p>

--- a/security_scanner/Phishield_Cyber_Risk_Scanner_User_Manual.docx
+++ b/security_scanner/Phishield_Cyber_Risk_Scanner_User_Manual.docx
@@ -3157,6 +3157,22 @@
     </w:p>
     <w:p>
       <w:pPr>
+        <w:widowControl/>
+        <w:spacing w:after="80"/>
+      </w:pPr>
+      <w:r>
+        <w:rPr>
+          <w:b/>
+          <w:color w:val="003399"/>
+        </w:rPr>
+        <w:t xml:space="preserve">NOTE: </w:t>
+      </w:r>
+      <w:r>
+        <w:t>Blocked or unreachable responses: if the final response to the scanner is not a success (2xx) status — for example, a WAF or CDN returns a 403 or 503 challenge/block page to the scanner's user agent — the headers on that block page do not represent the site's real configuration. In that case the check reports 'could not assess (blocked/unreachable)' and emits no header score, and scoring and remediation fall back to neutral, rather than recording every security header as missing. The renderers show this as an amber, non-penalising card.</w:t>
+      </w:r>
+    </w:p>
+    <w:p>
+      <w:pPr>
         <w:keepNext/>
         <w:spacing w:before="200" w:after="60"/>
       </w:pPr>
@@ -3181,7 +3197,7 @@
         <w:t xml:space="preserve">What it checks:  </w:t>
       </w:r>
       <w:r>
-        <w:t>The scanner sends an HTTPS request to the domain and examines the response for signatures that indicate a Web Application Firewall (WAF) or DDoS protection service is in place. Detection is based on three categories of evidence: HTTP response headers unique to the WAF vendor, cookies set by the WAF, and characteristic content in the response body.</w:t>
+        <w:t>The scanner sends an HTTPS request to the domain and examines the response for signatures that indicate a Web Application Firewall (WAF) or DDoS protection service is in place. Detection is based strictly on transport-layer evidence: HTTP response headers unique to the WAF vendor, cookies set by the WAF, and the Server header. Vendor strings appearing in the page body are deliberately NOT used as a signal — a page that merely mentions a vendor's name (for example in marketing copy) must not be reported as protected by that vendor's WAF.</w:t>
       </w:r>
     </w:p>
     <w:p>
@@ -3240,17 +3256,17 @@
         <w:spacing w:after="40"/>
       </w:pPr>
       <w:r>
-        <w:t>Sucuri -- Detected via x-sucuri-id header, x-sucuri-cache header, and body content.</w:t>
-      </w:r>
-    </w:p>
-    <w:p>
-      <w:pPr>
-        <w:pStyle w:val="ListParagraph"/>
-        <w:widowControl/>
-        <w:spacing w:after="40"/>
-      </w:pPr>
-      <w:r>
-        <w:t>F5 BIG-IP ASM -- Detected via proprietary headers and F5 session cookies.</w:t>
+        <w:t>Sucuri -- Detected via x-sucuri-id and x-sucuri-cache headers.</w:t>
+      </w:r>
+    </w:p>
+    <w:p>
+      <w:pPr>
+        <w:pStyle w:val="ListParagraph"/>
+        <w:widowControl/>
+        <w:spacing w:after="40"/>
+      </w:pPr>
+      <w:r>
+        <w:t>F5 BIG-IP ASM -- Detected only via genuine F5 markers: the x-wa-info header, BIG-IP / TS01 / F5 session cookies, or a Server: BIG-IP header. The ubiquitous x-frame-options header is NOT treated as an F5 signal, as almost any hardened site sets it.</w:t>
       </w:r>
     </w:p>
     <w:p>
@@ -4053,7 +4069,7 @@
         <w:spacing w:after="40"/>
       </w:pPr>
       <w:r>
-        <w:t>The scanner checks up to 40 common DKIM selector names to locate your published key.</w:t>
+        <w:t>The scanner checks up to 40 common DKIM selector names to locate your published key. A selector is only counted as a real DKIM record when its TXT value actually contains a DKIM key — that is, a v=DKIM1 tag or a p= public-key tag. A selector name that merely resolves (for example, because the domain uses a DNS wildcard) but carries no key is ignored, so a wildcard cannot inflate the DKIM result with non-existent selectors.</w:t>
       </w:r>
     </w:p>
     <w:p>
@@ -4603,7 +4619,22 @@
         <w:t xml:space="preserve">How It Works: </w:t>
       </w:r>
       <w:r>
-        <w:t>The scanner performs a TCP port scan against your domain’s resolved IP addresses, checking for commonly targeted services. Each discovered open port is classified into one of three risk tiers.</w:t>
+        <w:t>The scanner performs a TCP port scan against your domain’s resolved IP addresses, checking for commonly targeted services. Each discovered open port is classified into one of three risk tiers. When a domain resolves to (or has) more than one IP address, each exposed port is attributed in the report to the specific IP it was actually found on — so, for example, an open FTP port on a real origin server is shown against that origin's address rather than against the CDN edge address the domain name points to.</w:t>
+      </w:r>
+    </w:p>
+    <w:p>
+      <w:pPr>
+        <w:widowControl/>
+        <w:spacing w:after="80"/>
+      </w:pPr>
+      <w:r>
+        <w:rPr>
+          <w:b/>
+        </w:rPr>
+        <w:t xml:space="preserve">DNS Records Surfaced: </w:t>
+      </w:r>
+      <w:r>
+        <w:t>Alongside the port findings, the card surfaces the domain's core DNS posture: whether the zone is DNSSEC-signed (a DNSKEY present at the apex), whether AAAA (IPv6) records are published, and the domain's TXT records. DNSSEC status is shown explicitly so that a DNSSEC-related recommendation is always backed by a visible status in the same card.</w:t>
       </w:r>
     </w:p>
     <w:p>
@@ -5258,7 +5289,7 @@
         <w:t xml:space="preserve">VPN Gateway Detection: </w:t>
       </w:r>
       <w:r>
-        <w:t>The scanner identifies known VPN and remote access gateways by checking for characteristic ports, HTTP response headers, and TLS certificate attributes associated with common VPN solutions. Detected platforms include Citrix Gateway (NetScaler), Fortinet FortiGate, Pulse Secure (now Ivanti Connect Secure), Palo Alto GlobalProtect, Cisco AnyConnect, SonicWall, and WireGuard.</w:t>
+        <w:t>The scanner identifies known VPN and remote access gateways by checking for characteristic ports, HTTP response headers, and TLS certificate attributes associated with common VPN solutions. Detected platforms include Citrix Gateway (NetScaler), Fortinet FortiGate, Pulse Secure (now Ivanti Connect Secure), Palo Alto GlobalProtect, Cisco AnyConnect, SonicWall, and WireGuard. To avoid false positives, a vendor is only matched when a genuine vendor marker is returned over an HTTP 200 response that also passes a body-sanity check — a loose substring appearing in any response (such as a CDN challenge page or single-page-app shell) is not sufficient. This gate is applied uniformly to all of the supported gateways, including Microsoft RDS Web, which additionally requires genuine RDWeb tokens.</w:t>
       </w:r>
     </w:p>
     <w:p>
@@ -5681,7 +5712,7 @@
         <w:t xml:space="preserve">How it works: </w:t>
       </w:r>
       <w:r>
-        <w:t>For IP-based checks, the scanner reverses the IP address octets and performs DNS A-record lookups against five major blacklists: Spamhaus ZEN (zen.spamhaus.org), SpamCop (bl.spamcop.net), SORBS (dnsbl.sorbs.net), Barracuda (b.barracudacentral.org), and UCEProtect (dnsbl-1.uceprotect.net). For domain-based checks, it queries Spamhaus DBL (dbl.spamhaus.org) and URIBL (uribl.com). A successful DNS resolution means the IP or domain is listed.</w:t>
+        <w:t>For IP-based checks, the scanner reverses the IP address octets and performs DNS A-record lookups against four major blacklists: Spamhaus ZEN (zen.spamhaus.org), SpamCop (bl.spamcop.net), Barracuda (b.barracudacentral.org), and UCEProtect (dnsbl-1.uceprotect.net). For domain-based checks, it queries Spamhaus DBL (dbl.spamhaus.org) and URIBL (uribl.com). A bare DNS resolution is not by itself treated as a listing: the scanner validates each reply against the list's documented return codes and only counts a genuine listing code (typically 127.0.0.2 and above). Error, blocked, and refused replies — Spamhaus open-resolver / rate-limit codes in the 127.255.255.x range and the URIBL 127.0.0.1 query-refused code — are explicitly rejected, so an infrastructure response is never mistaken for a blacklisting.</w:t>
       </w:r>
     </w:p>
     <w:p>
@@ -5740,7 +5771,7 @@
         <w:spacing w:after="40"/>
       </w:pPr>
       <w:r>
-        <w:t>Listed on dnsbl.sorbs.net — SORBS listings often indicate the IP is on a dynamic/residential range or has been an open relay.</w:t>
+        <w:t>Listed on dnsbl-1.uceprotect.net — UCEProtect listings often indicate the IP sits on a range with a poor sending reputation or has been an open relay.</w:t>
       </w:r>
     </w:p>
     <w:p>
@@ -5826,7 +5857,7 @@
         <w:t xml:space="preserve">How it works: </w:t>
       </w:r>
       <w:r>
-        <w:t>HTTPS GET requests are sent to each path with a four-second timeout and redirects disabled. Up to 15 paths are probed concurrently using a thread pool. An HTTP 200 response means the path is directly accessible — this is a confirmed exposure. For critical paths, HTTP 401 and 403 responses are also flagged because they confirm the path exists (a server that returns 403 on /.env has admitted the file is there, even if it is access-controlled). Non-critical paths only flag on HTTP 200.</w:t>
+        <w:t>HTTPS GET requests are sent to each path with a four-second timeout and redirects disabled. Up to 15 paths are probed concurrently using a thread pool. Only an HTTP 200 response that also passes a body-sanity check counts as an exposure — confirming the path is directly accessible and is serving real content rather than a generic landing or error page. HTTP 401 and 403 responses are treated as PROTECTED (access-controlled) and are NOT counted as findings: a server that returns 403 on /.env or /wp-admin is enforcing access control, which is the desired posture. This 200-only, body-checked approach mirrors the dependency-manifest probe and prevents WAF/CDN-defended sites from being penalised for blocking the probe.</w:t>
       </w:r>
     </w:p>
     <w:p>
@@ -5905,7 +5936,7 @@
         <w:spacing w:after="40"/>
       </w:pPr>
       <w:r>
-        <w:t>/.git/HEAD — HTTP 403: The Git repository metadata exists on the server. While blocked, its presence confirms a deployment practice that may expose source code if misconfigured.</w:t>
+        <w:t>/.git/HEAD — HTTP 200 (CRITICAL): The Git repository metadata is publicly readable, allowing an attacker to reconstruct the source tree. A path that instead returns 401/403 is reported as protected and does not appear as a finding.</w:t>
       </w:r>
     </w:p>
     <w:p>
@@ -5967,7 +5998,7 @@
         <w:t xml:space="preserve">What it checks: </w:t>
       </w:r>
       <w:r>
-        <w:t>The scanner discovers subdomains through two methods: Certificate Transparency (CT) log scanning via crt.sh and DNS brute-force resolution of 50+ common prefixes (www, mail, vpn, dev, staging, test, admin, api, beta, backup, jenkins, gitlab, jira, grafana, kibana, phpmyadmin, cpanel, owa, exchange, and many more). Discovered subdomains are classified as 'risky' if they contain keywords associated with development, administration, or internal infrastructure.</w:t>
+        <w:t>The scanner discovers subdomains through two methods. Certificate Transparency (CT) log scanning via crt.sh is the PRIMARY source — it reveals every subdomain that has ever had a public certificate issued. DNS brute-force resolution of 50+ common prefixes (www, mail, vpn, dev, staging, test, admin, api, beta, backup, jenkins, gitlab, jira, grafana, kibana, phpmyadmin, cpanel, owa, exchange, and many more) is the secondary source, used to catch subdomains that have no certificate. Discovered subdomains are classified as 'risky' when a risk keyword (dev, staging, admin, backup, etc.) appears as a distinct label — the apex itself and the ordinary www host are excluded from the risky count.</w:t>
       </w:r>
     </w:p>
     <w:p>
@@ -5982,7 +6013,7 @@
         <w:t xml:space="preserve">How it works: </w:t>
       </w:r>
       <w:r>
-        <w:t>First, a query to crt.sh retrieves all certificates ever issued for the domain and its subdomains from public Certificate Transparency logs. This reveals subdomains the organisation may have forgotten about — old staging servers, decommissioned APIs, and test environments. Second, the scanner resolves each of the 50+ brute-force prefixes via DNS to catch subdomains that may not have certificates. Each discovered subdomain is tagged with risk keywords (dev, staging, test, admin, backup, database, internal, vpn, etc.).</w:t>
+        <w:t>First, a query to crt.sh retrieves all certificates ever issued for the domain and its subdomains from public Certificate Transparency logs (the query is retried once before giving up). This reveals subdomains the organisation may have forgotten about — old staging servers, decommissioned APIs, and test environments. The report only narrates results as discovered 'via Certificate Transparency' when this crt.sh query actually succeeded; if CT is unavailable the card does not claim a CT source. Second, the scanner resolves each of the 50+ brute-force prefixes via DNS. Before doing so it runs a wildcard-DNS guard: two random non-existent labels are resolved, and if they answer (meaning *.domain is a catch-all wildcard) brute-force discovery is suppressed, because every guessed prefix would otherwise appear to resolve and fabricate subdomains that do not exist. Each genuinely discovered subdomain is tagged with risk keywords (dev, staging, test, admin, backup, database, internal, vpn, etc.).</w:t>
       </w:r>
     </w:p>
     <w:p>
@@ -6259,6 +6290,22 @@
     </w:p>
     <w:p>
       <w:pPr>
+        <w:widowControl/>
+        <w:spacing w:after="80"/>
+      </w:pPr>
+      <w:r>
+        <w:rPr>
+          <w:b/>
+          <w:color w:val="003399"/>
+        </w:rPr>
+        <w:t xml:space="preserve">NOTE: </w:t>
+      </w:r>
+      <w:r>
+        <w:t>Source-honesty: the free Shodan InternetDB path does not return ASN or hosting-country data, so when only InternetDB is available the card shows ASN and Country as 'not available' rather than inventing a placeholder count. Similarly, when OSV.dev reports a vulnerability with no real CVSS score, the severity is shown as estimated (derived from the database's own severity label) and flagged as such, rather than presenting a fabricated numeric CVSS.</w:t>
+      </w:r>
+    </w:p>
+    <w:p>
+      <w:pPr>
         <w:keepNext/>
         <w:widowControl/>
         <w:spacing w:after="80"/>
@@ -6793,6 +6840,21 @@
         <w:rPr>
           <w:b/>
         </w:rPr>
+        <w:t xml:space="preserve">Counting password-bearing records: </w:t>
+      </w:r>
+      <w:r>
+        <w:t>Where the assessment reports an exposed-credential count, it counts the records (mailboxes) that actually carry a password — the plaintext- and hashed-password subset from the Dehashed credential breakdown — rather than treating a single 'passwords present' indicator as if it were a count. The figure is therefore phrased so the reader can see both the total exposure and how much of it is directly loginable (for example, one mailbox carrying a password across thirteen breach-exposure records). Email addresses are lower-cased and trimmed before the unique-mailbox tally so that the same address in different letter cases is not double-counted.</w:t>
+      </w:r>
+    </w:p>
+    <w:p>
+      <w:pPr>
+        <w:widowControl/>
+        <w:spacing w:after="80"/>
+      </w:pPr>
+      <w:r>
+        <w:rPr>
+          <w:b/>
+        </w:rPr>
         <w:t xml:space="preserve">Risk levels and their meanings: </w:t>
       </w:r>
       <w:r>
@@ -7098,7 +7160,7 @@
         <w:t xml:space="preserve">What it checks: </w:t>
       </w:r>
       <w:r>
-        <w:t>The scanner generates lookalike domain permutations and checks which ones are registered and actively resolving via DNS. These lookalike domains can be used for phishing attacks targeting the organisation's employees, clients, and partners. The scanner employs eight generation techniques: character omission, adjacent character swap, character duplication, homoglyph substitution (visually similar characters like 'o' and '0', 'l' and '1'), adjacent-keyboard typos (fat-finger errors), TLD variants (e.g., .com to .net, .co, .io, .co.za), dot insertion, and hyphen insertion.</w:t>
+        <w:t>The scanner generates lookalike domain permutations and checks which ones are registered and actively resolving via DNS. These lookalike domains can be used for phishing attacks targeting the organisation's employees, clients, and partners. The scanner employs several generation techniques: character omission, adjacent character swap, character duplication, ASCII homoglyph substitution (visually similar characters like 'o' and '0', 'l' and '1'), adjacent-keyboard typos (fat-finger errors), TLD variants (e.g., .com to .net, .co, .io, .co.za), dot insertion, and hyphen insertion. It also generates a bounded set of IDN / homoglyph candidates — internationalised-domain lookalikes that substitute Unicode characters resembling Latin letters (e.g. a Cyrillic 'а' for an ASCII 'a') and are registered in their punycode (xn--) form. These are the hardest lookalikes for a human to spot in an address bar.</w:t>
       </w:r>
     </w:p>
     <w:p>
@@ -7113,7 +7175,7 @@
         <w:t xml:space="preserve">How it works: </w:t>
       </w:r>
       <w:r>
-        <w:t>First, the domain is split into its name and TLD components (handling multi-part TLDs like .co.za). The permutation engine generates all variants using the eight techniques above. For homoglyph substitution, the scanner uses a mapping of visually similar characters (a/4/@, b/d/6, e/3, i/1/l/!, o/0, s/5/$, etc.). For keyboard typos, it uses an adjacency map of QWERTY keyboard neighbours. TLD variants are checked across 17 common TLDs including .com, .net, .org, .co, .dev, .online, .io, .info, .co.za, and .africa. Each generated permutation is checked via DNS resolution — if it resolves, the domain is registered and active. Resolved domains are further checked for SSL certificates, which indicate the lookalike is actively being used (possibly for phishing with a convincing HTTPS connection). Each permutation includes a visual similarity percentage.</w:t>
+        <w:t>First, the domain is split into its name and TLD components (handling multi-part TLDs like .co.za). The permutation engine generates all variants using the techniques above. For ASCII homoglyph substitution, the scanner uses a mapping of visually similar characters (a/4/@, b/d/6, e/3, i/1/l/!, o/0, s/5/$, etc.). IDN / homoglyph candidates are built by swapping a Latin letter for a confusable Unicode character and encoding the result to its punycode (xn--) label, which is what actually appears in DNS; this set is deliberately bounded to keep the permutation space manageable. For keyboard typos, it uses an adjacency map of QWERTY keyboard neighbours. TLD variants are checked across 17 common TLDs including .com, .net, .org, .co, .dev, .online, .io, .info, .co.za, and .africa. Each generated permutation is checked via DNS resolution — if it resolves, the domain is registered and active. Resolved domains are further checked for SSL certificates, which indicate the lookalike is actively being used (possibly for phishing with a convincing HTTPS connection). Each permutation includes a visual similarity percentage.</w:t>
       </w:r>
     </w:p>
     <w:p>
@@ -7573,7 +7635,7 @@
         <w:t xml:space="preserve">What it checks: </w:t>
       </w:r>
       <w:r>
-        <w:t>WordPress-only. A cheap discriminator probes /wp-content/, /wp-login.php, and /wp-includes/; if none respond the checker reports 'skipped' (the site is not WordPress and the card does not render in the report). When WordPress is detected, the scanner enumerates 25 popular plugin slugs by HEADing /wp-content/plugins/&lt;slug&gt;/ and harvests version strings from /wp-content/plugins/&lt;slug&gt;/readme.txt via the 'Stable tag:' header.</w:t>
+        <w:t>WordPress-only. The checker first establishes a genuine WordPress fingerprint by probing /wp-content/, /wp-login.php, and /wp-includes/, guarded by a random-path catch-all test so a site that returns 200 for every URL (a soft-404 / SPA front end behind a CDN) is NOT mistaken for WordPress. If no genuine fingerprint is found the checker reports 'skipped' (the site is not WordPress and the card does not render in the report). Only when WordPress is confirmed does the scanner enumerate 25 popular plugin slugs by requesting /wp-content/plugins/&lt;slug&gt;/readme.txt; a plugin is counted only when that readme returns HTTP 200 AND passes a body-sanity check confirming it is a real plugin readme (not a generic page). Version strings are harvested from the readme's 'Stable tag:' header.</w:t>
       </w:r>
     </w:p>
     <w:p>
@@ -8080,7 +8142,16 @@
         <w:spacing w:after="80"/>
       </w:pPr>
       <w:r>
-        <w:t>The scanner maintains 29 end-of-life (EOL) software signatures that are checked against every detected component. A component is flagged as EOL when its version falls below the vendor's actively supported threshold. For example, jQuery versions below 3.x, PHP below 8.1, or WordPress major releases that no longer receive security updates.</w:t>
+        <w:t>The scanner maintains a curated end-of-life (EOL) software signature table — refreshed against endoflife.date — that is checked against every detected component. It spans the server-side and runtime stacks most commonly exposed in response headers: PHP, Node.js, Python, OpenSSL, Apache httpd, nginx, Microsoft IIS, Apache Tomcat/Coyote, and ASP.NET. Only branches that are genuinely past their vendor security-EOL date are listed (for example PHP 8.0 and below, OpenSSL 1.1.1 and below, or nginx 1.18 and below); still-supported branches are intentionally absent so they are not flagged.</w:t>
+      </w:r>
+    </w:p>
+    <w:p>
+      <w:pPr>
+        <w:widowControl/>
+        <w:spacing w:after="80"/>
+      </w:pPr>
+      <w:r>
+        <w:t>Version matching is anchored on a component boundary: the matched version token must be followed by a non-digit, so a signature for a branch such as 7.1 matches '7.1' but does NOT spuriously match a newer release like 7.10. This prevents a supported version from being mislabelled end-of-life because its version string happens to begin with an older branch number.</w:t>
       </w:r>
     </w:p>
     <w:p>

--- a/security_scanner/Phishield_Cyber_Risk_Scanner_User_Manual.docx
+++ b/security_scanner/Phishield_Cyber_Risk_Scanner_User_Manual.docx
@@ -4049,6 +4049,16 @@
     </w:p>
     <w:p>
       <w:pPr>
+        <w:pStyle w:val="ListParagraph"/>
+        <w:widowControl/>
+        <w:spacing w:after="40"/>
+      </w:pPr>
+      <w:r>
+        <w:t>The scanner scores the SPF qualifier, not merely the record's presence. A terminal -all (fail) is the secure target; ~all (soft-fail) and ?all (neutral) do not instruct receivers to reject spoofed mail (RFC 7208; NIST SP 800-177 Trustworthy Email; M3AAWG). Because a DMARC policy of quarantine or reject governs the disposition of failing mail regardless of the SPF qualifier, the soft-qualifier penalty is applied only when DMARC is not at enforcement - so a deliberate ~all paired with an enforcing DMARC policy, a common and valid configuration for large senders, is not penalised. A bare all is treated as +all (Pass) per RFC 7208. The penalty magnitudes are conservative and calibration-gated. Where a non-enforcing soft-fail or neutral SPF is found, the report's remediation recommends hardening the policy to a terminal -all and includes it in the expected-loss mitigation estimate.</w:t>
+      </w:r>
+    </w:p>
+    <w:p>
+      <w:pPr>
         <w:widowControl/>
         <w:spacing w:after="80"/>
       </w:pPr>
@@ -4191,7 +4201,7 @@
         <w:t xml:space="preserve">WARNING: </w:t>
       </w:r>
       <w:r>
-        <w:t>A domain with no DMARC record or a DMARC policy of 'none' offers no protection against email spoofing. Attackers actively scan for these domains and use them in targeted phishing campaigns. Business email compromise attacks that exploit missing DMARC are among the most financially damaging cyber incidents.</w:t>
+        <w:t>A domain with no DMARC record or a DMARC policy of 'none' offers no protection against email spoofing. Attackers actively scan for these domains and use them in targeted phishing campaigns. Business email compromise attacks that exploit missing DMARC are among the most financially damaging cyber incidents. The scanner scores a 'none' policy as non-enforcing and includes moving it to quarantine or reject in the expected-loss remediation estimate.</w:t>
       </w:r>
     </w:p>
     <w:p>
@@ -7346,6 +7356,15 @@
         <w:spacing w:after="80"/>
       </w:pPr>
       <w:r>
+        <w:t>Presentation: across all supply-chain signals (related domains, third-party scripts, dependency manifests, the email-vendor surface, vendor-breach correlation, CMS plugins and the cross-correlation), the executive deck presents a single rolled-up supply-chain verdict and only the signals carrying a material finding; the full per-signal detail appears in the technical report and the HTML view. A checker that runs and finds nothing is reported as clean - a positive due-diligence result - which is distinct from a checker that did not run or is not applicable (for example, the CMS-plugin checker on a non-WordPress site).</w:t>
+      </w:r>
+    </w:p>
+    <w:p>
+      <w:pPr>
+        <w:widowControl/>
+        <w:spacing w:after="80"/>
+      </w:pPr>
+      <w:r>
         <w:rPr>
           <w:b/>
         </w:rPr>
@@ -7771,7 +7790,7 @@
         <w:t xml:space="preserve">NOTE: </w:t>
       </w:r>
       <w:r>
-        <w:t>Empirical anchor for the calibration: IBM Cost of a Data Breach 2024 reports supply-chain compromise as the initial attack vector in 12% of breaches (vs Verizon DBIR 2025's 30% third-party 'involvement' figure, which bundles upstream compromise with partner-data exposure and credential reuse). Mandiant M-Trends 2025 puts the strict trojanised-vendor subset at ~3%. The defensible 'upstream root cause' rate lies in the 12-20% band. The FAIR model under-estimates loss-given-breach for the 12% SC-vectored slice — see FIN-9 in the gap analysis for the conditional LGB Pareto refinement that addresses this.</w:t>
+        <w:t>Empirical anchor for the calibration: IBM Cost of a Data Breach 2024 reports supply-chain compromise as the initial attack vector in 12% of breaches (vs Verizon DBIR 2025's 30% third-party 'involvement' figure, which bundles upstream compromise with partner-data exposure and credential reuse). Mandiant M-Trends 2025 puts the strict trojanised-vendor subset at ~3%. The defensible 'upstream root cause' rate lies in the 12-20% band. The catastrophe model captures this loss-given-breach severity through the records-driven C1 liability (a supplier-vectored breach still exposes the insured's full record base), and discloses correlated systemic supply-chain catastrophe at portfolio level. The earlier conditional-Pareto loss-given-breach widening was retired to keep one signal mapped to one channel and avoid double-counting.</w:t>
       </w:r>
     </w:p>
     <w:p>
@@ -9975,6 +9994,22 @@
     </w:p>
     <w:p>
       <w:pPr>
+        <w:widowControl/>
+        <w:spacing w:after="80"/>
+      </w:pPr>
+      <w:r>
+        <w:rPr>
+          <w:b/>
+          <w:color w:val="003399"/>
+        </w:rPr>
+        <w:t xml:space="preserve">NOTE: </w:t>
+      </w:r>
+      <w:r>
+        <w:t>Credential signals are combined conservatively. When multiple weaker credential indicators co-occur, their combined contribution is discounted by a flat factor of 0.3 rather than summed, reflecting the empirically low validity of leaked-credential corpora in credential-stuffing attacks (roughly 1 to 3 per cent of leaked pairs still authenticate). Recency of publication is deliberately not used as a freshness proxy, because the publication date of a breach list is not the age of the underlying credentials.</w:t>
+      </w:r>
+    </w:p>
+    <w:p>
+      <w:pPr>
         <w:keepNext/>
         <w:spacing w:before="200" w:after="60"/>
       </w:pPr>
@@ -10055,27 +10090,27 @@
         <w:spacing w:after="40"/>
       </w:pPr>
       <w:r>
-        <w:t>C1: Post-breach liability (residual) — notification costs, credit monitoring, legal fees, reputational damage, and customer churn. This is the residual after C2-C5 are allocated.</w:t>
-      </w:r>
-    </w:p>
-    <w:p>
-      <w:pPr>
-        <w:pStyle w:val="ListParagraph"/>
-        <w:widowControl/>
-        <w:spacing w:after="40"/>
-      </w:pPr>
-      <w:r>
-        <w:t>C2: Regulatory fines per jurisdiction — POPIA fines (up to R10 million), GDPR exposure (4% of global turnover, uncapped) if applicable, and PCI DSS fines if applicable. Jurisdiction-specific calculations based on the scan input toggles.</w:t>
-      </w:r>
-    </w:p>
-    <w:p>
-      <w:pPr>
-        <w:pStyle w:val="ListParagraph"/>
-        <w:widowControl/>
-        <w:spacing w:after="40"/>
-      </w:pPr>
-      <w:r>
-        <w:t>C3: Business interruption — revenue loss during recovery. Uses a SA-calibrated PERT distribution for recovery time: PERT(3, 25, 120) days, reflecting the Sophos SA 2025 finding that SA organisations take a median of 25 days to recover from ransomware.</w:t>
+        <w:t>C1: Post-breach liability - notification costs, credit monitoring, legal fees, reputational damage, and customer churn. The central (expected-loss) view computes C1 as the residual of the IBM SA breach anchor after C2-C5 are allocated. The catastrophe view computes C1 instead as a records-driven stand-alone liability: a realised catastrophe breach exposes approximately the full record base, so catastrophe-C1 equals the estimated records held multiplied by a per-record liability of R90, carrying a lognormal heavy tail, floored at the central residual. The R90 figure is the international class-action settlement anchor (Anthem approximately R27, Capital One approximately R33 and Equifax approximately R53 per affected person, plus legal and credit-monitoring load). For smaller organisations the residual floor dominates; for large consumer record-holders the records-driven term dominates.</w:t>
+      </w:r>
+    </w:p>
+    <w:p>
+      <w:pPr>
+        <w:pStyle w:val="ListParagraph"/>
+        <w:widowControl/>
+        <w:spacing w:after="40"/>
+      </w:pPr>
+      <w:r>
+        <w:t>C2: Regulatory fines per jurisdiction. The expected (P50) POPIA figure is enforcement-anchored as the probability of a fine given a breach (0.02) multiplied by the expected fine given that a fine is levied (R5 million), giving R100 000 expected. Both inputs are anchored to POPIA's entire administrative-fine record to date: two Section 109 fines (Department of Justice 2023 and Department of Basic Education 2024), each R5 million, both public-sector and both for failure to comply with an enforcement notice, with zero private-commercial fines. The catastrophe view uses the full R10 million Section 109 statutory ceiling. GDPR exposure (4% of global turnover, uncapped) and PCI DSS fines are added where the scan input toggles indicate they apply.</w:t>
+      </w:r>
+    </w:p>
+    <w:p>
+      <w:pPr>
+        <w:pStyle w:val="ListParagraph"/>
+        <w:widowControl/>
+        <w:spacing w:after="40"/>
+      </w:pPr>
+      <w:r>
+        <w:t>C3: Business interruption - revenue loss during recovery. The Monte Carlo recovery-time distribution is PERT(2, 14, 90) days (mode 14, mean approximately 24.7, maximum 90): the 14-day mode reflects a good incident-response / Sophos Rapid Response recovery, the approximately 25-day mean matches the Coveware and IBM 2025 average of around 24 days, and the 90-day maximum is the insurance indemnity-period cap. The central business-interruption figure retains a 25-day point estimate, equal to the new distribution mean.</w:t>
       </w:r>
     </w:p>
     <w:p>
@@ -10208,6 +10243,15 @@
         <w:spacing w:after="80"/>
       </w:pPr>
       <w:r>
+        <w:t>Vulnerability is a convex function of the 0-1000 risk score, the score divided by 1000 and raised to the power 1.8, so the modelled breach probability accelerates only toward the Critical band rather than rising linearly. The curve shape and the 0.30 loss-event-frequency scalar are anchored to published breach-likelihood evidence: the Cyentia IRIS small-and-medium-business annual loss-event rate (under 2%), BitSight and Marsh rating-to-incident absolutes (a rating above 700 corresponds to under 1%, and below 500 to roughly 3%), and the SecurityScorecard A-to-F breach-likelihood ladder, which is steeply convex. At a neutral threat environment the calibrated curve places a well-postured organisation under 2%, a mid-posture organisation around 5%, and a Critical-posture organisation at 12% and above.</w:t>
+      </w:r>
+    </w:p>
+    <w:p>
+      <w:pPr>
+        <w:widowControl/>
+        <w:spacing w:after="80"/>
+      </w:pPr>
+      <w:r>
         <w:t>The RSI score drives ransomware-family incidents specifically. Ransomware initial access vector weights are calibrated to Sophos SA 2025 survey data:</w:t>
       </w:r>
     </w:p>
@@ -10258,6 +10302,15 @@
       </w:pPr>
       <w:r>
         <w:t>These weights rebalance the RSI contributing factors so that credential exposure and vulnerability posture carry appropriately higher weight in the ransomware probability calculation than secondary indicators like missing headers or weak DNS.</w:t>
+      </w:r>
+    </w:p>
+    <w:p>
+      <w:pPr>
+        <w:widowControl/>
+        <w:spacing w:after="80"/>
+      </w:pPr>
+      <w:r>
+        <w:t>Ransomware enters the expected annual loss as a FAIR loss-event frequency: the RSI score is multiplied by the same 0.30 loss-event-frequency scalar used for the data-breach leg, then partitioned across the ransomware incident types by their conditional shares. Reusing the breach scalar - rather than adding a separate threat-frequency term - keeps the ransomware and breach legs on a common FAIR basis and the expected annual loss internally consistent with the reported breach probability.</w:t>
       </w:r>
     </w:p>
     <w:p>
@@ -10289,16 +10342,16 @@
         <w:spacing w:after="80"/>
       </w:pPr>
       <w:r>
-        <w:t>Key PERT parameters include SA recovery time PERT(3, 25, 120) days, cost-per-record ranges by industry, and ransom demand distributions calibrated to the Sophos SA 2025 median payment data. Catastrophe-leg PERT upper bounds were widened 2.5x to 5x for the total breach magnitude and from 7 days to 21 days for extortion downtime, reflecting the empirical SA cat events of the past five years (Transnet 2021, Life Healthcare 2020, Experian 2020) that exceeded the previous 2.5x ceiling.</w:t>
-      </w:r>
-    </w:p>
-    <w:p>
-      <w:pPr>
-        <w:widowControl/>
-        <w:spacing w:after="80"/>
-      </w:pPr>
-      <w:r>
-        <w:t>The simulation produces a full probability distribution from which percentiles are extracted at five reference percentiles (P5, P25, P50, P75, P95) plus three return-period percentiles (P99 = 1-in-100 year, P99.5 = 1-in-200, P99.6 = 1-in-250). A pure-numpy Generalised Pareto Distribution Peaks-Over-Threshold fit is applied above P95 for defensible extrapolation at the longest return period; the fit falls back to raw percentiles if it fails sanity checks. Both raw and fitted values are recorded in the JSON output for audit.</w:t>
+        <w:t>Key PERT parameters include SA recovery time PERT(2, 14, 90) days, cost-per-record ranges by industry, and ransom demand distributions calibrated to the Sophos SA 2025 median payment data. Catastrophe-leg PERT upper bounds were widened 2.5x to 5x for the total breach magnitude and from 7 days to 21 days for extortion downtime, reflecting the empirical SA cat events of the past five years (Transnet 2021, Life Healthcare 2020, Experian 2020) that exceeded the previous 2.5x ceiling.</w:t>
+      </w:r>
+    </w:p>
+    <w:p>
+      <w:pPr>
+        <w:widowControl/>
+        <w:spacing w:after="80"/>
+      </w:pPr>
+      <w:r>
+        <w:t>The simulation produces a full probability distribution from which percentiles are extracted at five reference percentiles (P5, P25, P50, P75, P95) plus three catastrophe-severity tiers (P99, P99.5, P99.6, reported as the 1-in-100 / 1-in-200 / 1-in-250 cover tiers). A pure-numpy Generalised Pareto Distribution Peaks-Over-Threshold fit is applied above P95 for defensible extrapolation at the longest return period; the fit falls back to raw percentiles if it fails sanity checks. Both raw and fitted values are recorded in the JSON output for audit.</w:t>
       </w:r>
     </w:p>
     <w:p>
@@ -10312,66 +10365,16 @@
           <w:color w:val="003366"/>
           <w:sz w:val="26"/>
         </w:rPr>
-        <w:t>Loss Exposure Scenarios (FAIS-safe cover sizing)</w:t>
-      </w:r>
-    </w:p>
-    <w:p>
-      <w:pPr>
-        <w:widowControl/>
-        <w:spacing w:after="80"/>
-      </w:pPr>
-      <w:r>
-        <w:t>The financial impact card no longer presents a single Recommended Cover Limit figure. Under FAIS reasonable-advice and appropriate-disclosure obligations, a UMA recommending a specific cover amount constitutes financial advice; the scanner provides analytical inputs to support a broker / client cover-sizing decision rather than making that decision on behalf of the insured. The output therefore presents a Loss Exposure Scenarios table with five named figures:</w:t>
-      </w:r>
-    </w:p>
-    <w:p>
-      <w:pPr>
-        <w:pStyle w:val="ListParagraph"/>
-        <w:widowControl/>
-        <w:spacing w:after="40"/>
-      </w:pPr>
-      <w:r>
-        <w:t>Most Likely (mode) — the peak of the loss distribution; the single most probable annual loss outcome.</w:t>
-      </w:r>
-    </w:p>
-    <w:p>
-      <w:pPr>
-        <w:pStyle w:val="ListParagraph"/>
-        <w:widowControl/>
-        <w:spacing w:after="40"/>
-      </w:pPr>
-      <w:r>
-        <w:t>Median (P50) — half of all simulated outcomes fall below this figure. Reasonable anchor for premium-rating calculations.</w:t>
-      </w:r>
-    </w:p>
-    <w:p>
-      <w:pPr>
-        <w:pStyle w:val="ListParagraph"/>
-        <w:widowControl/>
-        <w:spacing w:after="40"/>
-      </w:pPr>
-      <w:r>
-        <w:t>1-in-100 event (P99) — the loss level expected to be exceeded once in 100 years (1% annual exceedance probability). Standard reinsurance / underwriting convention for cover sizing.</w:t>
-      </w:r>
-    </w:p>
-    <w:p>
-      <w:pPr>
-        <w:pStyle w:val="ListParagraph"/>
-        <w:widowControl/>
-        <w:spacing w:after="40"/>
-      </w:pPr>
-      <w:r>
-        <w:t>1-in-200 event (P99.5) — aligned with the FSCA SAM (Solvency Assessment and Management) regime's catastrophe scenario.</w:t>
-      </w:r>
-    </w:p>
-    <w:p>
-      <w:pPr>
-        <w:pStyle w:val="ListParagraph"/>
-        <w:widowControl/>
-        <w:spacing w:after="40"/>
-      </w:pPr>
-      <w:r>
-        <w:t>1-in-250 event (P99.6) — extreme tail view requested for catastrophe-cover discussions. GPD-fitted from the right tail of the simulation.</w:t>
+        <w:t>Catastrophe tail: severity of a single severe event</w:t>
+      </w:r>
+    </w:p>
+    <w:p>
+      <w:pPr>
+        <w:widowControl/>
+        <w:spacing w:after="80"/>
+      </w:pPr>
+      <w:r>
+        <w:t>The expected-loss and most-likely figures are computed by probability-weighting each incident type (annual probability multiplied by severity) - the expected annual loss. The catastrophe and cover-sizing figures are constructed differently: they report the SEVERITY of a single severe event - a full-stack double-extortion breach - at increasing percentiles of a severity distribution. They answer the question 'if a severe event occurs, how large would it be?', and are therefore CONDITIONAL on a severe event occurring and INDEPENDENT of security posture: posture changes the frequency of loss events, not the size of a realised one. A compound, loss-given-event annual distribution (each incident type drawn as a Bernoulli occurrence, full severity on occurrence) is also computed and retained in the JSON output for audit; its mean equals the probability-weighted expected loss, so the expected-loss and remediation figures are unchanged. Reporting the catastrophe tail as conditional severity prevents the cover view from collapsing toward zero as an organisation improves its posture: a realised data-breach or ransomware event remains expensive even for a well-defended firm.</w:t>
       </w:r>
     </w:p>
     <w:p>
@@ -10387,16 +10390,7 @@
         <w:t xml:space="preserve">NOTE: </w:t>
       </w:r>
       <w:r>
-        <w:t>Headline consistency: wherever a single 'Estimated Annual Loss' figure is shown (the broker-summary tile, the executive deck headline, and the Attacker's-View data-impact line), it is the Median (P50) — the same value as the Median row above. It is NOT the probability-weighted mean (expected annual loss / ALE), which for a right-skewed loss distribution sits below the median and would otherwise disagree with every other headline figure.</w:t>
-      </w:r>
-    </w:p>
-    <w:p>
-      <w:pPr>
-        <w:widowControl/>
-        <w:spacing w:after="80"/>
-      </w:pPr>
-      <w:r>
-        <w:t>Selection of the appropriate cover limit from these scenarios is the responsibility of the insured in consultation with the broker. The report presents the analysis; the broker structures the cover.</w:t>
+        <w:t>Supply-chain catastrophe is handled without double-counting. The severity of a supplier-vectored breach is already inside the records-driven C1 liability, and the supply-chain signal raises the breach probability through a single vulnerability uplift. A correlated systemic supply-chain catastrophe, in which many insureds are compromised through one shared vendor (as in the MOVEit 2023 event), is an accumulation risk that is disclosed and managed at portfolio level rather than priced into an individual insured's loss number, mirroring the South African Covid-19 business-interruption precedent of disclosing rather than modelling correlated systemic loss.</w:t>
       </w:r>
     </w:p>
     <w:p>
@@ -10410,34 +10404,91 @@
           <w:color w:val="003366"/>
           <w:sz w:val="26"/>
         </w:rPr>
-        <w:t>Coverage-adjusted tail (WAF blind-spot)</w:t>
-      </w:r>
-    </w:p>
-    <w:p>
-      <w:pPr>
-        <w:widowControl/>
-        <w:spacing w:after="80"/>
-      </w:pPr>
-      <w:r>
-        <w:t>When a WAF / bot-manager blocks the scan, the path-prober checkers (exposed admin panels, information disclosure, technology stack, website security, HTTP headers) return no findings. Treated naively this reads as 'clean' and would price the target as lower risk, even though the scanner simply could not see those sections. A blind spot is downside-only: a hidden finding can only make the loss worse, never better.</w:t>
-      </w:r>
-    </w:p>
-    <w:p>
-      <w:pPr>
-        <w:widowControl/>
-        <w:spacing w:after="80"/>
-      </w:pPr>
-      <w:r>
-        <w:t>The model therefore widens the catastrophe percentiles (1-in-100 / 1-in-200 / 1-in-250 and the P95 upper bound) in proportion to the lost scan coverage, while leaving the most-likely and median figures, and the suggested deductible, anchored to the pre-adjustment distribution. Uncertainty is increased; the expected loss is not pulled down. Rate-limiting alone (which still returns data) does not trigger the adjustment.</w:t>
-      </w:r>
-    </w:p>
-    <w:p>
-      <w:pPr>
-        <w:widowControl/>
-        <w:spacing w:after="80"/>
-      </w:pPr>
-      <w:r>
-        <w:t>When the adjustment is active, the Loss Exposure Scenarios section of the report states the WAF intervention type, the number and names of the unverified checkers, the scan coverage percentage, and the approximate percentage by which the catastrophe rows were widened. This closes the loop between the qualitative Partial Coverage Notice and the figures, and is recorded under financial_impact.coverage_adjustment in the JSON output for the FAIS audit trail.</w:t>
+        <w:t>Loss Exposure Scenarios (FAIS-safe cover sizing)</w:t>
+      </w:r>
+    </w:p>
+    <w:p>
+      <w:pPr>
+        <w:widowControl/>
+        <w:spacing w:after="80"/>
+      </w:pPr>
+      <w:r>
+        <w:t>The financial impact card no longer presents a single Recommended Cover Limit figure. Under FAIS reasonable-advice and appropriate-disclosure obligations, a UMA recommending a specific cover amount constitutes financial advice; the scanner provides analytical inputs to support a broker / client cover-sizing decision rather than making that decision on behalf of the insured. The output therefore presents a Loss Exposure Scenarios table with five named figures - the first two are annual-loss scenarios; the last three are the SEVERITY of a single severe event, conditional on it occurring and therefore posture-independent:</w:t>
+      </w:r>
+    </w:p>
+    <w:p>
+      <w:pPr>
+        <w:pStyle w:val="ListParagraph"/>
+        <w:widowControl/>
+        <w:spacing w:after="40"/>
+      </w:pPr>
+      <w:r>
+        <w:t>Most Likely (mode) — the peak of the loss distribution; the single most probable annual loss outcome.</w:t>
+      </w:r>
+    </w:p>
+    <w:p>
+      <w:pPr>
+        <w:pStyle w:val="ListParagraph"/>
+        <w:widowControl/>
+        <w:spacing w:after="40"/>
+      </w:pPr>
+      <w:r>
+        <w:t>Median (P50) — half of all simulated outcomes fall below this figure. Reasonable anchor for premium-rating calculations.</w:t>
+      </w:r>
+    </w:p>
+    <w:p>
+      <w:pPr>
+        <w:pStyle w:val="ListParagraph"/>
+        <w:widowControl/>
+        <w:spacing w:after="40"/>
+      </w:pPr>
+      <w:r>
+        <w:t>Severe event (P99 severity) — the severity of a single severe event at the 99th percentile of the severity distribution, conditional on a severe event occurring. A cover-sizing figure (how large a severe loss could be), NOT an annual frequency. Standard reinsurance / underwriting convention; reported under the 1-in-100 cover tier.</w:t>
+      </w:r>
+    </w:p>
+    <w:p>
+      <w:pPr>
+        <w:pStyle w:val="ListParagraph"/>
+        <w:widowControl/>
+        <w:spacing w:after="40"/>
+      </w:pPr>
+      <w:r>
+        <w:t>Extreme event (P99.5 severity) — the next severity tier, aligned with the FSCA SAM (Solvency Assessment and Management) regime's catastrophe benchmark; reported under the 1-in-200 cover tier.</w:t>
+      </w:r>
+    </w:p>
+    <w:p>
+      <w:pPr>
+        <w:pStyle w:val="ListParagraph"/>
+        <w:widowControl/>
+        <w:spacing w:after="40"/>
+      </w:pPr>
+      <w:r>
+        <w:t>Catastrophic event (P99.6 severity) — the extreme severity tier and the standard SAM / reinsurance catastrophe benchmark (reported as 1-in-250), GPD-fitted from the right tail of the severity distribution.</w:t>
+      </w:r>
+    </w:p>
+    <w:p>
+      <w:pPr>
+        <w:widowControl/>
+        <w:spacing w:after="80"/>
+      </w:pPr>
+      <w:r>
+        <w:rPr>
+          <w:b/>
+          <w:color w:val="003399"/>
+        </w:rPr>
+        <w:t xml:space="preserve">NOTE: </w:t>
+      </w:r>
+      <w:r>
+        <w:t>Headline consistency: wherever a single 'Estimated Annual Loss' figure is shown (the broker-summary tile, the executive deck headline, and the Attacker's-View data-impact line), it is the Median (P50) — the same value as the Median row above. It is NOT the probability-weighted mean (expected annual loss / ALE), which for a right-skewed loss distribution sits below the median and would otherwise disagree with every other headline figure.</w:t>
+      </w:r>
+    </w:p>
+    <w:p>
+      <w:pPr>
+        <w:widowControl/>
+        <w:spacing w:after="80"/>
+      </w:pPr>
+      <w:r>
+        <w:t>Selection of the appropriate cover limit from these scenarios is the responsibility of the insured in consultation with the broker. The report presents the analysis; the broker structures the cover.</w:t>
       </w:r>
     </w:p>
     <w:p>
@@ -10451,16 +10502,117 @@
           <w:color w:val="003366"/>
           <w:sz w:val="26"/>
         </w:rPr>
-        <w:t>Suggested deductible</w:t>
-      </w:r>
-    </w:p>
-    <w:p>
-      <w:pPr>
-        <w:widowControl/>
-        <w:spacing w:after="80"/>
-      </w:pPr>
-      <w:r>
-        <w:t>The model still surfaces a suggested deductible figure as operational input for the broker, calculated as a percentage of the loss exposure scaled by the RSI score. The deductible percentage ranges from 0.5% (low risk) to 20% (critical risk) on a non-linear curve, with increments accelerating at higher risk levels. This is not a cover-limit recommendation - it is the amount the insured can reasonably self-insure as the trade-off against premium.</w:t>
+        <w:t>Probability and cover reporting views (FAIR decomposition)</w:t>
+      </w:r>
+    </w:p>
+    <w:p>
+      <w:pPr>
+        <w:widowControl/>
+        <w:spacing w:after="80"/>
+      </w:pPr>
+      <w:r>
+        <w:t>The financial impact is reported across the three axes of the FAIR decomposition: a frequency view (annual probability), a severity view (the cover-sizing ladder below), and an expected-loss view (the estimated annual loss). These are presentation re-expressions of signals already scored elsewhere in the model; they introduce no new weighting and no double-counting.</w:t>
+      </w:r>
+    </w:p>
+    <w:p>
+      <w:pPr>
+        <w:widowControl/>
+        <w:spacing w:after="80"/>
+      </w:pPr>
+      <w:r>
+        <w:t>Two annual-probability figures are reported, nested and separately defined, so that frequency is not confused with severity and the two probabilities are not confused with each other.</w:t>
+      </w:r>
+    </w:p>
+    <w:p>
+      <w:pPr>
+        <w:pStyle w:val="ListParagraph"/>
+        <w:widowControl/>
+        <w:spacing w:after="40"/>
+      </w:pPr>
+      <w:r>
+        <w:t>Data-breach probability is the FAIR loss-event frequency p_breach (Vulnerability x TEF x 0.30) defined above - the annual likelihood specifically of a data breach, meaning a confidentiality loss or exfiltration of records.</w:t>
+      </w:r>
+    </w:p>
+    <w:p>
+      <w:pPr>
+        <w:pStyle w:val="ListParagraph"/>
+        <w:widowControl/>
+        <w:spacing w:after="40"/>
+      </w:pPr>
+      <w:r>
+        <w:t>Total cyber-incident probability is the annual likelihood of any modelled cyber incident. It combines the breach channel and the ransomware channel as an independent union - one minus the product of one-minus-each-channel-probability - where the ransomware-channel frequency is the RSI score multiplied by the same 0.30 loss-event-frequency scalar used for the breach leg. It nests above the data-breach figure and is by construction always greater than or equal to it.</w:t>
+      </w:r>
+    </w:p>
+    <w:p>
+      <w:pPr>
+        <w:widowControl/>
+        <w:spacing w:after="80"/>
+      </w:pPr>
+      <w:r>
+        <w:t>Each probability is graded against its own band set; reusing one band set across both figures would mislabel a typical multi-channel rate.</w:t>
+      </w:r>
+    </w:p>
+    <w:p>
+      <w:pPr>
+        <w:pStyle w:val="ListParagraph"/>
+        <w:widowControl/>
+        <w:spacing w:after="40"/>
+      </w:pPr>
+      <w:r>
+        <w:t>The data-breach probability is graded on firm public breach-rate bands: below 1% Strong, 1 to 2% Good, 2 to 3% Typical, 3 to 6% Elevated, 6 to 12% High, and above 12% Critical. These cut-offs follow the same published evidence as the probability curve - the Cyentia IRIS small-and-medium-business annual loss-event rate (under 2%), and the BitSight and SecurityScorecard rating-to-breach ladders.</w:t>
+      </w:r>
+    </w:p>
+    <w:p>
+      <w:pPr>
+        <w:pStyle w:val="ListParagraph"/>
+        <w:widowControl/>
+        <w:spacing w:after="40"/>
+      </w:pPr>
+      <w:r>
+        <w:t>The total cyber-incident probability is graded on a separate, provisional multi-channel band set: below 5% Low, 5 to 15% Typical, 15 to 30% Elevated, and above 30% High. These bands are provisional pending a dedicated multi-channel calibration and are labelled as provisional in the report.</w:t>
+      </w:r>
+    </w:p>
+    <w:p>
+      <w:pPr>
+        <w:widowControl/>
+        <w:spacing w:after="80"/>
+      </w:pPr>
+      <w:r>
+        <w:t>A third and separate line reports an availability resilience indicator. It spans outage and availability risk arising from both denial-of-service and system or infrastructure-failure causes, and is derived heuristically from the WAF, CDN, hosting-concentration (single autonomous system) and DNS-blocklist signals. It is reported as an indicative measure only: it is not a calibrated probability, and because outage and system-failure cover varies between policies and over time it carries no statement of policy coverage. It describes the risk - the stable and prevalent fact - and is kept on its own line because it is a different risk type (availability rather than breach or extortion) measured on different signals.</w:t>
+      </w:r>
+    </w:p>
+    <w:p>
+      <w:pPr>
+        <w:widowControl/>
+        <w:spacing w:after="80"/>
+      </w:pPr>
+      <w:r>
+        <w:rPr>
+          <w:b/>
+          <w:color w:val="003399"/>
+        </w:rPr>
+        <w:t xml:space="preserve">NOTE: </w:t>
+      </w:r>
+      <w:r>
+        <w:t>The availability resilience indicator is flagged in the JSON output as not calibrated. A FAIR re-anchoring of this figure is a recorded future step and is required before it is ever presented as a calibrated rate.</w:t>
+      </w:r>
+    </w:p>
+    <w:p>
+      <w:pPr>
+        <w:widowControl/>
+        <w:spacing w:after="80"/>
+      </w:pPr>
+      <w:r>
+        <w:t>The cover-sizing ladder is a simplified three-tier view drawn from the same severity distribution as the Loss Exposure Scenarios table: a typical severe breach at the median severity (P50), a bad breach at the P95 severity, and a catastrophic breach at the 1-in-250 (P99.6) severity. The three tiers are used because the top return-period percentiles (P99, P99.5 and P99.6) compress to within roughly 7% of one another, so a P50-to-P99.6 spread gives the broker a more meaningful cover band. The ladder reports the severity of a single severe event and is therefore posture-independent: the figures do not move with the security score, consistent with the compound catastrophe construction described above. Cover selection remains the responsibility of the insured in consultation with the broker.</w:t>
+      </w:r>
+    </w:p>
+    <w:p>
+      <w:pPr>
+        <w:widowControl/>
+        <w:spacing w:after="80"/>
+      </w:pPr>
+      <w:r>
+        <w:t>The expected-loss remediation panel is presented frequency-first. It leads with the movement in the data-breach probability and its grade, before and after the modelled remediations, with the percentage reduction in modelled annual exposure and the catastrophe cover figure (the 1-in-250 severity) as context. Because severity is posture-independent, the catastrophe cover figure is unchanged by remediation - remediation lowers the likelihood of a loss, not the worst-case severity of one. The absolute Rand saving is retained as a secondary figure.</w:t>
       </w:r>
     </w:p>
     <w:p>
@@ -10474,64 +10626,34 @@
           <w:color w:val="003366"/>
           <w:sz w:val="26"/>
         </w:rPr>
-        <w:t>Catastrophe Regulatory Stack (C2 cost component)</w:t>
-      </w:r>
-    </w:p>
-    <w:p>
-      <w:pPr>
-        <w:widowControl/>
-        <w:spacing w:after="80"/>
-      </w:pPr>
-      <w:r>
-        <w:t>The catastrophe-view C2 component sums applicable statutory maxima across every regulatory framework that could impose a fine on the scanned entity in a worst-case breach. Each statutory maximum is scaled by an Enterprise Capacity Factor that reflects how SA regulators actually behave: small entities face proportionally lower enforcement than the full ceiling, while large entities can realistically face the full statutory maximum. Without this scaling a R10M FSP would face the same cat ceiling as Sanlam at R200B - indefensible.</w:t>
-      </w:r>
-    </w:p>
-    <w:p>
-      <w:pPr>
-        <w:pStyle w:val="ListParagraph"/>
-        <w:widowControl/>
-        <w:spacing w:after="40"/>
-      </w:pPr>
-      <w:r>
-        <w:t>Always-on: POPIA Section 109 (R10M ceiling) + ECTA Section 89 (R1M cat estimate). POPIA Section 99 civil exposure is disclosed qualitatively but NOT included in the quantitative stack - civil exposure depends on contractual data invisible to an external scan.</w:t>
-      </w:r>
-    </w:p>
-    <w:p>
-      <w:pPr>
-        <w:pStyle w:val="ListParagraph"/>
-        <w:widowControl/>
-        <w:spacing w:after="40"/>
-      </w:pPr>
-      <w:r>
-        <w:t>Flag-driven: CPA Section 112 (B2C flag, 10% turnover or R1M), JSE Listings Requirements (listed_company flag, R7.5M), GDPR (EU flag, 4% turnover), PCI DSS (card flag, R700K-R1M).</w:t>
-      </w:r>
-    </w:p>
-    <w:p>
-      <w:pPr>
-        <w:pStyle w:val="ListParagraph"/>
-        <w:widowControl/>
-        <w:spacing w:after="40"/>
-      </w:pPr>
-      <w:r>
-        <w:t>Industry-keyed (auto-applied from sub_industry): FSCA / FAIS Section 167 (R100M cat assumption) for FS sub-industries, FIC Section 45C (R50M legal-person cap) for accountable institutions, NHA Section 17(2) + HPCSA for Health Services (R6M base; Medical Schemes Act, Pharmacy Act, SAHPRA add-ons via sub_industry_detail), Legal Practice Act / LPC for Legal Services, Electronic Communications Act / ICASA for telecoms (R50M cap), Mine Health and Safety Act (R3M) for mining sub-industries, PFMA Section 86 (R5M) for all public sector sub-industries.</w:t>
-      </w:r>
-    </w:p>
-    <w:p>
-      <w:pPr>
-        <w:widowControl/>
-        <w:spacing w:after="80"/>
-      </w:pPr>
-      <w:r>
-        <w:t>Enterprise Capacity Factor revenue-band table: &lt; R10M = 0.10; R10M-R25M = 0.15; R25M-R75M = 0.25; R75M-R200M = 0.45; R200M-R500M = 0.65; R500M-R1B = 0.80; R1B-R10B = 0.95; &gt;= R10B = 1.00. Reflects the SA Information Regulator's Section 109(3) 'extent and ability' considerations and equivalent enforcement-discretion patterns across other SA regulators.</w:t>
-      </w:r>
-    </w:p>
-    <w:p>
-      <w:pPr>
-        <w:widowControl/>
-        <w:spacing w:after="80"/>
-      </w:pPr>
-      <w:r>
-        <w:t>Worked example - R200M listed FS broker (B2C, accountable institution), capacity factor 0.65: POPIA R10M x 0.65 = R6.5M; ECTA R1M x 0.65 = R0.65M; CPA 10% x R200M = R20M (no factor - percentage already scales); FSCA R100M x 0.65 = R65M; FIC R50M x 0.65 = R32.5M; JSE R7.5M x 0.65 = R4.875M. Total cat stack: approximately R129.5M. The same entity at R10M revenue (capacity factor 0.15) would face approximately R24M total.</w:t>
+        <w:t>Coverage-adjusted tail (WAF blind-spot)</w:t>
+      </w:r>
+    </w:p>
+    <w:p>
+      <w:pPr>
+        <w:widowControl/>
+        <w:spacing w:after="80"/>
+      </w:pPr>
+      <w:r>
+        <w:t>When a WAF / bot-manager blocks the scan, the path-prober checkers (exposed admin panels, information disclosure, technology stack, website security, HTTP headers) return no findings. Treated naively this reads as 'clean' and would price the target as lower risk, even though the scanner simply could not see those sections. A blind spot is downside-only: a hidden finding can only make the loss worse, never better.</w:t>
+      </w:r>
+    </w:p>
+    <w:p>
+      <w:pPr>
+        <w:widowControl/>
+        <w:spacing w:after="80"/>
+      </w:pPr>
+      <w:r>
+        <w:t>The model therefore widens the catastrophe percentiles (1-in-100 / 1-in-200 / 1-in-250 and the P95 upper bound) in proportion to the lost scan coverage, while leaving the most-likely and median figures, and the suggested deductible, anchored to the pre-adjustment distribution. Uncertainty is increased; the expected loss is not pulled down. Rate-limiting alone (which still returns data) does not trigger the adjustment.</w:t>
+      </w:r>
+    </w:p>
+    <w:p>
+      <w:pPr>
+        <w:widowControl/>
+        <w:spacing w:after="80"/>
+      </w:pPr>
+      <w:r>
+        <w:t>When the adjustment is active, the Loss Exposure Scenarios section of the report states the WAF intervention type, the number and names of the unverified checkers, the scan coverage percentage, and the approximate percentage by which the catastrophe rows were widened. This closes the loop between the qualitative Partial Coverage Notice and the figures, and is recorded under financial_impact.coverage_adjustment in the JSON output for the FAIS audit trail.</w:t>
       </w:r>
     </w:p>
     <w:p>
@@ -10545,55 +10667,16 @@
           <w:color w:val="003366"/>
           <w:sz w:val="26"/>
         </w:rPr>
-        <w:t>How flag inputs reach the cat stack (auto-detection -&gt; broker confirmation -&gt; calculation)</w:t>
-      </w:r>
-    </w:p>
-    <w:p>
-      <w:pPr>
-        <w:widowControl/>
-        <w:spacing w:after="80"/>
-      </w:pPr>
-      <w:r>
-        <w:t>The catastrophe regulatory stack is driven entirely by the regulatory_flags dict that the scanner receives at scan start. Each entry in that dict (listed_company, b2c, accountable_institution, sub_industry_detail, gdpr, pci) is populated through a three-step pipeline:</w:t>
-      </w:r>
-    </w:p>
-    <w:p>
-      <w:pPr>
-        <w:pStyle w:val="ListParagraph"/>
-        <w:widowControl/>
-        <w:spacing w:after="40"/>
-      </w:pPr>
-      <w:r>
-        <w:t>Step 1 - Pre-flight auto-detection. When the broker enters a domain and sub-industry in the scan form, the /api/preflight endpoint runs a lightweight detection pass (typically 3-8 seconds): JSE-listed status from a curated list and homepage footer ticker scrape; B2C and PCI from a broadened commerce-signal pass over the homepage (payment-gateway names including SA-local gateways, card-input field markers, storefront / checkout UI text, structured-data product markers, and e-commerce platform fingerprints such as Shopify / WooCommerce / Magento); accountable institution from FS / Legal Services / Real Estate sub-industry mapping; healthcare sub-detail (medical_scheme / pharmacy / pharma / hospital_clinic) from domain and page-title keywords; GDPR from page content hints. Results return as a dict of {flag_name: {auto_detected: bool, evidence: str}}.</w:t>
-      </w:r>
-    </w:p>
-    <w:p>
-      <w:pPr>
-        <w:pStyle w:val="ListParagraph"/>
-        <w:widowControl/>
-        <w:spacing w:after="40"/>
-      </w:pPr>
-      <w:r>
-        <w:t>Step 2 - Broker confirmation. The form pre-fills the toggle switches based on the pre-flight result and displays an 'auto-detected' badge next to each. The broker reviews, can tick or untick any flag based on context the scanner cannot observe (e.g. niche FIC accountable-institution categories like crypto providers, motor vehicle dealers, casinos), and submits. The broker's confirmed values are authoritative - they overwrite the auto-detected values for the purpose of the calculation.</w:t>
-      </w:r>
-    </w:p>
-    <w:p>
-      <w:pPr>
-        <w:pStyle w:val="ListParagraph"/>
-        <w:widowControl/>
-        <w:spacing w:after="40"/>
-      </w:pPr>
-      <w:r>
-        <w:t>Step 3 - Cat stack calculation. The scanner reads the broker-confirmed flags from regulatory_flags and passes them to _sector_cat_stack(sub_industry, sub_industry_detail, regulatory_flags) in scoring_analytics.py. The function resolves the applicable framework set per the rules above, applies the capacity factor based on revenue, sums into c2_cat_stack_total, and exposes the per-framework breakdown in the regulatory_exposure.catastrophe_stack JSON block. The pre-flight auto-detected dict is preserved alongside the broker-confirmed flags as regulatory_flags._auto_detected so the Regulatory Flag Audit panel can render both side-by-side for FAIS audit defensibility.</w:t>
-      </w:r>
-    </w:p>
-    <w:p>
-      <w:pPr>
-        <w:widowControl/>
-        <w:spacing w:after="80"/>
-      </w:pPr>
-      <w:r>
-        <w:t>Why this architecture: the scanner can auto-detect roughly 30-90% of flags depending on the type (see Regulatory Flag Audit section below for per-flag detection accuracy). For the cases it cannot detect, the broker's domain knowledge (unlisted subsidiaries, EU customer relationships, niche FIC categories) is the safety net. The audit panel keeps both values visible so the FAIS-compliance review can verify the broker's input was reasonable given what the scanner observed.</w:t>
+        <w:t>Suggested deductible</w:t>
+      </w:r>
+    </w:p>
+    <w:p>
+      <w:pPr>
+        <w:widowControl/>
+        <w:spacing w:after="80"/>
+      </w:pPr>
+      <w:r>
+        <w:t>The model still surfaces a suggested deductible figure as operational input for the broker, calculated as a percentage of the loss exposure scaled by the RSI score. The deductible percentage ranges from 0.5% (low risk) to 20% (critical risk) on a non-linear curve, with increments accelerating at higher risk levels. This is not a cover-limit recommendation - it is the amount the insured can reasonably self-insure as the trade-off against premium.</w:t>
       </w:r>
     </w:p>
     <w:p>
@@ -10607,269 +10690,64 @@
           <w:color w:val="003366"/>
           <w:sz w:val="26"/>
         </w:rPr>
-        <w:t>Peer Benchmarking (1.0-10.0 rating + percentile rank)</w:t>
-      </w:r>
-    </w:p>
-    <w:p>
-      <w:pPr>
-        <w:widowControl/>
-        <w:spacing w:after="80"/>
-      </w:pPr>
-      <w:r>
-        <w:t>Every scan compares the assessed organisation's overall risk score against a pool of peer benchmark scans matching industry, sub-industry, and revenue band. The result is surfaced as two complementary metrics:</w:t>
-      </w:r>
-    </w:p>
-    <w:p>
-      <w:pPr>
-        <w:pStyle w:val="ListParagraph"/>
-        <w:widowControl/>
-        <w:spacing w:after="40"/>
-      </w:pPr>
-      <w:r>
-        <w:t>Peer rating (1.0-10.0, higher = better) - derived from the percentile rank of the assessed scan's (inverted) risk score against the peer pool. The rating is purely comparative; it does NOT replace the existing 0-1000 risk score that drives the remediation roadmap. Rating formula: 1.0 + 9.0 * (percentile / 100).</w:t>
-      </w:r>
-    </w:p>
-    <w:p>
-      <w:pPr>
-        <w:pStyle w:val="ListParagraph"/>
-        <w:widowControl/>
-        <w:spacing w:after="40"/>
-      </w:pPr>
-      <w:r>
-        <w:t>Percentile rank (0-100%) - what fraction of peers have a worse (higher) risk score. Interpretation labels: 'top quartile' (&gt;= 75th percentile), 'above peer median' (50-74th), 'below peer median' (25-49th), 'bottom quartile' (&lt; 25th).</w:t>
-      </w:r>
-    </w:p>
-    <w:p>
-      <w:pPr>
-        <w:widowControl/>
-        <w:spacing w:after="80"/>
-      </w:pPr>
-      <w:r>
-        <w:t>Hero strip metrics. The peer-benchmarking card surfaces four stats at-a-glance, replacing the previously-considered compliance % (which could not be reliably determined from external scans alone - only ~10 of ~250 PCI sub-requirements are externally observable, with a similar gap for POPIA Section 19):</w:t>
-      </w:r>
-    </w:p>
-    <w:p>
-      <w:pPr>
-        <w:pStyle w:val="ListParagraph"/>
-        <w:widowControl/>
-        <w:spacing w:after="40"/>
-      </w:pPr>
-      <w:r>
-        <w:t>Risk Score (0-1000, lower = worse) - this scan</w:t>
-      </w:r>
-    </w:p>
-    <w:p>
-      <w:pPr>
-        <w:pStyle w:val="ListParagraph"/>
-        <w:widowControl/>
-        <w:spacing w:after="40"/>
-      </w:pPr>
-      <w:r>
-        <w:t>Peer Rating (1.0-10.0, higher = better) - comparative</w:t>
-      </w:r>
-    </w:p>
-    <w:p>
-      <w:pPr>
-        <w:pStyle w:val="ListParagraph"/>
-        <w:widowControl/>
-        <w:spacing w:after="40"/>
-      </w:pPr>
-      <w:r>
-        <w:t>Critical Findings (count) - cross-checker aggregate of CRITICAL-severity issues across shodan_vulns, exposed_admin, high_risk_protocols, info_disclosure, ssl (F-grade or expired), dehashed (plaintext passwords), hudson_rock (active infostealer hits), external_ips (max-risk IPs).</w:t>
-      </w:r>
-    </w:p>
-    <w:p>
-      <w:pPr>
-        <w:pStyle w:val="ListParagraph"/>
-        <w:widowControl/>
-        <w:spacing w:after="40"/>
-      </w:pPr>
-      <w:r>
-        <w:t>Percentile (0-100%) - position in peer distribution.</w:t>
-      </w:r>
-    </w:p>
-    <w:p>
-      <w:pPr>
-        <w:widowControl/>
-        <w:spacing w:after="80"/>
-      </w:pPr>
-      <w:r>
-        <w:t>Cell fallback. The benchmark pool is keyed by (industry, sub_industry, revenue_band). When the most-specific cell has fewer than 5 peer scans, the lookup walks up a fallback ladder:</w:t>
-      </w:r>
-    </w:p>
-    <w:p>
-      <w:pPr>
-        <w:pStyle w:val="ListParagraph"/>
-        <w:widowControl/>
-        <w:spacing w:after="40"/>
-      </w:pPr>
-      <w:r>
-        <w:t>industry + sub_industry + revenue_band (most specific)</w:t>
-      </w:r>
-    </w:p>
-    <w:p>
-      <w:pPr>
-        <w:pStyle w:val="ListParagraph"/>
-        <w:widowControl/>
-        <w:spacing w:after="40"/>
-      </w:pPr>
-      <w:r>
-        <w:t>industry + sub_industry (revenue band relaxed)</w:t>
-      </w:r>
-    </w:p>
-    <w:p>
-      <w:pPr>
-        <w:pStyle w:val="ListParagraph"/>
-        <w:widowControl/>
-        <w:spacing w:after="40"/>
-      </w:pPr>
-      <w:r>
-        <w:t>industry + revenue_band (sub-industry relaxed)</w:t>
-      </w:r>
-    </w:p>
-    <w:p>
-      <w:pPr>
-        <w:pStyle w:val="ListParagraph"/>
-        <w:widowControl/>
-        <w:spacing w:after="40"/>
-      </w:pPr>
-      <w:r>
-        <w:t>industry only</w:t>
-      </w:r>
-    </w:p>
-    <w:p>
-      <w:pPr>
-        <w:pStyle w:val="ListParagraph"/>
-        <w:widowControl/>
-        <w:spacing w:after="40"/>
-      </w:pPr>
-      <w:r>
-        <w:t>global pool (last resort)</w:t>
-      </w:r>
-    </w:p>
-    <w:p>
-      <w:pPr>
-        <w:widowControl/>
-        <w:spacing w:after="80"/>
-      </w:pPr>
-      <w:r>
-        <w:t>The cell used is disclosed in the report so brokers know how specific the peer comparison is.</w:t>
-      </w:r>
-    </w:p>
-    <w:p>
-      <w:pPr>
-        <w:widowControl/>
-        <w:spacing w:after="80"/>
-      </w:pPr>
-      <w:r>
-        <w:t>Revenue bands match the capacity-factor table in the catastrophe regulatory stack:</w:t>
-      </w:r>
-    </w:p>
-    <w:p>
-      <w:pPr>
-        <w:pStyle w:val="ListParagraph"/>
-        <w:widowControl/>
-        <w:spacing w:after="40"/>
-      </w:pPr>
-      <w:r>
-        <w:t>Micro: &lt; R10M</w:t>
-      </w:r>
-    </w:p>
-    <w:p>
-      <w:pPr>
-        <w:pStyle w:val="ListParagraph"/>
-        <w:widowControl/>
-        <w:spacing w:after="40"/>
-      </w:pPr>
-      <w:r>
-        <w:t>Small: R10M - R50M</w:t>
-      </w:r>
-    </w:p>
-    <w:p>
-      <w:pPr>
-        <w:pStyle w:val="ListParagraph"/>
-        <w:widowControl/>
-        <w:spacing w:after="40"/>
-      </w:pPr>
-      <w:r>
-        <w:t>Medium: R50M - R200M</w:t>
-      </w:r>
-    </w:p>
-    <w:p>
-      <w:pPr>
-        <w:pStyle w:val="ListParagraph"/>
-        <w:widowControl/>
-        <w:spacing w:after="40"/>
-      </w:pPr>
-      <w:r>
-        <w:t>Large: R200M - R1B</w:t>
-      </w:r>
-    </w:p>
-    <w:p>
-      <w:pPr>
-        <w:pStyle w:val="ListParagraph"/>
-        <w:widowControl/>
-        <w:spacing w:after="40"/>
-      </w:pPr>
-      <w:r>
-        <w:t>Major: &gt;= R1B</w:t>
-      </w:r>
-    </w:p>
-    <w:p>
-      <w:pPr>
-        <w:widowControl/>
-        <w:spacing w:after="80"/>
-      </w:pPr>
-      <w:r>
-        <w:t>Pool composition. Three source classes of benchmark scan, all tagged in the database so the report can disclose what the comparison draws from:</w:t>
-      </w:r>
-    </w:p>
-    <w:p>
-      <w:pPr>
-        <w:pStyle w:val="ListParagraph"/>
-        <w:widowControl/>
-        <w:spacing w:after="40"/>
-      </w:pPr>
-      <w:r>
-        <w:t>'benchmark_pool' - bi-weekly public-domain reference scans curated by Phishield. ~60 SA reference companies covering top JSE-listed entities + mid-market across Finance, Healthcare, Communications, Retail, Manufacturing, Mining, Technology, Transportation, Services, Public Sector. No consent needed (public infrastructure).</w:t>
-      </w:r>
-    </w:p>
-    <w:p>
-      <w:pPr>
-        <w:pStyle w:val="ListParagraph"/>
-        <w:widowControl/>
-        <w:spacing w:after="40"/>
-      </w:pPr>
-      <w:r>
-        <w:t>'lower_tier_upsell' - scans of Phishield's existing lower-tier client cohort (~4,000 entities) run as part of the premier-tier upsell flow. Phishield owns the client relationship directly (no broker intermediating), so consent is implicit in the existing service agreement. Provides substantial peer-pool depth in the SA market segments Phishield actually underwrites, but the cohort may not be perfectly representative of true industry median - this is disclosed in the report so brokers can weight the comparison accordingly.</w:t>
-      </w:r>
-    </w:p>
-    <w:p>
-      <w:pPr>
-        <w:pStyle w:val="ListParagraph"/>
-        <w:widowControl/>
-        <w:spacing w:after="40"/>
-      </w:pPr>
-      <w:r>
-        <w:t>'client_optin' - scans run by brokers via the risk advisory service for their clients, contributed to the pool with explicit consent. Default opt-out. Drives longer-term benchmark quality.</w:t>
-      </w:r>
-    </w:p>
-    <w:p>
-      <w:pPr>
-        <w:widowControl/>
-        <w:spacing w:after="80"/>
-      </w:pPr>
-      <w:r>
-        <w:t>Refresh cadence: bi-weekly (14 days). The benchmark_runner.py CLI scans the curated reference list and persists results to the benchmark_scans table. Pool freshness window is 90 days (3x the refresh cadence) so a missed cycle does not break peer ratings. Stale entries are automatically excluded from percentile calculations.</w:t>
-      </w:r>
-    </w:p>
-    <w:p>
-      <w:pPr>
-        <w:widowControl/>
-        <w:spacing w:after="80"/>
-      </w:pPr>
-      <w:r>
-        <w:t>Privacy / POPIA compliance: benchmark scans run against public-facing infrastructure only. No authenticated traffic, no credentials submitted, no exploit attempts. The benchmark pool is segregated from client scan records by the 'source' tag - it is impossible to attribute a peer-pool entry to a specific broker's client. Pool composition is disclosed in every report so brokers and clients see what the benchmark draws from.</w:t>
+        <w:t>Catastrophe Regulatory Stack (C2 cost component)</w:t>
+      </w:r>
+    </w:p>
+    <w:p>
+      <w:pPr>
+        <w:widowControl/>
+        <w:spacing w:after="80"/>
+      </w:pPr>
+      <w:r>
+        <w:t>The catastrophe-view C2 component sums applicable statutory maxima across every regulatory framework that could impose a fine on the scanned entity in a worst-case breach. Each statutory maximum is scaled by an Enterprise Capacity Factor that reflects how SA regulators actually behave: small entities face proportionally lower enforcement than the full ceiling, while large entities can realistically face the full statutory maximum. Without this scaling a R10M FSP would face the same cat ceiling as Sanlam at R200B - indefensible.</w:t>
+      </w:r>
+    </w:p>
+    <w:p>
+      <w:pPr>
+        <w:pStyle w:val="ListParagraph"/>
+        <w:widowControl/>
+        <w:spacing w:after="40"/>
+      </w:pPr>
+      <w:r>
+        <w:t>Always-on: POPIA Section 109 (R10M ceiling) + ECTA Section 89 (R1M cat estimate). POPIA Section 99 civil exposure is disclosed qualitatively but NOT included in the quantitative stack - civil exposure depends on contractual data invisible to an external scan.</w:t>
+      </w:r>
+    </w:p>
+    <w:p>
+      <w:pPr>
+        <w:pStyle w:val="ListParagraph"/>
+        <w:widowControl/>
+        <w:spacing w:after="40"/>
+      </w:pPr>
+      <w:r>
+        <w:t>Flag-driven: CPA Section 112 (B2C flag, 10% turnover or R1M), JSE Listings Requirements (listed_company flag, R7.5M), GDPR (EU flag, 4% turnover), PCI DSS (card flag, R700K-R1M).</w:t>
+      </w:r>
+    </w:p>
+    <w:p>
+      <w:pPr>
+        <w:pStyle w:val="ListParagraph"/>
+        <w:widowControl/>
+        <w:spacing w:after="40"/>
+      </w:pPr>
+      <w:r>
+        <w:t>Industry-keyed (auto-applied from sub_industry): FSCA / FAIS Section 167 (R100M cat assumption) for FS sub-industries, FIC Section 45C (R50M legal-person cap) for accountable institutions, NHA Section 17(2) + HPCSA for Health Services (R6M base; Medical Schemes Act, Pharmacy Act, SAHPRA add-ons via sub_industry_detail), Legal Practice Act / LPC for Legal Services, Electronic Communications Act / ICASA for telecoms (R50M cap), Mine Health and Safety Act (R3M) for mining sub-industries, PFMA Section 86 (R5M) for all public sector sub-industries.</w:t>
+      </w:r>
+    </w:p>
+    <w:p>
+      <w:pPr>
+        <w:widowControl/>
+        <w:spacing w:after="80"/>
+      </w:pPr>
+      <w:r>
+        <w:t>Enterprise Capacity Factor revenue-band table: &lt; R10M = 0.10; R10M-R25M = 0.15; R25M-R75M = 0.25; R75M-R200M = 0.45; R200M-R500M = 0.65; R500M-R1B = 0.80; R1B-R10B = 0.95; &gt;= R10B = 1.00. Reflects the SA Information Regulator's Section 109(3) 'extent and ability' considerations and equivalent enforcement-discretion patterns across other SA regulators.</w:t>
+      </w:r>
+    </w:p>
+    <w:p>
+      <w:pPr>
+        <w:widowControl/>
+        <w:spacing w:after="80"/>
+      </w:pPr>
+      <w:r>
+        <w:t>Worked example - R200M listed FS broker (B2C, accountable institution), capacity factor 0.65: POPIA R10M x 0.65 = R6.5M; ECTA R1M x 0.65 = R0.65M; CPA 10% x R200M = R20M (no factor - percentage already scales); FSCA R100M x 0.65 = R65M; FIC R50M x 0.65 = R32.5M; JSE R7.5M x 0.65 = R4.875M. Total cat stack: approximately R129.5M. The same entity at R10M revenue (capacity factor 0.15) would face approximately R24M total.</w:t>
       </w:r>
     </w:p>
     <w:p>
@@ -10883,201 +10761,55 @@
           <w:color w:val="003366"/>
           <w:sz w:val="26"/>
         </w:rPr>
-        <w:t>Cat Modelling Validity Notice (records-based)</w:t>
-      </w:r>
-    </w:p>
-    <w:p>
-      <w:pPr>
-        <w:widowControl/>
-        <w:spacing w:after="80"/>
-      </w:pPr>
-      <w:r>
-        <w:t>The data-breach component of the catastrophe modelling (C1) is computed as the residual after subtracting C2 (regulatory fines) + C3 (revenue loss) + C4 (ransom) + C5 (incident-response costs) from the IBM SA Cost of a Data Breach 2025 industry-typical total breach anchor. The records-per-revenue heuristic is NOT used in the breach cost calculation itself; the IBM anchor IS the calibration. The records heuristic is surfaced as transparency about the scale the IBM regression assumes, and to anchor the per-industry validity ceiling above which the cat modelling stops being reliable.</w:t>
-      </w:r>
-    </w:p>
-    <w:p>
-      <w:pPr>
-        <w:widowControl/>
-        <w:spacing w:after="80"/>
-      </w:pPr>
-      <w:r>
-        <w:t>Industry records-per-revenue divisor (transparency context for the broker; rand of revenue per sensitive record held, on average):</w:t>
-      </w:r>
-    </w:p>
-    <w:p>
-      <w:pPr>
-        <w:pStyle w:val="ListParagraph"/>
-        <w:widowControl/>
-        <w:spacing w:after="40"/>
-      </w:pPr>
-      <w:r>
-        <w:t>Record-heavy industries: Finance / Banks R5,000-R7,500 per record; Telecommunications R5,000; Healthcare R9,000; Insurance R18,000; Education R25,000; Retail R30,000.</w:t>
-      </w:r>
-    </w:p>
-    <w:p>
-      <w:pPr>
-        <w:pStyle w:val="ListParagraph"/>
-        <w:widowControl/>
-        <w:spacing w:after="40"/>
-      </w:pPr>
-      <w:r>
-        <w:t>Mid-range: Hospitality R20,000; Services / Software R50,000; Public Sector R50,000; Pharmaceuticals R50,000; Energy R100,000; Transportation R100,000.</w:t>
-      </w:r>
-    </w:p>
-    <w:p>
-      <w:pPr>
-        <w:pStyle w:val="ListParagraph"/>
-        <w:widowControl/>
-        <w:spacing w:after="40"/>
-      </w:pPr>
-      <w:r>
-        <w:t>Low-record industries: Manufacturing R500,000; Construction R500,000; Agriculture R1,000,000 per record (mostly B2B with few PII holdings).</w:t>
-      </w:r>
-    </w:p>
-    <w:p>
-      <w:pPr>
-        <w:widowControl/>
-        <w:spacing w:after="80"/>
-      </w:pPr>
-      <w:r>
-        <w:t>Per-industry cat-modelling validity ceiling - the record-count threshold above which the IBM-anchored cat exposure no longer represents realistic worst-case loss. Above this ceiling the cat figures in the report should be treated as a FLOOR estimate only and the broker should request a bespoke actuarial review:</w:t>
-      </w:r>
-    </w:p>
-    <w:p>
-      <w:pPr>
-        <w:pStyle w:val="ListParagraph"/>
-        <w:widowControl/>
-        <w:spacing w:after="40"/>
-      </w:pPr>
-      <w:r>
-        <w:t>High-anchor industries (more IBM headroom): Finance / Banks 500,000 records; Healthcare 400,000; Public Sector 300,000; Technology / Tech 300,000; Pharmaceuticals 300,000.</w:t>
-      </w:r>
-    </w:p>
-    <w:p>
-      <w:pPr>
-        <w:pStyle w:val="ListParagraph"/>
-        <w:widowControl/>
-        <w:spacing w:after="40"/>
-      </w:pPr>
-      <w:r>
-        <w:t>Mid-anchor industries: Insurance 250,000; Retail 250,000; Services 250,000; Education 250,000; Communications / Telecoms 250,000; Hospitality 200,000; Media / Entertainment 200,000.</w:t>
-      </w:r>
-    </w:p>
-    <w:p>
-      <w:pPr>
-        <w:pStyle w:val="ListParagraph"/>
-        <w:widowControl/>
-        <w:spacing w:after="40"/>
-      </w:pPr>
-      <w:r>
-        <w:t>Low-anchor industries: Energy 150,000; Transportation 150,000; Manufacturing 100,000; Construction 100,000; Agriculture 50,000.</w:t>
-      </w:r>
-    </w:p>
-    <w:p>
-      <w:pPr>
-        <w:widowControl/>
-        <w:spacing w:after="80"/>
-      </w:pPr>
-      <w:r>
-        <w:t>Why the ceiling matters: above the per-industry threshold, several cost components scale super-linearly outside the IBM calibration window and the cat exposure understates realistic worst-case loss:</w:t>
-      </w:r>
-    </w:p>
-    <w:p>
-      <w:pPr>
-        <w:pStyle w:val="ListParagraph"/>
-        <w:widowControl/>
-        <w:spacing w:after="40"/>
-      </w:pPr>
-      <w:r>
-        <w:t>POPIA Section 22 breach-notification costs - each affected data subject must be notified, so cost scales linearly with record count (R1-2 per subject for SMS, more for postal notification, multiplied across millions of subjects for outlier cases).</w:t>
-      </w:r>
-    </w:p>
-    <w:p>
-      <w:pPr>
-        <w:pStyle w:val="ListParagraph"/>
-        <w:widowControl/>
-        <w:spacing w:after="40"/>
-      </w:pPr>
-      <w:r>
-        <w:t>POPIA Section 99 civil exposure - uncapped per affected subject; class action exposure scales with record count, not revenue.</w:t>
-      </w:r>
-    </w:p>
-    <w:p>
-      <w:pPr>
-        <w:pStyle w:val="ListParagraph"/>
-        <w:widowControl/>
-        <w:spacing w:after="40"/>
-      </w:pPr>
-      <w:r>
-        <w:t>Regulator escalation - the Information Regulator's Section 109(3) 'extent and number of subjects' factor pushes fines toward statutory maxima for very large breach sizes.</w:t>
-      </w:r>
-    </w:p>
-    <w:p>
-      <w:pPr>
-        <w:pStyle w:val="ListParagraph"/>
-        <w:widowControl/>
-        <w:spacing w:after="40"/>
-      </w:pPr>
-      <w:r>
-        <w:t>Forensic / IR scope - grows non-linearly above ~250K records because the investigation must trace each affected subject's data flows.</w:t>
-      </w:r>
-    </w:p>
-    <w:p>
-      <w:pPr>
-        <w:widowControl/>
-        <w:spacing w:after="80"/>
-      </w:pPr>
-      <w:r>
-        <w:t>Common outlier cases the disclosure is designed to surface:</w:t>
-      </w:r>
-    </w:p>
-    <w:p>
-      <w:pPr>
-        <w:pStyle w:val="ListParagraph"/>
-        <w:widowControl/>
-        <w:spacing w:after="40"/>
-      </w:pPr>
-      <w:r>
-        <w:t>Small fintechs (e.g. R10M revenue, 500,000+ user records). Heuristic estimates ~1,300 records; reality is 100-1000x that. Far above the 500,000-record validity ceiling for Finance.</w:t>
-      </w:r>
-    </w:p>
-    <w:p>
-      <w:pPr>
-        <w:pStyle w:val="ListParagraph"/>
-        <w:widowControl/>
-        <w:spacing w:after="40"/>
-      </w:pPr>
-      <w:r>
-        <w:t>Health-tech aggregators (e.g. lab-result platforms, telemedicine, patient-portal SaaS). Heuristic underestimates by 10-50x typically; can exceed the 400,000-record Healthcare ceiling on a small revenue footprint.</w:t>
-      </w:r>
-    </w:p>
-    <w:p>
-      <w:pPr>
-        <w:pStyle w:val="ListParagraph"/>
-        <w:widowControl/>
-        <w:spacing w:after="40"/>
-      </w:pPr>
-      <w:r>
-        <w:t>Marketing / loyalty platforms with massive customer databases relative to revenue (e.g. B2B SaaS holding their customers' end-customer lists).</w:t>
-      </w:r>
-    </w:p>
-    <w:p>
-      <w:pPr>
-        <w:pStyle w:val="ListParagraph"/>
-        <w:widowControl/>
-        <w:spacing w:after="40"/>
-      </w:pPr>
-      <w:r>
-        <w:t>Data brokers and breach-list resellers - large record holdings irrespective of revenue.</w:t>
-      </w:r>
-    </w:p>
-    <w:p>
-      <w:pPr>
-        <w:widowControl/>
-        <w:spacing w:after="80"/>
-      </w:pPr>
-      <w:r>
-        <w:t>FAIS appropriate-disclosure compliance: the model's record-count assumption and validity ceiling must be visible to the broker and client so they can flag when the calculation does not match the organisation's actual data holdings. The other components of the financial impact estimate (ransomware, business interruption, regulatory fines) are revenue-driven and are not directly affected by record-count outliers, but regulatory exposure DOES escalate at very high breach sizes (s109(3) extent factor), which the cat regulatory stack does not separately model.</w:t>
+        <w:t>How flag inputs reach the cat stack (auto-detection -&gt; broker confirmation -&gt; calculation)</w:t>
+      </w:r>
+    </w:p>
+    <w:p>
+      <w:pPr>
+        <w:widowControl/>
+        <w:spacing w:after="80"/>
+      </w:pPr>
+      <w:r>
+        <w:t>The catastrophe regulatory stack is driven entirely by the regulatory_flags dict that the scanner receives at scan start. Each entry in that dict (listed_company, b2c, accountable_institution, sub_industry_detail, gdpr, pci) is populated through a three-step pipeline:</w:t>
+      </w:r>
+    </w:p>
+    <w:p>
+      <w:pPr>
+        <w:pStyle w:val="ListParagraph"/>
+        <w:widowControl/>
+        <w:spacing w:after="40"/>
+      </w:pPr>
+      <w:r>
+        <w:t>Step 1 - Pre-flight auto-detection. When the broker enters a domain and sub-industry in the scan form, the /api/preflight endpoint runs a lightweight detection pass (typically 3-8 seconds): JSE-listed status from a curated list and homepage footer ticker scrape; B2C and PCI from a broadened commerce-signal pass over the homepage (payment-gateway names including SA-local gateways, card-input field markers, storefront / checkout UI text, structured-data product markers, and e-commerce platform fingerprints such as Shopify / WooCommerce / Magento); accountable institution from FS / Legal Services / Real Estate sub-industry mapping; healthcare sub-detail (medical_scheme / pharmacy / pharma / hospital_clinic) from domain and page-title keywords; GDPR from page content hints. Results return as a dict of {flag_name: {auto_detected: bool, evidence: str}}.</w:t>
+      </w:r>
+    </w:p>
+    <w:p>
+      <w:pPr>
+        <w:pStyle w:val="ListParagraph"/>
+        <w:widowControl/>
+        <w:spacing w:after="40"/>
+      </w:pPr>
+      <w:r>
+        <w:t>Step 2 - Broker confirmation. The form pre-fills the toggle switches based on the pre-flight result and displays an 'auto-detected' badge next to each. The broker reviews, can tick or untick any flag based on context the scanner cannot observe (e.g. niche FIC accountable-institution categories like crypto providers, motor vehicle dealers, casinos), and submits. The broker's confirmed values are authoritative - they overwrite the auto-detected values for the purpose of the calculation.</w:t>
+      </w:r>
+    </w:p>
+    <w:p>
+      <w:pPr>
+        <w:pStyle w:val="ListParagraph"/>
+        <w:widowControl/>
+        <w:spacing w:after="40"/>
+      </w:pPr>
+      <w:r>
+        <w:t>Step 3 - Cat stack calculation. The scanner reads the broker-confirmed flags from regulatory_flags and passes them to _sector_cat_stack(sub_industry, sub_industry_detail, regulatory_flags) in scoring_analytics.py. The function resolves the applicable framework set per the rules above, applies the capacity factor based on revenue, sums into c2_cat_stack_total, and exposes the per-framework breakdown in the regulatory_exposure.catastrophe_stack JSON block. The pre-flight auto-detected dict is preserved alongside the broker-confirmed flags as regulatory_flags._auto_detected so the Regulatory Flag Audit panel can render both side-by-side for FAIS audit defensibility.</w:t>
+      </w:r>
+    </w:p>
+    <w:p>
+      <w:pPr>
+        <w:widowControl/>
+        <w:spacing w:after="80"/>
+      </w:pPr>
+      <w:r>
+        <w:t>Why this architecture: the scanner can auto-detect roughly 30-90% of flags depending on the type (see Regulatory Flag Audit section below for per-flag detection accuracy). For the cases it cannot detect, the broker's domain knowledge (unlisted subsidiaries, EU customer relationships, niche FIC categories) is the safety net. The audit panel keeps both values visible so the FAIS-compliance review can verify the broker's input was reasonable given what the scanner observed.</w:t>
       </w:r>
     </w:p>
     <w:p>
@@ -11091,25 +10823,269 @@
           <w:color w:val="003366"/>
           <w:sz w:val="26"/>
         </w:rPr>
-        <w:t>Civil Liability Disclosure</w:t>
-      </w:r>
-    </w:p>
-    <w:p>
-      <w:pPr>
-        <w:widowControl/>
-        <w:spacing w:after="80"/>
-      </w:pPr>
-      <w:r>
-        <w:t>The financial impact figures presented in this report exclude civil liability arising from contractual or common-law obligations - specifically POPIA Section 99 civil action, common-law delict, contractual indemnities, master service agreement penalties, and third-party claims. These exposures cannot be quantified from an external security assessment because they depend on contracts, customer terms, supplier liabilities, and indemnity clauses held by the organisation under assessment.</w:t>
-      </w:r>
-    </w:p>
-    <w:p>
-      <w:pPr>
-        <w:widowControl/>
-        <w:spacing w:after="80"/>
-      </w:pPr>
-      <w:r>
-        <w:t>Civil exposure is uncapped under POPIA Section 99 and South African common law and can materially exceed the regulatory fine figures shown. Section 99 explicitly permits a court to award patrimonial loss, non-patrimonial loss, aggravated damages, and costs - no statutory cap applies. The disclosure paragraph in the report directs legal counsel and the organisation's risk officer to review contractual exposures alongside the report when determining appropriate cover.</w:t>
+        <w:t>Peer Benchmarking (1.0-10.0 rating + percentile rank)</w:t>
+      </w:r>
+    </w:p>
+    <w:p>
+      <w:pPr>
+        <w:widowControl/>
+        <w:spacing w:after="80"/>
+      </w:pPr>
+      <w:r>
+        <w:t>Every scan compares the assessed organisation's overall risk score against a pool of peer benchmark scans matching industry, sub-industry, and revenue band. The result is surfaced as two complementary metrics:</w:t>
+      </w:r>
+    </w:p>
+    <w:p>
+      <w:pPr>
+        <w:pStyle w:val="ListParagraph"/>
+        <w:widowControl/>
+        <w:spacing w:after="40"/>
+      </w:pPr>
+      <w:r>
+        <w:t>Peer rating (1.0-10.0, higher = better) - derived from the percentile rank of the assessed scan's (inverted) risk score against the peer pool. The rating is purely comparative; it does NOT replace the existing 0-1000 risk score that drives the remediation roadmap. Rating formula: 1.0 + 9.0 * (percentile / 100).</w:t>
+      </w:r>
+    </w:p>
+    <w:p>
+      <w:pPr>
+        <w:pStyle w:val="ListParagraph"/>
+        <w:widowControl/>
+        <w:spacing w:after="40"/>
+      </w:pPr>
+      <w:r>
+        <w:t>Percentile rank (0-100%) - what fraction of peers have a worse (higher) risk score. Interpretation labels: 'top quartile' (&gt;= 75th percentile), 'above peer median' (50-74th), 'below peer median' (25-49th), 'bottom quartile' (&lt; 25th).</w:t>
+      </w:r>
+    </w:p>
+    <w:p>
+      <w:pPr>
+        <w:widowControl/>
+        <w:spacing w:after="80"/>
+      </w:pPr>
+      <w:r>
+        <w:t>Hero strip metrics. The peer-benchmarking card surfaces four stats at-a-glance, replacing the previously-considered compliance % (which could not be reliably determined from external scans alone - only ~10 of ~250 PCI sub-requirements are externally observable, with a similar gap for POPIA Section 19):</w:t>
+      </w:r>
+    </w:p>
+    <w:p>
+      <w:pPr>
+        <w:pStyle w:val="ListParagraph"/>
+        <w:widowControl/>
+        <w:spacing w:after="40"/>
+      </w:pPr>
+      <w:r>
+        <w:t>Risk Score (0-1000, lower = worse) - this scan</w:t>
+      </w:r>
+    </w:p>
+    <w:p>
+      <w:pPr>
+        <w:pStyle w:val="ListParagraph"/>
+        <w:widowControl/>
+        <w:spacing w:after="40"/>
+      </w:pPr>
+      <w:r>
+        <w:t>Peer Rating (1.0-10.0, higher = better) - comparative</w:t>
+      </w:r>
+    </w:p>
+    <w:p>
+      <w:pPr>
+        <w:pStyle w:val="ListParagraph"/>
+        <w:widowControl/>
+        <w:spacing w:after="40"/>
+      </w:pPr>
+      <w:r>
+        <w:t>Critical Findings (count) - cross-checker aggregate of CRITICAL-severity issues across shodan_vulns, exposed_admin, high_risk_protocols, info_disclosure, ssl (F-grade or expired), dehashed (plaintext passwords), hudson_rock (active infostealer hits), external_ips (max-risk IPs).</w:t>
+      </w:r>
+    </w:p>
+    <w:p>
+      <w:pPr>
+        <w:pStyle w:val="ListParagraph"/>
+        <w:widowControl/>
+        <w:spacing w:after="40"/>
+      </w:pPr>
+      <w:r>
+        <w:t>Percentile (0-100%) - position in peer distribution.</w:t>
+      </w:r>
+    </w:p>
+    <w:p>
+      <w:pPr>
+        <w:widowControl/>
+        <w:spacing w:after="80"/>
+      </w:pPr>
+      <w:r>
+        <w:t>Cell fallback. The benchmark pool is keyed by (industry, sub_industry, revenue_band). When the most-specific cell has fewer than 5 peer scans, the lookup walks up a fallback ladder:</w:t>
+      </w:r>
+    </w:p>
+    <w:p>
+      <w:pPr>
+        <w:pStyle w:val="ListParagraph"/>
+        <w:widowControl/>
+        <w:spacing w:after="40"/>
+      </w:pPr>
+      <w:r>
+        <w:t>industry + sub_industry + revenue_band (most specific)</w:t>
+      </w:r>
+    </w:p>
+    <w:p>
+      <w:pPr>
+        <w:pStyle w:val="ListParagraph"/>
+        <w:widowControl/>
+        <w:spacing w:after="40"/>
+      </w:pPr>
+      <w:r>
+        <w:t>industry + sub_industry (revenue band relaxed)</w:t>
+      </w:r>
+    </w:p>
+    <w:p>
+      <w:pPr>
+        <w:pStyle w:val="ListParagraph"/>
+        <w:widowControl/>
+        <w:spacing w:after="40"/>
+      </w:pPr>
+      <w:r>
+        <w:t>industry + revenue_band (sub-industry relaxed)</w:t>
+      </w:r>
+    </w:p>
+    <w:p>
+      <w:pPr>
+        <w:pStyle w:val="ListParagraph"/>
+        <w:widowControl/>
+        <w:spacing w:after="40"/>
+      </w:pPr>
+      <w:r>
+        <w:t>industry only</w:t>
+      </w:r>
+    </w:p>
+    <w:p>
+      <w:pPr>
+        <w:pStyle w:val="ListParagraph"/>
+        <w:widowControl/>
+        <w:spacing w:after="40"/>
+      </w:pPr>
+      <w:r>
+        <w:t>global pool (last resort)</w:t>
+      </w:r>
+    </w:p>
+    <w:p>
+      <w:pPr>
+        <w:widowControl/>
+        <w:spacing w:after="80"/>
+      </w:pPr>
+      <w:r>
+        <w:t>The cell used is disclosed in the report so brokers know how specific the peer comparison is.</w:t>
+      </w:r>
+    </w:p>
+    <w:p>
+      <w:pPr>
+        <w:widowControl/>
+        <w:spacing w:after="80"/>
+      </w:pPr>
+      <w:r>
+        <w:t>Revenue bands match the capacity-factor table in the catastrophe regulatory stack:</w:t>
+      </w:r>
+    </w:p>
+    <w:p>
+      <w:pPr>
+        <w:pStyle w:val="ListParagraph"/>
+        <w:widowControl/>
+        <w:spacing w:after="40"/>
+      </w:pPr>
+      <w:r>
+        <w:t>Micro: &lt; R10M</w:t>
+      </w:r>
+    </w:p>
+    <w:p>
+      <w:pPr>
+        <w:pStyle w:val="ListParagraph"/>
+        <w:widowControl/>
+        <w:spacing w:after="40"/>
+      </w:pPr>
+      <w:r>
+        <w:t>Small: R10M - R50M</w:t>
+      </w:r>
+    </w:p>
+    <w:p>
+      <w:pPr>
+        <w:pStyle w:val="ListParagraph"/>
+        <w:widowControl/>
+        <w:spacing w:after="40"/>
+      </w:pPr>
+      <w:r>
+        <w:t>Medium: R50M - R200M</w:t>
+      </w:r>
+    </w:p>
+    <w:p>
+      <w:pPr>
+        <w:pStyle w:val="ListParagraph"/>
+        <w:widowControl/>
+        <w:spacing w:after="40"/>
+      </w:pPr>
+      <w:r>
+        <w:t>Large: R200M - R1B</w:t>
+      </w:r>
+    </w:p>
+    <w:p>
+      <w:pPr>
+        <w:pStyle w:val="ListParagraph"/>
+        <w:widowControl/>
+        <w:spacing w:after="40"/>
+      </w:pPr>
+      <w:r>
+        <w:t>Major: &gt;= R1B</w:t>
+      </w:r>
+    </w:p>
+    <w:p>
+      <w:pPr>
+        <w:widowControl/>
+        <w:spacing w:after="80"/>
+      </w:pPr>
+      <w:r>
+        <w:t>Pool composition. Three source classes of benchmark scan, all tagged in the database so the report can disclose what the comparison draws from:</w:t>
+      </w:r>
+    </w:p>
+    <w:p>
+      <w:pPr>
+        <w:pStyle w:val="ListParagraph"/>
+        <w:widowControl/>
+        <w:spacing w:after="40"/>
+      </w:pPr>
+      <w:r>
+        <w:t>'benchmark_pool' - bi-weekly public-domain reference scans curated by Phishield. ~60 SA reference companies covering top JSE-listed entities + mid-market across Finance, Healthcare, Communications, Retail, Manufacturing, Mining, Technology, Transportation, Services, Public Sector. No consent needed (public infrastructure).</w:t>
+      </w:r>
+    </w:p>
+    <w:p>
+      <w:pPr>
+        <w:pStyle w:val="ListParagraph"/>
+        <w:widowControl/>
+        <w:spacing w:after="40"/>
+      </w:pPr>
+      <w:r>
+        <w:t>'lower_tier_upsell' - scans of Phishield's existing lower-tier client cohort (~4,000 entities) run as part of the premier-tier upsell flow. Phishield owns the client relationship directly (no broker intermediating), so consent is implicit in the existing service agreement. Provides substantial peer-pool depth in the SA market segments Phishield actually underwrites, but the cohort may not be perfectly representative of true industry median - this is disclosed in the report so brokers can weight the comparison accordingly.</w:t>
+      </w:r>
+    </w:p>
+    <w:p>
+      <w:pPr>
+        <w:pStyle w:val="ListParagraph"/>
+        <w:widowControl/>
+        <w:spacing w:after="40"/>
+      </w:pPr>
+      <w:r>
+        <w:t>'client_optin' - scans run by brokers via the risk advisory service for their clients, contributed to the pool with explicit consent. Default opt-out. Drives longer-term benchmark quality.</w:t>
+      </w:r>
+    </w:p>
+    <w:p>
+      <w:pPr>
+        <w:widowControl/>
+        <w:spacing w:after="80"/>
+      </w:pPr>
+      <w:r>
+        <w:t>Refresh cadence: bi-weekly (14 days). The benchmark_runner.py CLI scans the curated reference list and persists results to the benchmark_scans table. Pool freshness window is 90 days (3x the refresh cadence) so a missed cycle does not break peer ratings. Stale entries are automatically excluded from percentile calculations.</w:t>
+      </w:r>
+    </w:p>
+    <w:p>
+      <w:pPr>
+        <w:widowControl/>
+        <w:spacing w:after="80"/>
+      </w:pPr>
+      <w:r>
+        <w:t>Privacy / POPIA compliance: benchmark scans run against public-facing infrastructure only. No authenticated traffic, no credentials submitted, no exploit attempts. The benchmark pool is segregated from client scan records by the 'source' tag - it is impossible to attribute a peer-pool entry to a specific broker's client. Pool composition is disclosed in every report so brokers and clients see what the benchmark draws from.</w:t>
       </w:r>
     </w:p>
     <w:p>
@@ -11123,83 +11099,201 @@
           <w:color w:val="003366"/>
           <w:sz w:val="26"/>
         </w:rPr>
-        <w:t>Regulatory Flag Audit (FAIS audit trail)</w:t>
-      </w:r>
-    </w:p>
-    <w:p>
-      <w:pPr>
-        <w:widowControl/>
-        <w:spacing w:after="80"/>
-      </w:pPr>
-      <w:r>
-        <w:t>Every scan records both the broker's input on each regulatory flag (listed_company / b2c / accountable_institution / GDPR / PCI / healthcare sub-detail) AND what the pre-flight scan auto-detected independently. The audit panel in the full PDF and HTML report shows these side-by-side with the evidence for each auto-detection. Broker input drives the catastrophe stack calculation - the broker's value is authoritative - but the auto-detected value remains visible as an independent check for FAIS audit defensibility.</w:t>
-      </w:r>
-    </w:p>
-    <w:p>
-      <w:pPr>
-        <w:widowControl/>
-        <w:spacing w:after="80"/>
-      </w:pPr>
-      <w:r>
-        <w:t>Auto-detection sources: JSE-listed company is detected from a curated list of ~50 JSE-listed entities plus a footer ticker scrape ('JSE: TICKER' pattern). Accountable institution is inferred from the FS / Legal Services / Real Estate sub-industry mapping (per FIC Act Schedule 1). B2C and PCI are inferred from consumer-facing sub-industry labels plus a broad commerce-signal pass over the homepage — payment-gateway names (incl. SA-local gateways), card-input field markers, storefront / checkout UI text, structured-data product markers, and e-commerce platform fingerprints (an e-commerce platform implies card processing, so it satisfies PCI as well as B2C). Healthcare sub-detail is keyword-classified from domain and page title (medical_scheme / pharmacy / pharma / hospital_clinic).</w:t>
-      </w:r>
-    </w:p>
-    <w:p>
-      <w:pPr>
-        <w:widowControl/>
-        <w:spacing w:after="80"/>
-      </w:pPr>
-      <w:r>
-        <w:t>Insurance sub-type classifier: a separate keyword classifier runs against insurance-related FS sub-industries to distinguish the four entity types that SA FAIS / Insurance Act regulation treats differently but the SIC code lumps together:</w:t>
-      </w:r>
-    </w:p>
-    <w:p>
-      <w:pPr>
-        <w:pStyle w:val="ListParagraph"/>
-        <w:widowControl/>
-        <w:spacing w:after="40"/>
-      </w:pPr>
-      <w:r>
-        <w:t>UMA (Underwriting Management Agent) - underwrites on behalf of an insurer and reaches the market only via brokers. Cannot transact directly with consumers under SA insurance regulation. When detected, B2C is explicitly negated with the evidence string 'Underwriting Management Agent - cannot sell directly to consumers under SA insurance regulatory structure (B2B only)'.</w:t>
-      </w:r>
-    </w:p>
-    <w:p>
-      <w:pPr>
-        <w:pStyle w:val="ListParagraph"/>
-        <w:widowControl/>
-        <w:spacing w:after="40"/>
-      </w:pPr>
-      <w:r>
-        <w:t>Reinsurer - sells exclusively to other insurers. B2B by definition. B2C is auto-negated when this pattern is detected.</w:t>
-      </w:r>
-    </w:p>
-    <w:p>
-      <w:pPr>
-        <w:pStyle w:val="ListParagraph"/>
-        <w:widowControl/>
-        <w:spacing w:after="40"/>
-      </w:pPr>
-      <w:r>
-        <w:t>Insurance broker - serves a mix of consumers and businesses. B2C status depends on the specific client; the classifier leaves B2C unset and the broker confirms based on client knowledge.</w:t>
-      </w:r>
-    </w:p>
-    <w:p>
-      <w:pPr>
-        <w:pStyle w:val="ListParagraph"/>
-        <w:widowControl/>
-        <w:spacing w:after="40"/>
-      </w:pPr>
-      <w:r>
-        <w:t>Insurance carrier - direct insurer. B2C status depends on the distribution model; broker confirms.</w:t>
-      </w:r>
-    </w:p>
-    <w:p>
-      <w:pPr>
-        <w:widowControl/>
-        <w:spacing w:after="80"/>
-      </w:pPr>
-      <w:r>
-        <w:t>This refinement was driven by the 2026-05-15 audit of Phishield's own scan: the SIC sub-industry 'Insurance Agents, Brokers, And Service' was previously auto-ticking B2C even for UMAs that are B2B-only by regulation. The fix removes those FS sub-industries from the default-B2C list and adds the keyword classifier so UMAs and reinsurers are explicitly recognised and B2C is correctly negated for them.</w:t>
+        <w:t>Cat Modelling Validity Notice (records-based)</w:t>
+      </w:r>
+    </w:p>
+    <w:p>
+      <w:pPr>
+        <w:widowControl/>
+        <w:spacing w:after="80"/>
+      </w:pPr>
+      <w:r>
+        <w:t>The data-breach component of the catastrophe modelling (C1) is computed as the residual after subtracting C2 (regulatory fines) + C3 (revenue loss) + C4 (ransom) + C5 (incident-response costs) from the IBM SA Cost of a Data Breach 2025 industry-typical total breach anchor. The records-per-revenue heuristic is NOT used in the breach cost calculation itself; the IBM anchor IS the calibration. The records heuristic is surfaced as transparency about the scale the IBM regression assumes, and to anchor the per-industry validity ceiling above which the cat modelling stops being reliable.</w:t>
+      </w:r>
+    </w:p>
+    <w:p>
+      <w:pPr>
+        <w:widowControl/>
+        <w:spacing w:after="80"/>
+      </w:pPr>
+      <w:r>
+        <w:t>Industry records-per-revenue divisor (transparency context for the broker; rand of revenue per sensitive record held, on average):</w:t>
+      </w:r>
+    </w:p>
+    <w:p>
+      <w:pPr>
+        <w:pStyle w:val="ListParagraph"/>
+        <w:widowControl/>
+        <w:spacing w:after="40"/>
+      </w:pPr>
+      <w:r>
+        <w:t>Record-heavy industries: Finance / Banks R5,000-R7,500 per record; Telecommunications R5,000; Healthcare R9,000; Insurance R18,000; Education R25,000; Retail R30,000.</w:t>
+      </w:r>
+    </w:p>
+    <w:p>
+      <w:pPr>
+        <w:pStyle w:val="ListParagraph"/>
+        <w:widowControl/>
+        <w:spacing w:after="40"/>
+      </w:pPr>
+      <w:r>
+        <w:t>Mid-range: Hospitality R20,000; Services / Software R50,000; Public Sector R50,000; Pharmaceuticals R50,000; Energy R100,000; Transportation R100,000.</w:t>
+      </w:r>
+    </w:p>
+    <w:p>
+      <w:pPr>
+        <w:pStyle w:val="ListParagraph"/>
+        <w:widowControl/>
+        <w:spacing w:after="40"/>
+      </w:pPr>
+      <w:r>
+        <w:t>Low-record industries: Manufacturing R500,000; Construction R500,000; Agriculture R1,000,000 per record (mostly B2B with few PII holdings).</w:t>
+      </w:r>
+    </w:p>
+    <w:p>
+      <w:pPr>
+        <w:widowControl/>
+        <w:spacing w:after="80"/>
+      </w:pPr>
+      <w:r>
+        <w:t>Per-industry cat-modelling validity ceiling - the record-count threshold above which the IBM-anchored cat exposure no longer represents realistic worst-case loss. Above this ceiling the cat figures in the report should be treated as a FLOOR estimate only and the broker should request a bespoke actuarial review:</w:t>
+      </w:r>
+    </w:p>
+    <w:p>
+      <w:pPr>
+        <w:pStyle w:val="ListParagraph"/>
+        <w:widowControl/>
+        <w:spacing w:after="40"/>
+      </w:pPr>
+      <w:r>
+        <w:t>High-anchor industries (more IBM headroom): Finance / Banks 500,000 records; Healthcare 400,000; Public Sector 300,000; Technology / Tech 300,000; Pharmaceuticals 300,000.</w:t>
+      </w:r>
+    </w:p>
+    <w:p>
+      <w:pPr>
+        <w:pStyle w:val="ListParagraph"/>
+        <w:widowControl/>
+        <w:spacing w:after="40"/>
+      </w:pPr>
+      <w:r>
+        <w:t>Mid-anchor industries: Insurance 250,000; Retail 250,000; Services 250,000; Education 250,000; Communications / Telecoms 250,000; Hospitality 200,000; Media / Entertainment 200,000.</w:t>
+      </w:r>
+    </w:p>
+    <w:p>
+      <w:pPr>
+        <w:pStyle w:val="ListParagraph"/>
+        <w:widowControl/>
+        <w:spacing w:after="40"/>
+      </w:pPr>
+      <w:r>
+        <w:t>Low-anchor industries: Energy 150,000; Transportation 150,000; Manufacturing 100,000; Construction 100,000; Agriculture 50,000.</w:t>
+      </w:r>
+    </w:p>
+    <w:p>
+      <w:pPr>
+        <w:widowControl/>
+        <w:spacing w:after="80"/>
+      </w:pPr>
+      <w:r>
+        <w:t>Why the ceiling matters: above the per-industry threshold, several cost components scale super-linearly outside the IBM calibration window and the cat exposure understates realistic worst-case loss:</w:t>
+      </w:r>
+    </w:p>
+    <w:p>
+      <w:pPr>
+        <w:pStyle w:val="ListParagraph"/>
+        <w:widowControl/>
+        <w:spacing w:after="40"/>
+      </w:pPr>
+      <w:r>
+        <w:t>POPIA Section 22 breach-notification costs - each affected data subject must be notified, so cost scales linearly with record count (R1-2 per subject for SMS, more for postal notification, multiplied across millions of subjects for outlier cases).</w:t>
+      </w:r>
+    </w:p>
+    <w:p>
+      <w:pPr>
+        <w:pStyle w:val="ListParagraph"/>
+        <w:widowControl/>
+        <w:spacing w:after="40"/>
+      </w:pPr>
+      <w:r>
+        <w:t>POPIA Section 99 civil exposure - uncapped per affected subject; class action exposure scales with record count, not revenue.</w:t>
+      </w:r>
+    </w:p>
+    <w:p>
+      <w:pPr>
+        <w:pStyle w:val="ListParagraph"/>
+        <w:widowControl/>
+        <w:spacing w:after="40"/>
+      </w:pPr>
+      <w:r>
+        <w:t>Regulator escalation - the Information Regulator's Section 109(3) 'extent and number of subjects' factor pushes fines toward statutory maxima for very large breach sizes.</w:t>
+      </w:r>
+    </w:p>
+    <w:p>
+      <w:pPr>
+        <w:pStyle w:val="ListParagraph"/>
+        <w:widowControl/>
+        <w:spacing w:after="40"/>
+      </w:pPr>
+      <w:r>
+        <w:t>Forensic / IR scope - grows non-linearly above ~250K records because the investigation must trace each affected subject's data flows.</w:t>
+      </w:r>
+    </w:p>
+    <w:p>
+      <w:pPr>
+        <w:widowControl/>
+        <w:spacing w:after="80"/>
+      </w:pPr>
+      <w:r>
+        <w:t>Common outlier cases the disclosure is designed to surface:</w:t>
+      </w:r>
+    </w:p>
+    <w:p>
+      <w:pPr>
+        <w:pStyle w:val="ListParagraph"/>
+        <w:widowControl/>
+        <w:spacing w:after="40"/>
+      </w:pPr>
+      <w:r>
+        <w:t>Small fintechs (e.g. R10M revenue, 500,000+ user records). Heuristic estimates ~1,300 records; reality is 100-1000x that. Far above the 500,000-record validity ceiling for Finance.</w:t>
+      </w:r>
+    </w:p>
+    <w:p>
+      <w:pPr>
+        <w:pStyle w:val="ListParagraph"/>
+        <w:widowControl/>
+        <w:spacing w:after="40"/>
+      </w:pPr>
+      <w:r>
+        <w:t>Health-tech aggregators (e.g. lab-result platforms, telemedicine, patient-portal SaaS). Heuristic underestimates by 10-50x typically; can exceed the 400,000-record Healthcare ceiling on a small revenue footprint.</w:t>
+      </w:r>
+    </w:p>
+    <w:p>
+      <w:pPr>
+        <w:pStyle w:val="ListParagraph"/>
+        <w:widowControl/>
+        <w:spacing w:after="40"/>
+      </w:pPr>
+      <w:r>
+        <w:t>Marketing / loyalty platforms with massive customer databases relative to revenue (e.g. B2B SaaS holding their customers' end-customer lists).</w:t>
+      </w:r>
+    </w:p>
+    <w:p>
+      <w:pPr>
+        <w:pStyle w:val="ListParagraph"/>
+        <w:widowControl/>
+        <w:spacing w:after="40"/>
+      </w:pPr>
+      <w:r>
+        <w:t>Data brokers and breach-list resellers - large record holdings irrespective of revenue.</w:t>
+      </w:r>
+    </w:p>
+    <w:p>
+      <w:pPr>
+        <w:widowControl/>
+        <w:spacing w:after="80"/>
+      </w:pPr>
+      <w:r>
+        <w:t>FAIS appropriate-disclosure compliance: the model's record-count assumption and validity ceiling must be visible to the broker and client so they can flag when the calculation does not match the organisation's actual data holdings. The other components of the financial impact estimate (ransomware, business interruption, regulatory fines) are revenue-driven and are not directly affected by record-count outliers, but regulatory exposure DOES escalate at very high breach sizes (s109(3) extent factor), which the cat regulatory stack does not separately model.</w:t>
       </w:r>
     </w:p>
     <w:p>
@@ -11213,66 +11307,25 @@
           <w:color w:val="003366"/>
           <w:sz w:val="26"/>
         </w:rPr>
-        <w:t>HTTP client architecture (rate limit, WAF detection, scanner identity)</w:t>
-      </w:r>
-    </w:p>
-    <w:p>
-      <w:pPr>
-        <w:widowControl/>
-        <w:spacing w:after="80"/>
-      </w:pPr>
-      <w:r>
-        <w:t>All outbound HTTP traffic from the scanner routes through a single chokepoint in http_client.py. This is the same pattern used by Bitsight, SecurityScorecard, Coalition, CFC, Black Kite, and RiskRecon - the established players in external risk rating - and is the industry-standard way to behave passively at scale.</w:t>
-      </w:r>
-    </w:p>
-    <w:p>
-      <w:pPr>
-        <w:pStyle w:val="ListParagraph"/>
-        <w:widowControl/>
-        <w:spacing w:after="40"/>
-      </w:pPr>
-      <w:r>
-        <w:t>Per-apex token-bucket rate limit at 2 requests/second with burst capacity 5. A single scan can never burst more than 5 concurrent requests at any one target apex, irrespective of how many checkers run in parallel. Different apexes (the scan target, Shodan, VirusTotal, etc.) each get their own bucket, so external API calls are not bottlenecked by target probing.</w:t>
-      </w:r>
-    </w:p>
-    <w:p>
-      <w:pPr>
-        <w:pStyle w:val="ListParagraph"/>
-        <w:widowControl/>
-        <w:spacing w:after="40"/>
-      </w:pPr>
-      <w:r>
-        <w:t>Identifying User-Agent on every request: Phishield-Scanner/1.0 (+https://phishield.com/scanner-info). The embedded URL points at a public scanner-identity page that security teams investigating scanner traffic can use to verify legitimacy out-of-band. This mirrors how Bitsight publishes its scanner ranges and how SecurityScorecard documents its research agents.</w:t>
-      </w:r>
-    </w:p>
-    <w:p>
-      <w:pPr>
-        <w:pStyle w:val="ListParagraph"/>
-        <w:widowControl/>
-        <w:spacing w:after="40"/>
-      </w:pPr>
-      <w:r>
-        <w:t>HEAD-first discovery: path-existence checks use HEAD requests rather than GET, reducing bandwidth and significantly lowering the WAF 'directory enumeration' signature that bursts of GETs typically trip. GET is only issued when the response body is needed for content analysis.</w:t>
-      </w:r>
-    </w:p>
-    <w:p>
-      <w:pPr>
-        <w:pStyle w:val="ListParagraph"/>
-        <w:widowControl/>
-        <w:spacing w:after="40"/>
-      </w:pPr>
-      <w:r>
-        <w:t>WAF / bot-manager detection: a sliding-window response monitor per apex tracks the last 20 responses. The apex is flagged as WAF-protected when any of (a) &gt;= 40% of responses are 403/406/451, (b) &gt;= 25% are 429/503, (c) &gt;= 50% are timeouts, or (d) a known challenge-page signature (Cloudflare, Akamai, Imperva, DataDome, PerimeterX, hCaptcha) is detected in a response body.</w:t>
-      </w:r>
-    </w:p>
-    <w:p>
-      <w:pPr>
-        <w:pStyle w:val="ListParagraph"/>
-        <w:widowControl/>
-        <w:spacing w:after="40"/>
-      </w:pPr>
-      <w:r>
-        <w:t>Probe-cache interface slot: the HttpClient accepts a ProbeCache implementation in its constructor. Default is a no-op cache (every lookup misses). The interface contract is documented in http_client.py and gap analysis SCN-026. When the continuous-monitoring scheduler is built, a SQLite-backed cache slots in at module import time with no checker code changes required. Cache refresh rules are status-dependent: 2xx 24h, 404 7d (with 10% spot-check), 5xx 1h, WAF 6h, rate-limited 30m, timeout 1h.</w:t>
+        <w:t>Civil Liability Disclosure</w:t>
+      </w:r>
+    </w:p>
+    <w:p>
+      <w:pPr>
+        <w:widowControl/>
+        <w:spacing w:after="80"/>
+      </w:pPr>
+      <w:r>
+        <w:t>The financial impact figures presented in this report exclude civil liability arising from contractual or common-law obligations - specifically POPIA Section 99 civil action, common-law delict, contractual indemnities, master service agreement penalties, and third-party claims. These exposures cannot be quantified from an external security assessment because they depend on contracts, customer terms, supplier liabilities, and indemnity clauses held by the organisation under assessment.</w:t>
+      </w:r>
+    </w:p>
+    <w:p>
+      <w:pPr>
+        <w:widowControl/>
+        <w:spacing w:after="80"/>
+      </w:pPr>
+      <w:r>
+        <w:t>Civil exposure is uncapped under POPIA Section 99 and South African common law and can materially exceed the regulatory fine figures shown. Section 99 explicitly permits a court to award patrimonial loss, non-patrimonial loss, aggravated damages, and costs - no statutory cap applies. The disclosure paragraph in the report directs legal counsel and the organisation's risk officer to review contractual exposures alongside the report when determining appropriate cover.</w:t>
       </w:r>
     </w:p>
     <w:p>
@@ -11286,34 +11339,83 @@
           <w:color w:val="003366"/>
           <w:sz w:val="26"/>
         </w:rPr>
-        <w:t>WAF Intervention Partial Coverage Notice</w:t>
-      </w:r>
-    </w:p>
-    <w:p>
-      <w:pPr>
-        <w:widowControl/>
-        <w:spacing w:after="80"/>
-      </w:pPr>
-      <w:r>
-        <w:t>When the WAF tracker flags the target apex as protected, the scan continues but renders a Partial Coverage Notice in both the PDF report and the HTML dashboard. The notice appears immediately after the executive summary and again above the Insurance Analytics section.</w:t>
-      </w:r>
-    </w:p>
-    <w:p>
-      <w:pPr>
-        <w:widowControl/>
-        <w:spacing w:after="80"/>
-      </w:pPr>
-      <w:r>
-        <w:t>FAIS reasonable-advice compliance: the report must not produce false-negative findings when the scan was actively blocked. Absence of a finding in a WAF-affected section does NOT confirm absence of the underlying risk - it indicates the scanner could not verify it. The notice explicitly tells the broker and client this, with the detected pattern (challenge page / 403 / 429 / timeouts), the approximate coverage percentage, and the affected checker count. Without this notice the report would mislead.</w:t>
-      </w:r>
-    </w:p>
-    <w:p>
-      <w:pPr>
-        <w:widowControl/>
-        <w:spacing w:after="80"/>
-      </w:pPr>
-      <w:r>
-        <w:t>The notice is NOT a scanner limitation. WAF / bot-manager intervention is a deliberate protective behaviour by the target. Industry-leading scanners (Bitsight, SecurityScorecard, Coalition, CFC) all report ~10-15% partial-data scans across their portfolios and surface this explicitly rather than suppressing it. A rescan from a different source IP, or coordination with the target's security team via /scanner-info, may be required for complete coverage.</w:t>
+        <w:t>Regulatory Flag Audit (FAIS audit trail)</w:t>
+      </w:r>
+    </w:p>
+    <w:p>
+      <w:pPr>
+        <w:widowControl/>
+        <w:spacing w:after="80"/>
+      </w:pPr>
+      <w:r>
+        <w:t>Every scan records both the broker's input on each regulatory flag (listed_company / b2c / accountable_institution / GDPR / PCI / healthcare sub-detail) AND what the pre-flight scan auto-detected independently. The audit panel in the full PDF and HTML report shows these side-by-side with the evidence for each auto-detection. Broker input drives the catastrophe stack calculation - the broker's value is authoritative - but the auto-detected value remains visible as an independent check for FAIS audit defensibility.</w:t>
+      </w:r>
+    </w:p>
+    <w:p>
+      <w:pPr>
+        <w:widowControl/>
+        <w:spacing w:after="80"/>
+      </w:pPr>
+      <w:r>
+        <w:t>Auto-detection sources: JSE-listed company is detected from a curated list of ~50 JSE-listed entities plus a footer ticker scrape ('JSE: TICKER' pattern). Accountable institution is inferred from the FS / Legal Services / Real Estate sub-industry mapping (per FIC Act Schedule 1). B2C and PCI are inferred from consumer-facing sub-industry labels plus a broad commerce-signal pass over the homepage — payment-gateway names (incl. SA-local gateways), card-input field markers, storefront / checkout UI text, structured-data product markers, and e-commerce platform fingerprints (an e-commerce platform implies card processing, so it satisfies PCI as well as B2C). Healthcare sub-detail is keyword-classified from domain and page title (medical_scheme / pharmacy / pharma / hospital_clinic).</w:t>
+      </w:r>
+    </w:p>
+    <w:p>
+      <w:pPr>
+        <w:widowControl/>
+        <w:spacing w:after="80"/>
+      </w:pPr>
+      <w:r>
+        <w:t>Insurance sub-type classifier: a separate keyword classifier runs against insurance-related FS sub-industries to distinguish the four entity types that SA FAIS / Insurance Act regulation treats differently but the SIC code lumps together:</w:t>
+      </w:r>
+    </w:p>
+    <w:p>
+      <w:pPr>
+        <w:pStyle w:val="ListParagraph"/>
+        <w:widowControl/>
+        <w:spacing w:after="40"/>
+      </w:pPr>
+      <w:r>
+        <w:t>UMA (Underwriting Management Agent) - underwrites on behalf of an insurer and reaches the market only via brokers. Cannot transact directly with consumers under SA insurance regulation. When detected, B2C is explicitly negated with the evidence string 'Underwriting Management Agent - cannot sell directly to consumers under SA insurance regulatory structure (B2B only)'.</w:t>
+      </w:r>
+    </w:p>
+    <w:p>
+      <w:pPr>
+        <w:pStyle w:val="ListParagraph"/>
+        <w:widowControl/>
+        <w:spacing w:after="40"/>
+      </w:pPr>
+      <w:r>
+        <w:t>Reinsurer - sells exclusively to other insurers. B2B by definition. B2C is auto-negated when this pattern is detected.</w:t>
+      </w:r>
+    </w:p>
+    <w:p>
+      <w:pPr>
+        <w:pStyle w:val="ListParagraph"/>
+        <w:widowControl/>
+        <w:spacing w:after="40"/>
+      </w:pPr>
+      <w:r>
+        <w:t>Insurance broker - serves a mix of consumers and businesses. B2C status depends on the specific client; the classifier leaves B2C unset and the broker confirms based on client knowledge.</w:t>
+      </w:r>
+    </w:p>
+    <w:p>
+      <w:pPr>
+        <w:pStyle w:val="ListParagraph"/>
+        <w:widowControl/>
+        <w:spacing w:after="40"/>
+      </w:pPr>
+      <w:r>
+        <w:t>Insurance carrier - direct insurer. B2C status depends on the distribution model; broker confirms.</w:t>
+      </w:r>
+    </w:p>
+    <w:p>
+      <w:pPr>
+        <w:widowControl/>
+        <w:spacing w:after="80"/>
+      </w:pPr>
+      <w:r>
+        <w:t>This refinement was driven by the 2026-05-15 audit of Phishield's own scan: the SIC sub-industry 'Insurance Agents, Brokers, And Service' was previously auto-ticking B2C even for UMAs that are B2B-only by regulation. The fix removes those FS sub-industries from the default-B2C list and adds the keyword classifier so UMAs and reinsurers are explicitly recognised and B2C is correctly negated for them.</w:t>
       </w:r>
     </w:p>
     <w:p>
@@ -11327,16 +11429,66 @@
           <w:color w:val="003366"/>
           <w:sz w:val="26"/>
         </w:rPr>
-        <w:t>Public scanner-identity page</w:t>
-      </w:r>
-    </w:p>
-    <w:p>
-      <w:pPr>
-        <w:widowControl/>
-        <w:spacing w:after="80"/>
-      </w:pPr>
-      <w:r>
-        <w:t>The Phishield Scanner exposes a public, indexable, stable URL at /scanner-info on the scanner host. The page documents: the scanner's operator (Phishield UMA, FSP 46418); what the scanner does and does not do; the typical request profile (2 req/sec, HEAD-first, no exploit attempts, no POST against targets); the source network (Render egress); a sample WAF whitelist rule for security teams who want to allow the scanner explicitly; and a security contact email. The URL is embedded in every scanner request's User-Agent header so security teams encountering scanner traffic can verify legitimacy without contacting Phishield first.</w:t>
+        <w:t>HTTP client architecture (rate limit, WAF detection, scanner identity)</w:t>
+      </w:r>
+    </w:p>
+    <w:p>
+      <w:pPr>
+        <w:widowControl/>
+        <w:spacing w:after="80"/>
+      </w:pPr>
+      <w:r>
+        <w:t>All outbound HTTP traffic from the scanner routes through a single chokepoint in http_client.py. This is the same pattern used by Bitsight, SecurityScorecard, Coalition, CFC, Black Kite, and RiskRecon - the established players in external risk rating - and is the industry-standard way to behave passively at scale.</w:t>
+      </w:r>
+    </w:p>
+    <w:p>
+      <w:pPr>
+        <w:pStyle w:val="ListParagraph"/>
+        <w:widowControl/>
+        <w:spacing w:after="40"/>
+      </w:pPr>
+      <w:r>
+        <w:t>Per-apex token-bucket rate limit at 2 requests/second with burst capacity 5. A single scan can never burst more than 5 concurrent requests at any one target apex, irrespective of how many checkers run in parallel. Different apexes (the scan target, Shodan, VirusTotal, etc.) each get their own bucket, so external API calls are not bottlenecked by target probing.</w:t>
+      </w:r>
+    </w:p>
+    <w:p>
+      <w:pPr>
+        <w:pStyle w:val="ListParagraph"/>
+        <w:widowControl/>
+        <w:spacing w:after="40"/>
+      </w:pPr>
+      <w:r>
+        <w:t>Identifying User-Agent on every request: Phishield-Scanner/1.0 (+https://phishield.com/scanner-info). The embedded URL points at a public scanner-identity page that security teams investigating scanner traffic can use to verify legitimacy out-of-band. This mirrors how Bitsight publishes its scanner ranges and how SecurityScorecard documents its research agents.</w:t>
+      </w:r>
+    </w:p>
+    <w:p>
+      <w:pPr>
+        <w:pStyle w:val="ListParagraph"/>
+        <w:widowControl/>
+        <w:spacing w:after="40"/>
+      </w:pPr>
+      <w:r>
+        <w:t>HEAD-first discovery: path-existence checks use HEAD requests rather than GET, reducing bandwidth and significantly lowering the WAF 'directory enumeration' signature that bursts of GETs typically trip. GET is only issued when the response body is needed for content analysis.</w:t>
+      </w:r>
+    </w:p>
+    <w:p>
+      <w:pPr>
+        <w:pStyle w:val="ListParagraph"/>
+        <w:widowControl/>
+        <w:spacing w:after="40"/>
+      </w:pPr>
+      <w:r>
+        <w:t>WAF / bot-manager detection: a sliding-window response monitor per apex tracks the last 20 responses. The apex is flagged as WAF-protected when any of (a) &gt;= 40% of responses are 403/406/451, (b) &gt;= 25% are 429/503, (c) &gt;= 50% are timeouts, or (d) a known challenge-page signature (Cloudflare, Akamai, Imperva, DataDome, PerimeterX, hCaptcha) is detected in a response body.</w:t>
+      </w:r>
+    </w:p>
+    <w:p>
+      <w:pPr>
+        <w:pStyle w:val="ListParagraph"/>
+        <w:widowControl/>
+        <w:spacing w:after="40"/>
+      </w:pPr>
+      <w:r>
+        <w:t>Probe-cache interface slot: the HttpClient accepts a ProbeCache implementation in its constructor. Default is a no-op cache (every lookup misses). The interface contract is documented in http_client.py and gap analysis SCN-026. When the continuous-monitoring scheduler is built, a SQLite-backed cache slots in at module import time with no checker code changes required. Cache refresh rules are status-dependent: 2xx 24h, 404 7d (with 10% spot-check), 5xx 1h, WAF 6h, rate-limited 30m, timeout 1h.</w:t>
       </w:r>
     </w:p>
     <w:p>
@@ -11350,48 +11502,34 @@
           <w:color w:val="003366"/>
           <w:sz w:val="26"/>
         </w:rPr>
-        <w:t>Per-checker Scan Duration Profile</w:t>
-      </w:r>
-    </w:p>
-    <w:p>
-      <w:pPr>
-        <w:widowControl/>
-        <w:spacing w:after="80"/>
-      </w:pPr>
-      <w:r>
-        <w:t>Each scan records per-checker wall-clock timing in a Scan Duration Profile section in the full PDF. This serves both as a quality signal for brokers (the report can demonstrate the scan completed within agreed SLA) and as an operational diagnostic primitive (the longest-running checkers can be identified at a glance). The 'running' status emitted during the scan is also corrected to indicate actual execution rather than queue position - previously all queued checkers displayed as 'running' regardless of whether a worker thread had picked them up.</w:t>
-      </w:r>
-    </w:p>
-    <w:p>
-      <w:pPr>
-        <w:widowControl/>
-        <w:spacing w:after="80"/>
-      </w:pPr>
-      <w:r>
-        <w:rPr>
-          <w:b/>
-          <w:color w:val="003399"/>
-        </w:rPr>
-        <w:t xml:space="preserve">NOTE: </w:t>
-      </w:r>
-      <w:r>
-        <w:t>The financial estimates are modelled projections, not guarantees. They are based on externally observable data combined with IBM SA benchmarks, Sophos SA 2025 ransomware data, and actual SA insurance claims experience. Actual losses may be higher or lower depending on internal controls, incident response capability, and the specific nature of any incident. Use these figures as a data-driven starting point for insurance discussions, not as actuarial certainties.</w:t>
-      </w:r>
-    </w:p>
-    <w:p>
-      <w:pPr>
-        <w:widowControl/>
-        <w:spacing w:after="80"/>
-      </w:pPr>
-      <w:r>
-        <w:rPr>
-          <w:b/>
-          <w:color w:val="B40000"/>
-        </w:rPr>
-        <w:t xml:space="preserve">WARNING: </w:t>
-      </w:r>
-      <w:r>
-        <w:t>The breach cost anchor (R49.22 million) and component proportions are derived from IBM 2025 SA-specific data. The ransomware recovery time and vector weights use Sophos SA 2025 survey data. These are calibrated averages — actual costs will vary based on data sensitivity, regulatory jurisdiction, organisation size, and incident response readiness.</w:t>
+        <w:t>WAF Intervention Partial Coverage Notice</w:t>
+      </w:r>
+    </w:p>
+    <w:p>
+      <w:pPr>
+        <w:widowControl/>
+        <w:spacing w:after="80"/>
+      </w:pPr>
+      <w:r>
+        <w:t>When the WAF tracker flags the target apex as protected, the scan continues but renders a Partial Coverage Notice in both the PDF report and the HTML dashboard. The notice appears immediately after the executive summary and again above the Insurance Analytics section.</w:t>
+      </w:r>
+    </w:p>
+    <w:p>
+      <w:pPr>
+        <w:widowControl/>
+        <w:spacing w:after="80"/>
+      </w:pPr>
+      <w:r>
+        <w:t>FAIS reasonable-advice compliance: the report must not produce false-negative findings when the scan was actively blocked. Absence of a finding in a WAF-affected section does NOT confirm absence of the underlying risk - it indicates the scanner could not verify it. The notice explicitly tells the broker and client this, with the detected pattern (challenge page / 403 / 429 / timeouts), the approximate coverage percentage, and the affected checker count. Without this notice the report would mislead.</w:t>
+      </w:r>
+    </w:p>
+    <w:p>
+      <w:pPr>
+        <w:widowControl/>
+        <w:spacing w:after="80"/>
+      </w:pPr>
+      <w:r>
+        <w:t>The notice is NOT a scanner limitation. WAF / bot-manager intervention is a deliberate protective behaviour by the target. Industry-leading scanners (Bitsight, SecurityScorecard, Coalition, CFC) all report ~10-15% partial-data scans across their portfolios and surface this explicitly rather than suppressing it. A rescan from a different source IP, or coordination with the target's security team via /scanner-info, may be required for complete coverage.</w:t>
       </w:r>
     </w:p>
     <w:p>
@@ -11405,16 +11543,16 @@
           <w:color w:val="003366"/>
           <w:sz w:val="26"/>
         </w:rPr>
-        <w:t>5.4  Remediation Roadmap</w:t>
-      </w:r>
-    </w:p>
-    <w:p>
-      <w:pPr>
-        <w:widowControl/>
-        <w:spacing w:after="80"/>
-      </w:pPr>
-      <w:r>
-        <w:t>The Remediation Roadmap is the most actionable section of the insurance analytics. It takes every finding from the scan and converts it into a prioritised list of remediation steps, ordered by the magnitude of RSI reduction each step would achieve. For each step, the roadmap provides: a plain-English action description, a priority level, an indicative cost range, the projected RSI reduction, and the estimated annual savings in financial impact.</w:t>
+        <w:t>Public scanner-identity page</w:t>
+      </w:r>
+    </w:p>
+    <w:p>
+      <w:pPr>
+        <w:widowControl/>
+        <w:spacing w:after="80"/>
+      </w:pPr>
+      <w:r>
+        <w:t>The Phishield Scanner exposes a public, indexable, stable URL at /scanner-info on the scanner host. The page documents: the scanner's operator (Phishield UMA, FSP 46418); what the scanner does and does not do; the typical request profile (2 req/sec, HEAD-first, no exploit attempts, no POST against targets); the source network (Render egress); a sample WAF whitelist rule for security teams who want to allow the scanner explicitly; and a security contact email. The URL is embedded in every scanner request's User-Agent header so security teams encountering scanner traffic can verify legitimacy without contacting Phishield first.</w:t>
       </w:r>
     </w:p>
     <w:p>
@@ -11428,37 +11566,48 @@
           <w:color w:val="003366"/>
           <w:sz w:val="26"/>
         </w:rPr>
-        <w:t>Priority Levels</w:t>
-      </w:r>
-    </w:p>
-    <w:p>
-      <w:pPr>
-        <w:pStyle w:val="ListParagraph"/>
-        <w:widowControl/>
-        <w:spacing w:after="40"/>
-      </w:pPr>
-      <w:r>
-        <w:t>P1 (Critical) — RSI reduction of 0.10 or more per step. These are the findings that contribute the most to ransomware susceptibility. Examples: blocking exposed RDP, firewalling exposed databases, patching CISA KEV CVEs. Address within 14 days.</w:t>
-      </w:r>
-    </w:p>
-    <w:p>
-      <w:pPr>
-        <w:pStyle w:val="ListParagraph"/>
-        <w:widowControl/>
-        <w:spacing w:after="40"/>
-      </w:pPr>
-      <w:r>
-        <w:t>P2 (High) — RSI reduction of 0.05 to 0.09 per step. Significant security improvements that should be addressed within 30 days. Examples: deploying a WAF, implementing DMARC, resetting leaked credentials.</w:t>
-      </w:r>
-    </w:p>
-    <w:p>
-      <w:pPr>
-        <w:pStyle w:val="ListParagraph"/>
-        <w:widowControl/>
-        <w:spacing w:after="40"/>
-      </w:pPr>
-      <w:r>
-        <w:t>P3 (Medium) — RSI reduction below 0.05 per step. Hygiene improvements to address within 90 days. Examples: updating EOL software, creating a security.txt file, resolving DNSBL blacklisting.</w:t>
+        <w:t>Per-checker Scan Duration Profile</w:t>
+      </w:r>
+    </w:p>
+    <w:p>
+      <w:pPr>
+        <w:widowControl/>
+        <w:spacing w:after="80"/>
+      </w:pPr>
+      <w:r>
+        <w:t>Each scan records per-checker wall-clock timing in a Scan Duration Profile section in the full PDF. This serves both as a quality signal for brokers (the report can demonstrate the scan completed within agreed SLA) and as an operational diagnostic primitive (the longest-running checkers can be identified at a glance). The 'running' status emitted during the scan is also corrected to indicate actual execution rather than queue position - previously all queued checkers displayed as 'running' regardless of whether a worker thread had picked them up.</w:t>
+      </w:r>
+    </w:p>
+    <w:p>
+      <w:pPr>
+        <w:widowControl/>
+        <w:spacing w:after="80"/>
+      </w:pPr>
+      <w:r>
+        <w:rPr>
+          <w:b/>
+          <w:color w:val="003399"/>
+        </w:rPr>
+        <w:t xml:space="preserve">NOTE: </w:t>
+      </w:r>
+      <w:r>
+        <w:t>The financial estimates are modelled projections, not guarantees. They are based on externally observable data combined with IBM SA benchmarks, Sophos SA 2025 ransomware data, and actual SA insurance claims experience. Actual losses may be higher or lower depending on internal controls, incident response capability, and the specific nature of any incident. Use these figures as a data-driven starting point for insurance discussions, not as actuarial certainties.</w:t>
+      </w:r>
+    </w:p>
+    <w:p>
+      <w:pPr>
+        <w:widowControl/>
+        <w:spacing w:after="80"/>
+      </w:pPr>
+      <w:r>
+        <w:rPr>
+          <w:b/>
+          <w:color w:val="B40000"/>
+        </w:rPr>
+        <w:t xml:space="preserve">WARNING: </w:t>
+      </w:r>
+      <w:r>
+        <w:t>The breach cost anchor (R49.22 million) and component proportions are derived from IBM 2025 SA-specific data. The ransomware recovery time and vector weights use Sophos SA 2025 survey data. These are calibrated averages — actual costs will vary based on data sensitivity, regulatory jurisdiction, organisation size, and incident response readiness.</w:t>
       </w:r>
     </w:p>
     <w:p>
@@ -11472,105 +11621,16 @@
           <w:color w:val="003366"/>
           <w:sz w:val="26"/>
         </w:rPr>
-        <w:t>Estimated Cost Ranges</w:t>
-      </w:r>
-    </w:p>
-    <w:p>
-      <w:pPr>
-        <w:widowControl/>
-        <w:spacing w:after="80"/>
-      </w:pPr>
-      <w:r>
-        <w:t>Each remediation step includes an indicative cost range in South African Rand (ZAR). These are based on typical SA market rates for the type of work involved and are intended as a conversation starter for budgeting discussions — they are not project quotes. Actual costs will depend on the complexity of the environment, the service provider chosen, and whether in-house resources are available.</w:t>
-      </w:r>
-    </w:p>
-    <w:p>
-      <w:pPr>
-        <w:widowControl/>
-        <w:spacing w:after="80"/>
-      </w:pPr>
-      <w:r>
-        <w:rPr>
-          <w:b/>
-        </w:rPr>
-        <w:t xml:space="preserve">Example cost ranges: </w:t>
-      </w:r>
-      <w:r/>
-    </w:p>
-    <w:p>
-      <w:pPr>
-        <w:pStyle w:val="ListParagraph"/>
-        <w:widowControl/>
-        <w:spacing w:after="40"/>
-      </w:pPr>
-      <w:r>
-        <w:t>Blocking RDP or firewalling database ports: R9,000 to R36,000.</w:t>
-      </w:r>
-    </w:p>
-    <w:p>
-      <w:pPr>
-        <w:pStyle w:val="ListParagraph"/>
-        <w:widowControl/>
-        <w:spacing w:after="40"/>
-      </w:pPr>
-      <w:r>
-        <w:t>Patching CISA KEV or critical CVEs: R18,000 to R90,000.</w:t>
-      </w:r>
-    </w:p>
-    <w:p>
-      <w:pPr>
-        <w:pStyle w:val="ListParagraph"/>
-        <w:widowControl/>
-        <w:spacing w:after="40"/>
-      </w:pPr>
-      <w:r>
-        <w:t>SSL/TLS reconfiguration: R0 to R3,600 (often free with hosting provider tools).</w:t>
-      </w:r>
-    </w:p>
-    <w:p>
-      <w:pPr>
-        <w:pStyle w:val="ListParagraph"/>
-        <w:widowControl/>
-        <w:spacing w:after="40"/>
-      </w:pPr>
-      <w:r>
-        <w:t>DMARC implementation: R3,600 to R9,000.</w:t>
-      </w:r>
-    </w:p>
-    <w:p>
-      <w:pPr>
-        <w:pStyle w:val="ListParagraph"/>
-        <w:widowControl/>
-        <w:spacing w:after="40"/>
-      </w:pPr>
-      <w:r>
-        <w:t>WAF deployment (e.g. Cloudflare): R0 to R9,000 per month.</w:t>
-      </w:r>
-    </w:p>
-    <w:p>
-      <w:pPr>
-        <w:pStyle w:val="ListParagraph"/>
-        <w:widowControl/>
-        <w:spacing w:after="40"/>
-      </w:pPr>
-      <w:r>
-        <w:t>Credential reset and MFA rollout: R9,000 to R36,000.</w:t>
-      </w:r>
-    </w:p>
-    <w:p>
-      <w:pPr>
-        <w:widowControl/>
-        <w:spacing w:after="80"/>
-      </w:pPr>
-      <w:r>
-        <w:rPr>
-          <w:b/>
-          <w:color w:val="B40000"/>
-        </w:rPr>
-        <w:t xml:space="preserve">WARNING: </w:t>
-      </w:r>
-      <w:r>
-        <w:t>The cost estimates are indicative SA market rates and are provided as a budgeting guide only. They are not quotations and should not be treated as binding. Always obtain formal quotes from qualified service providers before committing to remediation expenditure.</w:t>
+        <w:t>5.4  Remediation Roadmap</w:t>
+      </w:r>
+    </w:p>
+    <w:p>
+      <w:pPr>
+        <w:widowControl/>
+        <w:spacing w:after="80"/>
+      </w:pPr>
+      <w:r>
+        <w:t>The Remediation Roadmap is the most actionable section of the insurance analytics. It takes every finding from the scan and converts it into a prioritised list of remediation steps, ordered by the magnitude of RSI reduction each step would achieve. For each step, the roadmap provides: a plain-English action description, a priority level, an indicative cost range, the projected RSI reduction, and the estimated annual savings in financial impact.</w:t>
       </w:r>
     </w:p>
     <w:p>
@@ -11584,34 +11644,37 @@
           <w:color w:val="003366"/>
           <w:sz w:val="26"/>
         </w:rPr>
-        <w:t>Annual Savings Calculation</w:t>
-      </w:r>
-    </w:p>
-    <w:p>
-      <w:pPr>
-        <w:widowControl/>
-        <w:spacing w:after="80"/>
-      </w:pPr>
-      <w:r>
-        <w:t>For each remediation step, the roadmap estimates the annual savings by calculating how much the financial impact model's expected loss would decrease if that step were completed. The formula is:</w:t>
-      </w:r>
-    </w:p>
-    <w:p>
-      <w:pPr>
-        <w:widowControl/>
-        <w:spacing w:after="80"/>
-      </w:pPr>
-      <w:r>
-        <w:t>Annual Savings = (RSI Reduction / Current RSI) x Total Expected Annual Loss x 0.70</w:t>
-      </w:r>
-    </w:p>
-    <w:p>
-      <w:pPr>
-        <w:widowControl/>
-        <w:spacing w:after="80"/>
-      </w:pPr>
-      <w:r>
-        <w:t>The 0.70 factor is a conservatism adjustment — it acknowledges that not all of the modelled financial benefit will materialise perfectly in practice. This prevents over-promising on savings.</w:t>
+        <w:t>Priority Levels</w:t>
+      </w:r>
+    </w:p>
+    <w:p>
+      <w:pPr>
+        <w:pStyle w:val="ListParagraph"/>
+        <w:widowControl/>
+        <w:spacing w:after="40"/>
+      </w:pPr>
+      <w:r>
+        <w:t>P1 (Critical) — RSI reduction of 0.10 or more per step. These are the findings that contribute the most to ransomware susceptibility. Examples: blocking exposed RDP, firewalling exposed databases, patching CISA KEV CVEs. Address within 14 days.</w:t>
+      </w:r>
+    </w:p>
+    <w:p>
+      <w:pPr>
+        <w:pStyle w:val="ListParagraph"/>
+        <w:widowControl/>
+        <w:spacing w:after="40"/>
+      </w:pPr>
+      <w:r>
+        <w:t>P2 (High) — RSI reduction of 0.05 to 0.09 per step. Significant security improvements that should be addressed within 30 days. Examples: deploying a WAF, implementing DMARC, resetting leaked credentials.</w:t>
+      </w:r>
+    </w:p>
+    <w:p>
+      <w:pPr>
+        <w:pStyle w:val="ListParagraph"/>
+        <w:widowControl/>
+        <w:spacing w:after="40"/>
+      </w:pPr>
+      <w:r>
+        <w:t>P3 (Medium) — RSI reduction below 0.05 per step. Hygiene improvements to address within 90 days. Examples: updating EOL software, creating a security.txt file, resolving DNSBL blacklisting.</w:t>
       </w:r>
     </w:p>
     <w:p>
@@ -11625,6 +11688,159 @@
           <w:color w:val="003366"/>
           <w:sz w:val="26"/>
         </w:rPr>
+        <w:t>Estimated Cost Ranges</w:t>
+      </w:r>
+    </w:p>
+    <w:p>
+      <w:pPr>
+        <w:widowControl/>
+        <w:spacing w:after="80"/>
+      </w:pPr>
+      <w:r>
+        <w:t>Each remediation step includes an indicative cost range in South African Rand (ZAR). These are based on typical SA market rates for the type of work involved and are intended as a conversation starter for budgeting discussions — they are not project quotes. Actual costs will depend on the complexity of the environment, the service provider chosen, and whether in-house resources are available.</w:t>
+      </w:r>
+    </w:p>
+    <w:p>
+      <w:pPr>
+        <w:widowControl/>
+        <w:spacing w:after="80"/>
+      </w:pPr>
+      <w:r>
+        <w:rPr>
+          <w:b/>
+        </w:rPr>
+        <w:t xml:space="preserve">Example cost ranges: </w:t>
+      </w:r>
+      <w:r/>
+    </w:p>
+    <w:p>
+      <w:pPr>
+        <w:pStyle w:val="ListParagraph"/>
+        <w:widowControl/>
+        <w:spacing w:after="40"/>
+      </w:pPr>
+      <w:r>
+        <w:t>Blocking RDP or firewalling database ports: R9,000 to R36,000.</w:t>
+      </w:r>
+    </w:p>
+    <w:p>
+      <w:pPr>
+        <w:pStyle w:val="ListParagraph"/>
+        <w:widowControl/>
+        <w:spacing w:after="40"/>
+      </w:pPr>
+      <w:r>
+        <w:t>Patching CISA KEV or critical CVEs: R18,000 to R90,000.</w:t>
+      </w:r>
+    </w:p>
+    <w:p>
+      <w:pPr>
+        <w:pStyle w:val="ListParagraph"/>
+        <w:widowControl/>
+        <w:spacing w:after="40"/>
+      </w:pPr>
+      <w:r>
+        <w:t>SSL/TLS reconfiguration: R0 to R3,600 (often free with hosting provider tools).</w:t>
+      </w:r>
+    </w:p>
+    <w:p>
+      <w:pPr>
+        <w:pStyle w:val="ListParagraph"/>
+        <w:widowControl/>
+        <w:spacing w:after="40"/>
+      </w:pPr>
+      <w:r>
+        <w:t>DMARC implementation: R3,600 to R9,000.</w:t>
+      </w:r>
+    </w:p>
+    <w:p>
+      <w:pPr>
+        <w:pStyle w:val="ListParagraph"/>
+        <w:widowControl/>
+        <w:spacing w:after="40"/>
+      </w:pPr>
+      <w:r>
+        <w:t>WAF deployment (e.g. Cloudflare): R0 to R9,000 per month.</w:t>
+      </w:r>
+    </w:p>
+    <w:p>
+      <w:pPr>
+        <w:pStyle w:val="ListParagraph"/>
+        <w:widowControl/>
+        <w:spacing w:after="40"/>
+      </w:pPr>
+      <w:r>
+        <w:t>Credential reset and MFA rollout: R9,000 to R36,000.</w:t>
+      </w:r>
+    </w:p>
+    <w:p>
+      <w:pPr>
+        <w:widowControl/>
+        <w:spacing w:after="80"/>
+      </w:pPr>
+      <w:r>
+        <w:rPr>
+          <w:b/>
+          <w:color w:val="B40000"/>
+        </w:rPr>
+        <w:t xml:space="preserve">WARNING: </w:t>
+      </w:r>
+      <w:r>
+        <w:t>The cost estimates are indicative SA market rates and are provided as a budgeting guide only. They are not quotations and should not be treated as binding. Always obtain formal quotes from qualified service providers before committing to remediation expenditure.</w:t>
+      </w:r>
+    </w:p>
+    <w:p>
+      <w:pPr>
+        <w:keepNext/>
+        <w:spacing w:before="200" w:after="60"/>
+      </w:pPr>
+      <w:r>
+        <w:rPr>
+          <w:b/>
+          <w:color w:val="003366"/>
+          <w:sz w:val="26"/>
+        </w:rPr>
+        <w:t>Annual Savings Calculation</w:t>
+      </w:r>
+    </w:p>
+    <w:p>
+      <w:pPr>
+        <w:widowControl/>
+        <w:spacing w:after="80"/>
+      </w:pPr>
+      <w:r>
+        <w:t>For each remediation step, the roadmap estimates the annual savings by calculating how much the financial impact model's expected loss would decrease if that step were completed. The formula is:</w:t>
+      </w:r>
+    </w:p>
+    <w:p>
+      <w:pPr>
+        <w:widowControl/>
+        <w:spacing w:after="80"/>
+      </w:pPr>
+      <w:r>
+        <w:t>Annual Savings = (RSI Reduction / Current RSI) x Total Expected Annual Loss x 0.70</w:t>
+      </w:r>
+    </w:p>
+    <w:p>
+      <w:pPr>
+        <w:widowControl/>
+        <w:spacing w:after="80"/>
+      </w:pPr>
+      <w:r>
+        <w:t>The 0.70 factor is a conservatism adjustment — it acknowledges that not all of the modelled financial benefit will materialise perfectly in practice. This prevents over-promising on savings.</w:t>
+      </w:r>
+    </w:p>
+    <w:p>
+      <w:pPr>
+        <w:keepNext/>
+        <w:spacing w:before="200" w:after="60"/>
+      </w:pPr>
+      <w:r>
+        <w:rPr>
+          <w:b/>
+          <w:color w:val="003366"/>
+          <w:sz w:val="26"/>
+        </w:rPr>
         <w:t>Current vs. Projected RSI</w:t>
       </w:r>
     </w:p>
@@ -15223,7 +15439,7 @@
         <w:spacing w:after="80"/>
       </w:pPr>
       <w:r>
-        <w:t>An actuarial / reinsurance term denoting the average interval between events of a given severity. A 1-in-100 year event has a 1% annual exceedance probability (P99 percentile of the loss distribution); 1-in-200 = 0.5% (P99.5); 1-in-250 = 0.4% (P99.6). These figures are surfaced as Loss Exposure Scenarios for catastrophe cover-sizing discussion.</w:t>
+        <w:t>An actuarial / reinsurance term denoting the average interval between events of a given severity (a 1-in-100 year event classically carries a 1% annual exceedance probability). In this report the 1-in-100 / 1-in-200 / 1-in-250 names are used for the P99 / P99.5 / P99.6 SEVERITY tiers - the severity of a single severe event, conditional on it occurring and therefore posture-independent - NOT literal annual frequencies. They are surfaced as the Loss Exposure Scenarios and Cover-Sizing Ladder for catastrophe cover-sizing discussion.</w:t>
       </w:r>
     </w:p>
     <w:p>

--- a/security_scanner/Phishield_Cyber_Risk_Scanner_User_Manual.docx
+++ b/security_scanner/Phishield_Cyber_Risk_Scanner_User_Manual.docx
@@ -81,7 +81,7 @@
         <w:rPr>
           <w:sz w:val="22"/>
         </w:rPr>
-        <w:t>Version 1.0</w:t>
+        <w:t>Version 2.0</w:t>
       </w:r>
     </w:p>
     <w:p>
@@ -92,7 +92,7 @@
         <w:rPr>
           <w:sz w:val="22"/>
         </w:rPr>
-        <w:t>April 2026</w:t>
+        <w:t>July 2026</w:t>
       </w:r>
     </w:p>
     <w:p>
@@ -15777,10 +15777,154 @@
         <w:rPr>
           <w:b/>
         </w:rPr>
+        <w:t>v2.0: July 2026</w:t>
+      </w:r>
+      <w:r>
+        <w:t xml:space="preserve"> Major revision.</w:t>
+      </w:r>
+    </w:p>
+    <w:p>
+      <w:pPr>
+        <w:widowControl/>
+        <w:spacing w:after="80"/>
+      </w:pPr>
+      <w:r>
+        <w:t>This release brings the manual current with the scanner development delivered since the v1.0 initial release. The changes are listed below with the date each landed.</w:t>
+      </w:r>
+    </w:p>
+    <w:p>
+      <w:pPr>
+        <w:pStyle w:val="ListParagraph"/>
+        <w:widowControl/>
+        <w:spacing w:after="40"/>
+      </w:pPr>
+      <w:r>
+        <w:t>2026-07-03: Reconciled the manual against current scanner behaviour: dual-source Certificate Transparency subdomain enumeration (crt.sh and certspotter, with a low-coverage flag), CVE version-gating disclosure (CVEs shown as 'potential, unconfirmed' where the exact software version is not fingerprinted), and the production endpoint moved to the Google Cloud VM at veilguard.phishield.com/scanner. Includes a document-wide readability and punctuation pass.</w:t>
+      </w:r>
+    </w:p>
+    <w:p>
+      <w:pPr>
+        <w:pStyle w:val="ListParagraph"/>
+        <w:widowControl/>
+        <w:spacing w:after="40"/>
+      </w:pPr>
+      <w:r>
+        <w:t>2026-06-08: Catastrophe-model mid-market calibration: a revenue-band taper and a POPIA/ECTA-scoped regulatory fine floor, with cyber-band, SPF/DMARC and availability frequency and severity refinements.</w:t>
+      </w:r>
+    </w:p>
+    <w:p>
+      <w:pPr>
+        <w:pStyle w:val="ListParagraph"/>
+        <w:widowControl/>
+        <w:spacing w:after="40"/>
+      </w:pPr>
+      <w:r>
+        <w:t>2026-06-05: Catastrophe-model redesign and FAIR reporting-card pass, with email-security accuracy improvements.</w:t>
+      </w:r>
+    </w:p>
+    <w:p>
+      <w:pPr>
+        <w:pStyle w:val="ListParagraph"/>
+        <w:widowControl/>
+        <w:spacing w:after="40"/>
+      </w:pPr>
+      <w:r>
+        <w:t>2026-06-02: Credential-exposure correlation now counts password-bearing records specifically; the encrypted export gained recency clustering and leak-reference confidence; the manual was brought current with the Waves 1 to 6 behavioural changes.</w:t>
+      </w:r>
+    </w:p>
+    <w:p>
+      <w:pPr>
+        <w:pStyle w:val="ListParagraph"/>
+        <w:widowControl/>
+        <w:spacing w:after="40"/>
+      </w:pPr>
+      <w:r>
+        <w:t>2026-06-01: Added the sensitive-credential disclosure tiers and the encrypted credential export (Section 6.4).</w:t>
+      </w:r>
+    </w:p>
+    <w:p>
+      <w:pPr>
+        <w:pStyle w:val="ListParagraph"/>
+        <w:widowControl/>
+        <w:spacing w:after="40"/>
+      </w:pPr>
+      <w:r>
+        <w:t>2026-05-29: Documented RDP and origin-discovery handling, the B2C and PCI regulatory flags, and the P50 headline correction.</w:t>
+      </w:r>
+    </w:p>
+    <w:p>
+      <w:pPr>
+        <w:pStyle w:val="ListParagraph"/>
+        <w:widowControl/>
+        <w:spacing w:after="40"/>
+      </w:pPr>
+      <w:r>
+        <w:t>2026-05-28: Added the Hudson Rock, S-4 and S-5 cross-correlation, scoped as reporting-only so it does not double-count in scoring.</w:t>
+      </w:r>
+    </w:p>
+    <w:p>
+      <w:pPr>
+        <w:pStyle w:val="ListParagraph"/>
+        <w:widowControl/>
+        <w:spacing w:after="40"/>
+      </w:pPr>
+      <w:r>
+        <w:t>2026-05-27: Added the supply-chain checker layer (related domains, third-party JavaScript, exposed dependency manifests, email-vendor surface, vendor-breach correlation, and CMS plugin surface); removed the earlier catastrophe-tail double-count; folded in the Q&amp;A audit fixes.</w:t>
+      </w:r>
+    </w:p>
+    <w:p>
+      <w:pPr>
+        <w:pStyle w:val="ListParagraph"/>
+        <w:widowControl/>
+        <w:spacing w:after="40"/>
+      </w:pPr>
+      <w:r>
+        <w:t>2026-05-18: Documented the WAF partial-coverage adjustment.</w:t>
+      </w:r>
+    </w:p>
+    <w:p>
+      <w:pPr>
+        <w:pStyle w:val="ListParagraph"/>
+        <w:widowControl/>
+        <w:spacing w:after="40"/>
+      </w:pPr>
+      <w:r>
+        <w:t>2026-05-15: FAIR financial-impact overhaul: 1-in-50, 1-in-100 and 1-in-150 return-period worst-case views, the sector regulatory catastrophe stack, and FAIS-safe 'Loss Exposure Scenarios' disclosure. Added the records-based Cat Modelling Validity Notice, peer benchmarking with a 1.0 to 10.0 peer rating, the WAF-friendly HTTP architecture, and the auto-detect to broker to cat-stack input flow.</w:t>
+      </w:r>
+    </w:p>
+    <w:p>
+      <w:pPr>
+        <w:pStyle w:val="ListParagraph"/>
+        <w:widowControl/>
+        <w:spacing w:after="40"/>
+      </w:pPr>
+      <w:r>
+        <w:t>2026-04-20: Regenerated for the hybrid financial-impact model, sub-industry selection, and GDPR and PCI inputs.</w:t>
+      </w:r>
+    </w:p>
+    <w:p>
+      <w:pPr>
+        <w:pStyle w:val="ListParagraph"/>
+        <w:widowControl/>
+        <w:spacing w:after="40"/>
+      </w:pPr>
+      <w:r>
+        <w:t>2026-04-16: Hybrid financial-impact model engine rewrite.</w:t>
+      </w:r>
+    </w:p>
+    <w:p>
+      <w:pPr>
+        <w:widowControl/>
+        <w:spacing w:after="80"/>
+      </w:pPr>
+      <w:r>
+        <w:rPr>
+          <w:b/>
+        </w:rPr>
         <w:t>v1.0: April 2026</w:t>
       </w:r>
       <w:r>
-        <w:t>Initial Release</w:t>
+        <w:t xml:space="preserve"> Initial Release</w:t>
       </w:r>
     </w:p>
     <w:p>

--- a/security_scanner/Phishield_Cyber_Risk_Scanner_User_Manual.docx
+++ b/security_scanner/Phishield_Cyber_Risk_Scanner_User_Manual.docx
@@ -5683,6 +5683,46 @@
     </w:p>
     <w:p>
       <w:pPr>
+        <w:widowControl/>
+        <w:spacing w:after="80"/>
+      </w:pPr>
+      <w:r>
+        <w:rPr>
+          <w:b/>
+        </w:rPr>
+        <w:t xml:space="preserve">Web-corroborated breach discovery (beyond HIBP): </w:t>
+      </w:r>
+      <w:r>
+        <w:t>HIBP's breaches-by-domain catalogue only fires when a company is itself a named, catalogued victim, so it returns zero for the great majority of South African companies even when they have been breached (for example a 3.6-million-record retail-pharmacy breach that made national headlines but was never added to HIBP). To close that gap the scanner corroborates breach history from dated open-source intelligence: reputable news coverage (via Google News) and public ransomware leak-site listings. A deterministic gate keeps this precise, an item counts only when the company name AND a breach term both appear in the headline, so namesakes and generic security news are dropped.</w:t>
+      </w:r>
+    </w:p>
+    <w:p>
+      <w:pPr>
+        <w:widowControl/>
+        <w:spacing w:after="80"/>
+      </w:pPr>
+      <w:r>
+        <w:t>The retrieved candidates are then judged by a large language model (Claude Sonnet 5), which confirms which describe a real breach of THIS specific company, clusters coverage of the same event into a single incident, extracts the date the breach actually occurred (not merely the article date), and grades each incident's confidence. The result is a dated breach timeline that HIBP alone cannot produce, this matters because a recent, confirmed breach materially changes cyber posture, whereas a decade-old one is largely historical.</w:t>
+      </w:r>
+    </w:p>
+    <w:p>
+      <w:pPr>
+        <w:widowControl/>
+        <w:spacing w:after="80"/>
+      </w:pPr>
+      <w:r>
+        <w:rPr>
+          <w:b/>
+          <w:color w:val="003399"/>
+        </w:rPr>
+        <w:t xml:space="preserve">NOTE: </w:t>
+      </w:r>
+      <w:r>
+        <w:t>Conservative by design, like the credential confidence column. A confirmed breach requires a ransomware leak-site listing or two or more independent reputable outlets; a single ambiguous mention is graded low-confidence and is surfaced as a monitoring signal, not asserted as a breach. If the language-model layer is unavailable, the check degrades gracefully to the deterministic verdict rather than failing.</w:t>
+      </w:r>
+    </w:p>
+    <w:p>
+      <w:pPr>
         <w:keepNext/>
         <w:spacing w:before="200" w:after="60"/>
       </w:pPr>
@@ -15790,6 +15830,16 @@
       </w:pPr>
       <w:r>
         <w:t>This release brings the manual current with the scanner development delivered since the v1.0 initial release. The changes are listed below with the date each landed.</w:t>
+      </w:r>
+    </w:p>
+    <w:p>
+      <w:pPr>
+        <w:pStyle w:val="ListParagraph"/>
+        <w:widowControl/>
+        <w:spacing w:after="40"/>
+      </w:pPr>
+      <w:r>
+        <w:t>2026-07-22: Web-corroborated breach discovery added to the breach-history checker (Section 4.6.1). Because HIBP's breaches-by-domain catalogue is thin, the scanner now corroborates breaches from dated open-source intelligence (reputable news and ransomware leak-site listings) behind a strict headline gate, and a large language model (Claude Sonnet 5) confirms real incidents, clusters coverage into distinct events, and dates each one, producing a breach timeline HIBP alone cannot. Conservative by design and degrades gracefully to a deterministic verdict when the model layer is unavailable.</w:t>
       </w:r>
     </w:p>
     <w:p>

--- a/security_scanner/Phishield_Cyber_Risk_Scanner_User_Manual.docx
+++ b/security_scanner/Phishield_Cyber_Risk_Scanner_User_Manual.docx
@@ -5702,7 +5702,16 @@
         <w:spacing w:after="80"/>
       </w:pPr>
       <w:r>
-        <w:t>The retrieved candidates are then judged by a large language model (Claude Sonnet 5), which confirms which describe a real breach of THIS specific company, clusters coverage of the same event into a single incident, extracts the date the breach actually occurred (not merely the article date), and grades each incident's confidence. The result is a dated breach timeline that HIBP alone cannot produce, this matters because a recent, confirmed breach materially changes cyber posture, whereas a decade-old one is largely historical.</w:t>
+        <w:t>The question is then RESEARCHED rather than merely matched. The scanner runs a deep, multi-provider answer engine: the query is fanned out across several independent search providers in parallel, the results are fused and ranked, the highest-ranked source pages are actually fetched and read, the engine reasons about what is still missing and searches again, and a language model then synthesises an answer with inline citations to the real sources. A second model pass renders that answer into structured incidents.</w:t>
+      </w:r>
+    </w:p>
+    <w:p>
+      <w:pPr>
+        <w:widowControl/>
+        <w:spacing w:after="80"/>
+      </w:pPr>
+      <w:r>
+        <w:t>Because the engine reads the sources rather than only their headlines, it recovers detail a headline scrape cannot: the date the breach actually OCCURRED (as distinct from the date it was first reported), the number of records affected, the root cause, and any regulatory action. In the Dis-Chem example the engine returns an incident date of approximately 28 April 2022 with 3.68 million records affected, attributes the compromise to a third-party e-statement provider accessed by brute force, and cites the Information Regulator's own enforcement notice, where the first press article is dated 11 May 2022 and states none of that. This distinction matters commercially: a recent, confirmed breach materially changes cyber posture, whereas a decade-old one is largely historical, and a third-party root cause is a supply-chain signal rather than a failure of the insured's own controls.</w:t>
       </w:r>
     </w:p>
     <w:p>
@@ -5718,7 +5727,7 @@
         <w:t xml:space="preserve">NOTE: </w:t>
       </w:r>
       <w:r>
-        <w:t>Conservative by design, like the credential confidence column. A confirmed breach requires a ransomware leak-site listing or two or more independent reputable outlets; a single ambiguous mention is graded low-confidence and is surfaced as a monitoring signal, not asserted as a breach. If the language-model layer is unavailable, the check degrades gracefully to the deterministic verdict rather than failing.</w:t>
+        <w:t>Conservative by design, like the credential confidence column. A confirmed breach requires a ransomware leak-site listing or two or more independent reputable outlets; a single ambiguous mention is graded low-confidence and is surfaced as a monitoring signal, not asserted as a breach. A leak-site listing is direct evidence of compromise and floors the verdict at confirmed. If the research layer is unavailable, the check degrades gracefully to the deterministic verdict rather than failing, and records which layer produced the result so a thin answer is never mistaken for a clean one.</w:t>
       </w:r>
     </w:p>
     <w:p>
@@ -15839,7 +15848,7 @@
         <w:spacing w:after="40"/>
       </w:pPr>
       <w:r>
-        <w:t>2026-07-22: Web-corroborated breach discovery added to the breach-history checker (Section 4.6.1). Because HIBP's breaches-by-domain catalogue is thin, the scanner now corroborates breaches from dated open-source intelligence (reputable news and ransomware leak-site listings) behind a strict headline gate, and a large language model (Claude Sonnet 5) confirms real incidents, clusters coverage into distinct events, and dates each one, producing a breach timeline HIBP alone cannot. Conservative by design and degrades gracefully to a deterministic verdict when the model layer is unavailable.</w:t>
+        <w:t>2026-07-27: Web-corroborated breach discovery added to the breach-history checker (Section 4.6.1). Because HIBP's breaches-by-domain catalogue is thin, the scanner now corroborates breaches from dated open-source intelligence (reputable news and ransomware leak-site listings) and then RESEARCHES the question with a deep, multi-provider answer engine that reads the source pages, iterates on gaps, and cites its sources. This recovers the date a breach actually occurred, the records affected and the root cause, none of which HIBP or a headline scrape provides. Conservative by design and degrades gracefully to a deterministic verdict when the research layer is unavailable.</w:t>
       </w:r>
     </w:p>
     <w:p>

--- a/security_scanner/Phishield_Cyber_Risk_Scanner_User_Manual.docx
+++ b/security_scanner/Phishield_Cyber_Risk_Scanner_User_Manual.docx
@@ -5732,6 +5732,46 @@
     </w:p>
     <w:p>
       <w:pPr>
+        <w:widowControl/>
+        <w:spacing w:after="80"/>
+      </w:pPr>
+      <w:r>
+        <w:rPr>
+          <w:b/>
+        </w:rPr>
+        <w:t xml:space="preserve">How a researched breach affects the score: </w:t>
+      </w:r>
+      <w:r>
+        <w:t>Breach history is scored on RECENCY rather than on how many breaches are listed. A single incident last quarter says far more about present-day posture than several a decade ago, and the older count-based treatment said the opposite. The researched result supersedes the HIBP count in the same breach-history slot at the same weight, so nothing is double-counted and HIBP is retained as a floor. An incident within the last year carries the full weighting, tapering through roughly the three-year mark and falling away beyond five years, on the reasoning that staff, infrastructure and controls turn over. A single-source result carries about seventy percent of a corroborated one.</w:t>
+      </w:r>
+    </w:p>
+    <w:p>
+      <w:pPr>
+        <w:widowControl/>
+        <w:spacing w:after="80"/>
+      </w:pPr>
+      <w:r>
+        <w:t>The same dated result also drives the breach-recency component of the Data Breach Resilience index, which previously depended on a HIBP date that is absent for almost every South African domain, and it adds a repeat-victimisation factor to the Ransomware Susceptibility Index. That factor is weighted by quarter through the first year, because the recovery window is itself the period of elevated risk: an insured still rebuilding systems, rotating credentials and running incident response is at its most exposed, and that exposure eases as remediation lands. It falls away entirely beyond three years.</w:t>
+      </w:r>
+    </w:p>
+    <w:p>
+      <w:pPr>
+        <w:widowControl/>
+        <w:spacing w:after="80"/>
+      </w:pPr>
+      <w:r>
+        <w:rPr>
+          <w:b/>
+          <w:color w:val="B40000"/>
+        </w:rPr>
+        <w:t xml:space="preserve">WARNING: </w:t>
+      </w:r>
+      <w:r>
+        <w:t>If the research cannot run, the breach history is reported as UNASSESSED and contributes nothing to the score. It is never reported as clean. An absence of evidence produced by an outage is not evidence of absence, and the distinction is visible on both the scan form and the report.</w:t>
+      </w:r>
+    </w:p>
+    <w:p>
+      <w:pPr>
         <w:keepNext/>
         <w:spacing w:before="200" w:after="60"/>
       </w:pPr>
@@ -15839,6 +15879,16 @@
       </w:pPr>
       <w:r>
         <w:t>This release brings the manual current with the scanner development delivered since the v1.0 initial release. The changes are listed below with the date each landed.</w:t>
+      </w:r>
+    </w:p>
+    <w:p>
+      <w:pPr>
+        <w:pStyle w:val="ListParagraph"/>
+        <w:widowControl/>
+        <w:spacing w:after="40"/>
+      </w:pPr>
+      <w:r>
+        <w:t>2026-07-27: Researched breach history now carries scoring weight, on RECENCY rather than count. The dated result supersedes the HIBP count in the same breach-history slot at the same weight (no double-count; HIBP retained as a floor), supplies the Data Breach Resilience recency component that previously depended on a HIBP date absent for almost every South African domain, and adds a repeat-victimisation factor to the Ransomware Susceptibility Index weighted by quarter through the first year, since the post-breach recovery window is itself the period of elevated risk. A scan that could not research the history reports it as UNASSESSED and contributes nothing, never as clean. The Exposure page gained a dedicated Breach History panel showing the verdict, the dated incidents with records and root cause, and the cited sources; the scan form shows whether the web-search key is live before a scan is run.</w:t>
       </w:r>
     </w:p>
     <w:p>

--- a/security_scanner/Phishield_Cyber_Risk_Scanner_User_Manual.docx
+++ b/security_scanner/Phishield_Cyber_Risk_Scanner_User_Manual.docx
@@ -5768,6 +5768,21 @@
       </w:r>
       <w:r>
         <w:t>If the research cannot run, the breach history is reported as UNASSESSED and contributes nothing to the score. It is never reported as clean. An absence of evidence produced by an outage is not evidence of absence, and the distinction is visible on both the scan form and the report.</w:t>
+      </w:r>
+    </w:p>
+    <w:p>
+      <w:pPr>
+        <w:widowControl/>
+        <w:spacing w:after="80"/>
+      </w:pPr>
+      <w:r>
+        <w:rPr>
+          <w:b/>
+        </w:rPr>
+        <w:t xml:space="preserve">Where it appears in the outputs: </w:t>
+      </w:r>
+      <w:r>
+        <w:t>The full technical report opens the Exposure and Reputation section with a Breach History card carrying the verdict, the date of the most recent incident and how long ago it was, each dated incident with the records affected and root cause where the sources state them, and the sources cited. The interactive dashboard carries the same panel at the top of the Exposure page. Where the research could not run, both render the unassessed state with an explicit caveat rather than a clean result, so the distinction survives into the client-facing document.</w:t>
       </w:r>
     </w:p>
     <w:p>

--- a/security_scanner/Phishield_Cyber_Risk_Scanner_User_Manual.docx
+++ b/security_scanner/Phishield_Cyber_Risk_Scanner_User_Manual.docx
@@ -3193,6 +3193,22 @@
       <w:r>
         <w:rPr>
           <w:b/>
+          <w:color w:val="003399"/>
+        </w:rPr>
+        <w:t xml:space="preserve">NOTE: </w:t>
+      </w:r>
+      <w:r>
+        <w:t>Detected means a named VENDOR was fingerprinted from response headers, cookies or the Server token. Body-text matching is deliberately not used, because vendor names appearing incidentally in page content produced phantom positives. An unbranded or self-hosted blocking layer therefore fingerprints as nothing, which is not the same as being absent. Where the scan is actively refused but no vendor matches, the card reads "Blocking observed - vendor unidentified" at neutral severity: the no-WAF penalty is withheld because absence cannot be asserted, and the detected-WAF credit is withheld too because nothing was confirmed. A wall of refusals may equally be a bot manager, a CDN rule or plain authentication.</w:t>
+      </w:r>
+    </w:p>
+    <w:p>
+      <w:pPr>
+        <w:widowControl/>
+        <w:spacing w:after="80"/>
+      </w:pPr>
+      <w:r>
+        <w:rPr>
+          <w:b/>
         </w:rPr>
         <w:t xml:space="preserve">What it checks:  </w:t>
       </w:r>
@@ -5557,6 +5573,22 @@
       <w:r>
         <w:rPr>
           <w:b/>
+          <w:color w:val="003399"/>
+        </w:rPr>
+        <w:t xml:space="preserve">NOTE: </w:t>
+      </w:r>
+      <w:r>
+        <w:t>HIBP is a supplementary source, not the primary one. Its breach API requires a paid key, and for most South African domains it returns nothing even when a breach is a matter of public record. The researched breach-history checker (section 4.6.2) is the authority for whether an organisation has been breached. Two consequences follow. Without an API key this card reports NOT ASSESSED rather than zero breaches - it cannot have looked. And a missing HIBP key does NOT by itself make the breach picture unknown: if the research reached a verdict, including a verdict of no breach found, that verdict stands and is scored on its own merits.</w:t>
+      </w:r>
+    </w:p>
+    <w:p>
+      <w:pPr>
+        <w:widowControl/>
+        <w:spacing w:after="80"/>
+      </w:pPr>
+      <w:r>
+        <w:rPr>
+          <w:b/>
         </w:rPr>
         <w:t xml:space="preserve">What it checks: </w:t>
       </w:r>
@@ -6473,6 +6505,22 @@
       <w:r>
         <w:rPr>
           <w:b/>
+          <w:color w:val="B40000"/>
+        </w:rPr>
+        <w:t xml:space="preserve">WARNING: </w:t>
+      </w:r>
+      <w:r>
+        <w:t>Fail-closed behaviour. If the Dehashed lookup cannot run - no API key, rejected credentials, exhausted credits, a subscription problem or a transport failure - the card reports NOT ASSESSED and is excluded from scoring. It does NOT report zero exposed credentials. Previously an unusable provider produced an empty result that was indistinguishable from a genuinely clean estate and scored as one; the credential-risk classifier likewise now returns UNKNOWN rather than the reassuring "LOW - exposure is historical and/or email-only" summary. See section 6.0.</w:t>
+      </w:r>
+    </w:p>
+    <w:p>
+      <w:pPr>
+        <w:widowControl/>
+        <w:spacing w:after="80"/>
+      </w:pPr>
+      <w:r>
+        <w:rPr>
+          <w:b/>
         </w:rPr>
         <w:t xml:space="preserve">What it checks: </w:t>
       </w:r>
@@ -6784,6 +6832,22 @@
       <w:r>
         <w:rPr>
           <w:b/>
+          <w:color w:val="B40000"/>
+        </w:rPr>
+        <w:t xml:space="preserve">WARNING: </w:t>
+      </w:r>
+      <w:r>
+        <w:t>Fail-closed behaviour. IntelX signals an exhausted daily search allowance by returning a success response with no search identifier, which earlier read as "searched, nothing circulating" - identical to a genuinely clean domain. That state, a refused result poll, and a search that never concludes are now all reported as NOT ASSESSED and excluded from scoring. The free tier allows 50 searches per day, resetting at midnight UTC, and one scan consumes one search.</w:t>
+      </w:r>
+    </w:p>
+    <w:p>
+      <w:pPr>
+        <w:widowControl/>
+        <w:spacing w:after="80"/>
+      </w:pPr>
+      <w:r>
+        <w:rPr>
+          <w:b/>
         </w:rPr>
         <w:t xml:space="preserve">What it checks: </w:t>
       </w:r>
@@ -7305,7 +7369,69 @@
         <w:t xml:space="preserve">How it works: </w:t>
       </w:r>
       <w:r>
-        <w:t>First, the domain is split into its name and TLD components (handling multi-part TLDs like .co.za). The permutation engine generates all variants using the techniques above. For ASCII homoglyph substitution, the scanner uses a mapping of visually similar characters (a/4/@, b/d/6, e/3, i/1/l/!, o/0, s/5/$, etc.). IDN / homoglyph candidates are built by swapping a Latin letter for a confusable Unicode character and encoding the result to its punycode (xn--) label, which is what actually appears in DNS; this set is deliberately bounded to keep the permutation space manageable. For keyboard typos, it uses an adjacency map of QWERTY keyboard neighbours. TLD variants are checked across 17 common TLDs including .com, .net, .org, .co, .dev, .online, .io, .info, .co.za, and .africa. Each generated permutation is checked via DNS resolution, if it resolves, the domain is registered and active. Resolved domains are further checked for SSL certificates, which indicate the lookalike is actively being used (possibly for phishing with a convincing HTTPS connection). Each permutation includes a visual similarity percentage.</w:t>
+        <w:t>First, the domain is split into its name and TLD components (handling multi-part TLDs like .co.za). The permutation engine generates all variants using the techniques above. For ASCII homoglyph substitution, the scanner uses a mapping of visually similar characters (a/4/@, b/d/6, e/3, i/1/l/!, o/0, s/5/$, etc.). IDN / homoglyph candidates are built by swapping a Latin letter for a confusable Unicode character and encoding the result to its punycode (xn--) label, which is what actually appears in DNS; this set is deliberately bounded to keep the permutation space manageable. For keyboard typos, it uses an adjacency map of QWERTY keyboard neighbours. TLD variants are checked across 17 common TLDs including .com, .net, .org, .co, .dev, .online, .io, .info, .co.za, and .africa. Each generated permutation is checked via DNS resolution, if it resolves, the domain is registered and active. Resolved domains are further checked for SSL certificates, which indicate the lookalike is actively being used (possibly for phishing with a convincing HTTPS connection). Each permutation includes a visual similarity percentage. Every generated technique is probed - the probe list is assembled round-robin across techniques rather than truncated, so a per-scan cap can never silently drop an entire attack class such as the TLD variants.</w:t>
+      </w:r>
+    </w:p>
+    <w:p>
+      <w:pPr>
+        <w:widowControl/>
+        <w:spacing w:after="80"/>
+      </w:pPr>
+      <w:r>
+        <w:rPr>
+          <w:b/>
+        </w:rPr>
+        <w:t xml:space="preserve">Posture probing (what each lookalike can actually DO): </w:t>
+      </w:r>
+      <w:r>
+        <w:t>A count of resolving lookalikes is a finding, not an instruction. What determines whether a lookalike is dangerous is its CAPABILITY, so each resolved domain is additionally profiled: MX records (can it send and receive email as your brand?), SPF policy, nameservers (is it parked or listed for sale at a domain broker?), and a single cautious page fetch recording the HTTP status, response size and the page's own title. From these the scanner assigns a risk band and a specific recommendation, and orders the list by capability rather than by resemblance.</w:t>
+      </w:r>
+    </w:p>
+    <w:p>
+      <w:pPr>
+        <w:widowControl/>
+        <w:spacing w:after="80"/>
+      </w:pPr>
+      <w:r>
+        <w:rPr>
+          <w:b/>
+        </w:rPr>
+        <w:t xml:space="preserve">The distinction that matters: </w:t>
+      </w:r>
+      <w:r>
+        <w:t>A near-typo with working mail and NO website is the classic credential-phishing setup - the domain exists in order to send. A domain publishing a null MX record (RFC 7505) with an SPF policy of -all can neither send nor receive and is usually a defensive or speculative registration. Both resolve; only the first can phish your staff, brokers and clients today. Ranking them identically overstates one and understates the other.</w:t>
+      </w:r>
+    </w:p>
+    <w:p>
+      <w:pPr>
+        <w:widowControl/>
+        <w:spacing w:after="80"/>
+      </w:pPr>
+      <w:r>
+        <w:rPr>
+          <w:b/>
+          <w:color w:val="B40000"/>
+        </w:rPr>
+        <w:t xml:space="preserve">WARNING: </w:t>
+      </w:r>
+      <w:r>
+        <w:t>A similar name is not impersonation. A lookalike that is mail-capable AND serves a live, branded website is as often an unrelated business as an impersonator - phishield.io, for example, is PHIShield, a healthcare de-identification product (PHI = Protected Health Information), entirely unconnected to Phishield. The report therefore quotes each live site's own page title and frames these as VERIFY FIRST rather than recommending action. Confirm that a domain actually copies your branding or claims to be you before reporting it to a registrar; an abuse complaint against a legitimate business is both ineffective and reputationally damaging.</w:t>
+      </w:r>
+    </w:p>
+    <w:p>
+      <w:pPr>
+        <w:widowControl/>
+        <w:spacing w:after="80"/>
+      </w:pPr>
+      <w:r>
+        <w:rPr>
+          <w:b/>
+          <w:color w:val="003399"/>
+        </w:rPr>
+        <w:t xml:space="preserve">NOTE: </w:t>
+      </w:r>
+      <w:r>
+        <w:t>Detection is resolution-based: a permutation is reported only if it resolves in DNS. A domain that is registered but publishes no A record will not appear, even though it may still be quoted on a social-media profile or in an email signature. If a client reports seeing a lookalike that the scan does not list, check whether it resolves at all - a name can be circulated without ever being hosted.</w:t>
       </w:r>
     </w:p>
     <w:p>
@@ -12051,6 +12177,109 @@
       </w:pPr>
       <w:r>
         <w:t>The Phishield scanner produces two distinct PDF report formats, each tailored for a different audience. Both reports are generated automatically at the end of every scan and can be downloaded from the results screen or emailed directly to the intended recipient.</w:t>
+      </w:r>
+    </w:p>
+    <w:p>
+      <w:pPr>
+        <w:keepNext/>
+        <w:spacing w:before="200" w:after="60"/>
+      </w:pPr>
+      <w:r>
+        <w:rPr>
+          <w:b/>
+          <w:color w:val="003366"/>
+          <w:sz w:val="26"/>
+        </w:rPr>
+        <w:t>6.0 Reading a report: "not assessed" is not "clean"</w:t>
+      </w:r>
+    </w:p>
+    <w:p>
+      <w:pPr>
+        <w:widowControl/>
+        <w:spacing w:after="80"/>
+      </w:pPr>
+      <w:r>
+        <w:t>Before any individual card, one distinction governs how every report in this manual should be read. A checker can end a scan in one of three states, and only two of them are verdicts:</w:t>
+      </w:r>
+    </w:p>
+    <w:p>
+      <w:pPr>
+        <w:pStyle w:val="ListParagraph"/>
+        <w:widowControl/>
+        <w:spacing w:after="40"/>
+      </w:pPr>
+      <w:r>
+        <w:t>ASSESSED, nothing found - the checker reached the target, looked, and found no issue. This is a genuine clean result and is scored as one.</w:t>
+      </w:r>
+    </w:p>
+    <w:p>
+      <w:pPr>
+        <w:pStyle w:val="ListParagraph"/>
+        <w:widowControl/>
+        <w:spacing w:after="40"/>
+      </w:pPr>
+      <w:r>
+        <w:t>ASSESSED, issue found - the checker looked and found something. Scored on the finding.</w:t>
+      </w:r>
+    </w:p>
+    <w:p>
+      <w:pPr>
+        <w:pStyle w:val="ListParagraph"/>
+        <w:widowControl/>
+        <w:spacing w:after="40"/>
+      </w:pPr>
+      <w:r>
+        <w:t>NOT ASSESSED - the checker could not look at all. A web application firewall refused every probe, an API key was absent or out of credit, or the host did not answer. No verdict is possible, so none is given.</w:t>
+      </w:r>
+    </w:p>
+    <w:p>
+      <w:pPr>
+        <w:widowControl/>
+        <w:spacing w:after="80"/>
+      </w:pPr>
+      <w:r>
+        <w:t>The third state is the one that matters commercially, because the raw data of a blocked check and a clean check are identical: both produce zero findings. A checker that cannot distinguish them will report a wall as an all-clear. Every card that could be blinded therefore now states its own status, and the report says "Not assessed" in place of a score, with the reason (blocked by a WAF or CDN, no API key, credit exhausted, host unreachable).</w:t>
+      </w:r>
+    </w:p>
+    <w:p>
+      <w:pPr>
+        <w:widowControl/>
+        <w:spacing w:after="80"/>
+      </w:pPr>
+      <w:r>
+        <w:rPr>
+          <w:b/>
+          <w:color w:val="B40000"/>
+        </w:rPr>
+        <w:t xml:space="preserve">WARNING: </w:t>
+      </w:r>
+      <w:r>
+        <w:t>An unassessed area is an open question, not a pass. It should be raised in the client conversation and, where the cause is fixable (a missing API key, an exhausted credit balance), the scan should be re-run before the report is relied upon for a placement decision.</w:t>
+      </w:r>
+    </w:p>
+    <w:p>
+      <w:pPr>
+        <w:widowControl/>
+        <w:spacing w:after="80"/>
+      </w:pPr>
+      <w:r>
+        <w:t>Scoring follows the same rule. An unassessed checker is EXCLUDED from the composite and its weight is redistributed across the checkers that did return data, rather than being filled in with an assumed value. The practical consequence is that a heavily blocked scan tends to score WORSE, not better: the organisation no longer receives credit for checks that never ran. A score produced at reduced coverage is therefore not directly comparable with one produced at full coverage, and the coverage percentage shown alongside it should be quoted whenever the score is.</w:t>
+      </w:r>
+    </w:p>
+    <w:p>
+      <w:pPr>
+        <w:widowControl/>
+        <w:spacing w:after="80"/>
+      </w:pPr>
+      <w:r>
+        <w:rPr>
+          <w:b/>
+          <w:color w:val="003399"/>
+        </w:rPr>
+        <w:t xml:space="preserve">NOTE: </w:t>
+      </w:r>
+      <w:r>
+        <w:t>Partial coverage is normal and is not a fault of the target. Many well-defended organisations block automated probing precisely because they are well defended - the same WAF that protects them also limits what an external assessment can observe. The report distinguishes "we could not see" from "there is nothing to see" so that this is never read as a weakness where it is not one.</w:t>
       </w:r>
     </w:p>
     <w:p>

--- a/security_scanner/Phishield_Cyber_Risk_Scanner_User_Manual.docx
+++ b/security_scanner/Phishield_Cyber_Risk_Scanner_User_Manual.docx
@@ -12280,6 +12280,53 @@
       </w:r>
       <w:r>
         <w:t>Partial coverage is normal and is not a fault of the target. Many well-defended organisations block automated probing precisely because they are well defended - the same WAF that protects them also limits what an external assessment can observe. The report distinguishes "we could not see" from "there is nothing to see" so that this is never read as a weakness where it is not one.</w:t>
+      </w:r>
+    </w:p>
+    <w:p>
+      <w:pPr>
+        <w:widowControl/>
+        <w:spacing w:after="80"/>
+      </w:pPr>
+      <w:r>
+        <w:rPr>
+          <w:b/>
+        </w:rPr>
+        <w:t>Refused is not the same as blinded</w:t>
+      </w:r>
+      <w:r/>
+    </w:p>
+    <w:p>
+      <w:pPr>
+        <w:widowControl/>
+        <w:spacing w:after="80"/>
+      </w:pPr>
+      <w:r>
+        <w:t>One case deserves separating from the rest, because it looks identical on the wire and means the opposite. Four checks ask only whether something is publicly retrievable: sensitive files such as .env or a database backup, an administrator login page, a remote-access gateway, and a dependency manifest. Every path they request is one a properly configured server ought to refuse. When such a server answers HTTP 403 to all of them, it has not blocked the assessment - it has ANSWERED it. The file is not publicly retrievable, which is precisely the question asked, and the result is a genuine clean one.</w:t>
+      </w:r>
+    </w:p>
+    <w:p>
+      <w:pPr>
+        <w:widowControl/>
+        <w:spacing w:after="80"/>
+      </w:pPr>
+      <w:r>
+        <w:t>The scanner separates the two with a control request for the site's home page, a page nobody has reason to deny. If the home page answers normally while the sensitive paths are refused, the server was talking to us throughout and the refusals are deliberate access control: the check is recorded as assessed and clean, and the report says so in words. If the home page is refused as well, the target is genuinely walled off, and the check is recorded as not assessed as described above. Checks that ask what something IS rather than whether it is reachable - security headers, software versions, cookie flags, payment page handling - gain nothing from a 403 and are always treated as not assessed when refused.</w:t>
+      </w:r>
+    </w:p>
+    <w:p>
+      <w:pPr>
+        <w:widowControl/>
+        <w:spacing w:after="80"/>
+      </w:pPr>
+      <w:r>
+        <w:rPr>
+          <w:b/>
+          <w:color w:val="003399"/>
+        </w:rPr>
+        <w:t xml:space="preserve">NOTE: </w:t>
+      </w:r>
+      <w:r>
+        <w:t>This distinction also governs the WAF card. Because a wholly blinded check is evidence of a blocking layer, treating correct hardening as blindness previously caused the report to announce active blocking on sites that had no WAF at all - while simultaneously withholding credit for the hardening. Both readings are now correct: good configuration is credited, and a genuine absence of a WAF is still charged for.</w:t>
       </w:r>
     </w:p>
     <w:p>

--- a/security_scanner/Phishield_Cyber_Risk_Scanner_User_Manual.docx
+++ b/security_scanner/Phishield_Cyber_Risk_Scanner_User_Manual.docx
@@ -12327,6 +12327,53 @@
       </w:r>
       <w:r>
         <w:t>This distinction also governs the WAF card. Because a wholly blinded check is evidence of a blocking layer, treating correct hardening as blindness previously caused the report to announce active blocking on sites that had no WAF at all - while simultaneously withholding credit for the hardening. Both readings are now correct: good configuration is credited, and a genuine absence of a WAF is still charged for.</w:t>
+      </w:r>
+    </w:p>
+    <w:p>
+      <w:pPr>
+        <w:widowControl/>
+        <w:spacing w:after="80"/>
+      </w:pPr>
+      <w:r>
+        <w:rPr>
+          <w:b/>
+        </w:rPr>
+        <w:t>Rate limiting is not a web application firewall</w:t>
+      </w:r>
+      <w:r/>
+    </w:p>
+    <w:p>
+      <w:pPr>
+        <w:widowControl/>
+        <w:spacing w:after="80"/>
+      </w:pPr>
+      <w:r>
+        <w:t>A related question comes up whenever a scan slows down: the target started refusing requests part-way through, so does it have a firewall? Usually not. Rate limiting is available from an ordinary web server (nginx and Apache both ship it), from the application framework, from shared-hosting defaults, and from any load balancer. It is a protection, but it is not evidence of a web application firewall specifically, and the report does not treat it as one.</w:t>
+      </w:r>
+    </w:p>
+    <w:p>
+      <w:pPr>
+        <w:widowControl/>
+        <w:spacing w:after="80"/>
+      </w:pPr>
+      <w:r>
+        <w:t>The response code separates the two cases, and the scanner now distinguishes them. HTTP 429, Too Many Requests, is a deliberate policy declining to serve us and is recorded as such. HTTP 503, Service Unavailable, usually means the origin ran out of capacity - its worker pool was exhausted - and a busy assessment is itself a common cause. The second is a symptom, frequently one the scan provoked, so it reduces coverage and is reported honestly as reduced coverage, but it is never offered as evidence that a security control exists.</w:t>
+      </w:r>
+    </w:p>
+    <w:p>
+      <w:pPr>
+        <w:widowControl/>
+        <w:spacing w:after="80"/>
+      </w:pPr>
+      <w:r>
+        <w:rPr>
+          <w:b/>
+          <w:color w:val="B40000"/>
+        </w:rPr>
+        <w:t xml:space="preserve">WARNING: </w:t>
+      </w:r>
+      <w:r>
+        <w:t>Repeated scans of the same domain in quick succession can provoke this on smaller sites and will degrade the result. Where several assessments of one target are needed, space them out rather than running them back to back.</w:t>
       </w:r>
     </w:p>
     <w:p>

--- a/security_scanner/Phishield_Cyber_Risk_Scanner_User_Manual.docx
+++ b/security_scanner/Phishield_Cyber_Risk_Scanner_User_Manual.docx
@@ -5069,6 +5069,39 @@
     </w:p>
     <w:p>
       <w:pPr>
+        <w:widowControl/>
+        <w:spacing w:after="80"/>
+      </w:pPr>
+      <w:r>
+        <w:rPr>
+          <w:b/>
+        </w:rPr>
+        <w:t xml:space="preserve">Whose exposure is it? </w:t>
+      </w:r>
+      <w:r>
+        <w:t>On shared or managed hosting the database ports belong to the platform, not to the client. They listen for every tenant on the machine and would be open whether that client has ten databases or none, so charging the finding to the insured overstates their own attack surface and produces a remediation instruction they have no ability to carry out. Reverse DNS and network ownership cannot separate the two cases, because the larger providers sell both customer-operated servers and managed hosting from the same address space under the same name.</w:t>
+      </w:r>
+    </w:p>
+    <w:p>
+      <w:pPr>
+        <w:widowControl/>
+        <w:spacing w:after="80"/>
+      </w:pPr>
+      <w:r>
+        <w:t>The scanner distinguishes them by the certificate the server presents when a connection is opened without naming a host. That default certificate is the platform's own identity: a single-tenant server presents the client's certificate either way, whereas a multi-tenant platform presents the provider's and serves the client's only once the connection names them. Where the default certificate does not cover the insured's domain, the host is treated as vendor-operated and its exposures are reported as a supply-chain dependency rather than as the client's own. A real August 2026 assessment reached a hosting platform whose default certificate belonged to the provider while the client held a single virtual host on it; the exposed database services were the provider's to close.</w:t>
+      </w:r>
+    </w:p>
+    <w:p>
+      <w:pPr>
+        <w:widowControl/>
+        <w:spacing w:after="80"/>
+      </w:pPr>
+      <w:r>
+        <w:t>The test is applied only when it returns a clear answer. If the certificate cannot be read the host keeps its existing classification and remains fully scanned, because wrongly re-homing a client's own server to a vendor would quietly remove genuine exposures from the assessment. The finding still matters to an underwriter either way; what changes is who is accountable for it and what the client can reasonably be asked to do.</w:t>
+      </w:r>
+    </w:p>
+    <w:p>
+      <w:pPr>
         <w:keepNext/>
         <w:spacing w:before="200" w:after="60"/>
       </w:pPr>
@@ -6366,7 +6399,7 @@
         <w:t xml:space="preserve">NOTE: </w:t>
       </w:r>
       <w:r>
-        <w:t>Version-confirmation gating. Where a CVE is inferred from an open port or a service template rather than from a confirmed software version, the scanner marks it as version-unconfirmed and the report presents it as a potential, unconfirmed finding. When a detected service banner names a different product than a templated CVE assumes (for example a Pure-FTPd banner on a port whose template lists ProFTPD vulnerabilities), that CVE is dropped rather than shown. The CISA KEV 'actively exploited' badge is displayed only for CVEs that survive this gating, so a well-defended host is not tagged with exploited-CVE warnings it does not actually carry.</w:t>
+        <w:t>Version-confirmation gating. Where a CVE is inferred from an open port or a service template rather than from a confirmed software version, the scanner marks it as version-unconfirmed and the report presents it as a potential, unconfirmed finding. When a detected service banner names a different product than a templated CVE assumes (for example a Pure-FTPd banner on a port whose template lists ProFTPD vulnerabilities), that CVE is dropped rather than shown. The CISA KEV 'actively exploited' badge is displayed only for CVEs that survive this gating, so a well-defended host is not tagged with exploited-CVE warnings it does not actually carry. Vulnerabilities supplied by an external intelligence source are held to the same standard but reported differently. Those lists are derived from software fingerprints the provider infers from a banner, and they are frequently wrong about version: one August 2026 scan carried a MariaDB advisory affecting releases before 10.1.30 against a server whose own banner reported 10.11.18. Such a finding is now labelled either externally reported, version not confirmed, or version contradicted, the latter naming both the version in which the issue was fixed and the version the host actually reports. The finding is never silently removed. Suppressing it on an automated reading of an advisory's prose risks discarding a real vulnerability, so the scanner states how far the claim was corroborated and leaves the judgement visible.</w:t>
       </w:r>
     </w:p>
     <w:p>
@@ -12230,6 +12263,24 @@
       </w:pPr>
       <w:r>
         <w:t>NOT ASSESSED - the checker could not look at all. A web application firewall refused every probe, an API key was absent or out of credit, or the host did not answer. No verdict is possible, so none is given.</w:t>
+      </w:r>
+    </w:p>
+    <w:p>
+      <w:pPr>
+        <w:widowControl/>
+        <w:spacing w:after="80"/>
+      </w:pPr>
+      <w:r>
+        <w:t>A fourth case sits inside the third and is easy to miss. A check can be switched off deliberately by the operator, and it can be switched off FOR the operator by a fault elsewhere in the system. Those two look identical in the stored result and must not be graded the same way. In August 2026 a failing credit check on a credential provider caused the assessment console to disable that provider's tick box; the next seven scans ran with no credential search at all, and because the system recorded them as an operator's choice they were still certified as complete. The scanner now records WHY a check was skipped. An operator's own decision remains benign; a skip that some other failure imposed is graded as a failed check, so the scan stops presenting itself as a full assessment.</w:t>
+      </w:r>
+    </w:p>
+    <w:p>
+      <w:pPr>
+        <w:widowControl/>
+        <w:spacing w:after="80"/>
+      </w:pPr>
+      <w:r>
+        <w:t>The same rule governs the attacker's-view kill chain. Each phase is built from counts - staff addresses in breach data, stolen credentials, infected devices - and a provider that never ran reports those counts as zero. Read naively, an estate nobody searched produces a green phase. Any phase whose verdict depends on evidence the scan could not gather is now shown as UNKNOWN in grey, never green, and the findings list states which source was not consulted. A phase already rated critical on other evidence keeps that rating: missing credential data cannot make a confirmed exposure less certain.</w:t>
       </w:r>
     </w:p>
     <w:p>
